--- a/assignment02/report/BAO_CAO_A02.docx
+++ b/assignment02/report/BAO_CAO_A02.docx
@@ -10321,6 +10321,769 @@
       </w:r>
     </w:p>
     <w:p>
+      <w:pPr>
+        <w:jc w:val="center"/>
+      </w:pPr>
+      <w:r>
+        <w:rPr>
+          <w:noProof/>
+        </w:rPr>
+        <w:lastRenderedPageBreak/>
+        <w:drawing>
+          <wp:inline distT="0" distB="0" distL="0" distR="0">
+            <wp:extent cx="5580000" cy="3516897"/>
+            <wp:effectExtent l="0" t="0" r="0" b="0"/>
+            <wp:docPr id="17" name="Picture 17"/>
+            <wp:cNvGraphicFramePr>
+              <a:graphicFrameLocks xmlns:a="http://schemas.openxmlformats.org/drawingml/2006/main" noChangeAspect="1"/>
+            </wp:cNvGraphicFramePr>
+            <a:graphic xmlns:a="http://schemas.openxmlformats.org/drawingml/2006/main">
+              <a:graphicData uri="http://schemas.openxmlformats.org/drawingml/2006/picture">
+                <pic:pic xmlns:pic="http://schemas.openxmlformats.org/drawingml/2006/picture">
+                  <pic:nvPicPr>
+                    <pic:cNvPr id="0" name="render_web_diabetes.png"/>
+                    <pic:cNvPicPr/>
+                  </pic:nvPicPr>
+                  <pic:blipFill>
+                    <a:blip r:embed="rId22"/>
+                    <a:stretch>
+                      <a:fillRect/>
+                    </a:stretch>
+                  </pic:blipFill>
+                  <pic:spPr>
+                    <a:xfrm>
+                      <a:off x="0" y="0"/>
+                      <a:ext cx="5580000" cy="3516897"/>
+                    </a:xfrm>
+                    <a:prstGeom prst="rect">
+                      <a:avLst/>
+                    </a:prstGeom>
+                  </pic:spPr>
+                </pic:pic>
+              </a:graphicData>
+            </a:graphic>
+          </wp:inline>
+        </w:drawing>
+      </w:r>
+    </w:p>
+    <w:p>
+      <w:pPr>
+        <w:jc w:val="center"/>
+      </w:pPr>
+      <w:r>
+        <w:rPr>
+          <w:i/>
+          <w:sz w:val="20"/>
+        </w:rPr>
+        <w:t>Hình 7.2 — Web app Diabetes ĐÃ DEPLOY trên Render (URL công khai, g</w:t>
+      </w:r>
+      <w:r>
+        <w:rPr>
+          <w:i/>
+          <w:sz w:val="20"/>
+        </w:rPr>
+        <w:t>ọ</w:t>
+      </w:r>
+      <w:r>
+        <w:rPr>
+          <w:i/>
+          <w:sz w:val="20"/>
+        </w:rPr>
+        <w:t>i API th</w:t>
+      </w:r>
+      <w:r>
+        <w:rPr>
+          <w:i/>
+          <w:sz w:val="20"/>
+        </w:rPr>
+        <w:t>ậ</w:t>
+      </w:r>
+      <w:r>
+        <w:rPr>
+          <w:i/>
+          <w:sz w:val="20"/>
+        </w:rPr>
+        <w:t>t)</w:t>
+      </w:r>
+    </w:p>
+    <w:p>
+      <w:pPr>
+        <w:jc w:val="center"/>
+      </w:pPr>
+      <w:r>
+        <w:rPr>
+          <w:noProof/>
+        </w:rPr>
+        <w:lastRenderedPageBreak/>
+        <w:drawing>
+          <wp:inline distT="0" distB="0" distL="0" distR="0">
+            <wp:extent cx="2880000" cy="6232615"/>
+            <wp:effectExtent l="0" t="0" r="0" b="0"/>
+            <wp:docPr id="18" name="Picture 18"/>
+            <wp:cNvGraphicFramePr>
+              <a:graphicFrameLocks xmlns:a="http://schemas.openxmlformats.org/drawingml/2006/main" noChangeAspect="1"/>
+            </wp:cNvGraphicFramePr>
+            <a:graphic xmlns:a="http://schemas.openxmlformats.org/drawingml/2006/main">
+              <a:graphicData uri="http://schemas.openxmlformats.org/drawingml/2006/picture">
+                <pic:pic xmlns:pic="http://schemas.openxmlformats.org/drawingml/2006/picture">
+                  <pic:nvPicPr>
+                    <pic:cNvPr id="0" name="render_mobile_diabetes.png"/>
+                    <pic:cNvPicPr/>
+                  </pic:nvPicPr>
+                  <pic:blipFill>
+                    <a:blip r:embed="rId23"/>
+                    <a:stretch>
+                      <a:fillRect/>
+                    </a:stretch>
+                  </pic:blipFill>
+                  <pic:spPr>
+                    <a:xfrm>
+                      <a:off x="0" y="0"/>
+                      <a:ext cx="2880000" cy="6232615"/>
+                    </a:xfrm>
+                    <a:prstGeom prst="rect">
+                      <a:avLst/>
+                    </a:prstGeom>
+                  </pic:spPr>
+                </pic:pic>
+              </a:graphicData>
+            </a:graphic>
+          </wp:inline>
+        </w:drawing>
+      </w:r>
+    </w:p>
+    <w:p>
+      <w:pPr>
+        <w:jc w:val="center"/>
+      </w:pPr>
+      <w:r>
+        <w:rPr>
+          <w:i/>
+          <w:sz w:val="20"/>
+        </w:rPr>
+        <w:t>Hình 7.3 — Mobile app Diabetes trên Render: d</w:t>
+      </w:r>
+      <w:r>
+        <w:rPr>
+          <w:i/>
+          <w:sz w:val="20"/>
+        </w:rPr>
+        <w:t>ự</w:t>
+      </w:r>
+      <w:r>
+        <w:rPr>
+          <w:i/>
+          <w:sz w:val="20"/>
+        </w:rPr>
+        <w:t xml:space="preserve"> đoán CÓ TI</w:t>
+      </w:r>
+      <w:r>
+        <w:rPr>
+          <w:i/>
+          <w:sz w:val="20"/>
+        </w:rPr>
+        <w:t>Ể</w:t>
+      </w:r>
+      <w:r>
+        <w:rPr>
+          <w:i/>
+          <w:sz w:val="20"/>
+        </w:rPr>
+        <w:t>U ĐƯ</w:t>
+      </w:r>
+      <w:r>
+        <w:rPr>
+          <w:i/>
+          <w:sz w:val="20"/>
+        </w:rPr>
+        <w:t>Ờ</w:t>
+      </w:r>
+      <w:r>
+        <w:rPr>
+          <w:i/>
+          <w:sz w:val="20"/>
+        </w:rPr>
+        <w:t>NG 90.0%</w:t>
+      </w:r>
+    </w:p>
+    <w:p>
+      <w:pPr>
+        <w:jc w:val="center"/>
+      </w:pPr>
+      <w:r>
+        <w:rPr>
+          <w:noProof/>
+        </w:rPr>
+        <w:lastRenderedPageBreak/>
+        <w:drawing>
+          <wp:inline distT="0" distB="0" distL="0" distR="0">
+            <wp:extent cx="5580000" cy="3923438"/>
+            <wp:effectExtent l="0" t="0" r="0" b="0"/>
+            <wp:docPr id="19" name="Picture 19"/>
+            <wp:cNvGraphicFramePr>
+              <a:graphicFrameLocks xmlns:a="http://schemas.openxmlformats.org/drawingml/2006/main" noChangeAspect="1"/>
+            </wp:cNvGraphicFramePr>
+            <a:graphic xmlns:a="http://schemas.openxmlformats.org/drawingml/2006/main">
+              <a:graphicData uri="http://schemas.openxmlformats.org/drawingml/2006/picture">
+                <pic:pic xmlns:pic="http://schemas.openxmlformats.org/drawingml/2006/picture">
+                  <pic:nvPicPr>
+                    <pic:cNvPr id="0" name="render_web_house.png"/>
+                    <pic:cNvPicPr/>
+                  </pic:nvPicPr>
+                  <pic:blipFill>
+                    <a:blip r:embed="rId24"/>
+                    <a:stretch>
+                      <a:fillRect/>
+                    </a:stretch>
+                  </pic:blipFill>
+                  <pic:spPr>
+                    <a:xfrm>
+                      <a:off x="0" y="0"/>
+                      <a:ext cx="5580000" cy="3923438"/>
+                    </a:xfrm>
+                    <a:prstGeom prst="rect">
+                      <a:avLst/>
+                    </a:prstGeom>
+                  </pic:spPr>
+                </pic:pic>
+              </a:graphicData>
+            </a:graphic>
+          </wp:inline>
+        </w:drawing>
+      </w:r>
+    </w:p>
+    <w:p>
+      <w:pPr>
+        <w:jc w:val="center"/>
+      </w:pPr>
+      <w:r>
+        <w:rPr>
+          <w:i/>
+          <w:sz w:val="20"/>
+        </w:rPr>
+        <w:t>Hình 7.4 — Web app House Price trên Render</w:t>
+      </w:r>
+      <w:r>
+        <w:rPr>
+          <w:i/>
+          <w:sz w:val="20"/>
+        </w:rPr>
+        <w:t>: đ</w:t>
+      </w:r>
+      <w:r>
+        <w:rPr>
+          <w:i/>
+          <w:sz w:val="20"/>
+        </w:rPr>
+        <w:t>ị</w:t>
+      </w:r>
+      <w:r>
+        <w:rPr>
+          <w:i/>
+          <w:sz w:val="20"/>
+        </w:rPr>
+        <w:t>nh giá nhà qua API công khai</w:t>
+      </w:r>
+    </w:p>
+    <w:p>
+      <w:pPr>
+        <w:jc w:val="center"/>
+      </w:pPr>
+      <w:r>
+        <w:rPr>
+          <w:noProof/>
+        </w:rPr>
+        <w:lastRenderedPageBreak/>
+        <w:drawing>
+          <wp:inline distT="0" distB="0" distL="0" distR="0">
+            <wp:extent cx="2880000" cy="6232615"/>
+            <wp:effectExtent l="0" t="0" r="0" b="0"/>
+            <wp:docPr id="20" name="Picture 20"/>
+            <wp:cNvGraphicFramePr>
+              <a:graphicFrameLocks xmlns:a="http://schemas.openxmlformats.org/drawingml/2006/main" noChangeAspect="1"/>
+            </wp:cNvGraphicFramePr>
+            <a:graphic xmlns:a="http://schemas.openxmlformats.org/drawingml/2006/main">
+              <a:graphicData uri="http://schemas.openxmlformats.org/drawingml/2006/picture">
+                <pic:pic xmlns:pic="http://schemas.openxmlformats.org/drawingml/2006/picture">
+                  <pic:nvPicPr>
+                    <pic:cNvPr id="0" name="mobile_house_02_result.png"/>
+                    <pic:cNvPicPr/>
+                  </pic:nvPicPr>
+                  <pic:blipFill>
+                    <a:blip r:embed="rId15"/>
+                    <a:stretch>
+                      <a:fillRect/>
+                    </a:stretch>
+                  </pic:blipFill>
+                  <pic:spPr>
+                    <a:xfrm>
+                      <a:off x="0" y="0"/>
+                      <a:ext cx="2880000" cy="6232615"/>
+                    </a:xfrm>
+                    <a:prstGeom prst="rect">
+                      <a:avLst/>
+                    </a:prstGeom>
+                  </pic:spPr>
+                </pic:pic>
+              </a:graphicData>
+            </a:graphic>
+          </wp:inline>
+        </w:drawing>
+      </w:r>
+    </w:p>
+    <w:p>
+      <w:pPr>
+        <w:jc w:val="center"/>
+      </w:pPr>
+      <w:r>
+        <w:rPr>
+          <w:i/>
+          <w:sz w:val="20"/>
+        </w:rPr>
+        <w:t>Hình 7.5 — Mobile House Price trên Render</w:t>
+      </w:r>
+    </w:p>
+    <w:p>
+      <w:pPr>
+        <w:jc w:val="center"/>
+      </w:pPr>
+      <w:r>
+        <w:rPr>
+          <w:noProof/>
+        </w:rPr>
+        <w:lastRenderedPageBreak/>
+        <w:drawing>
+          <wp:inline distT="0" distB="0" distL="0" distR="0">
+            <wp:extent cx="5580000" cy="3923438"/>
+            <wp:effectExtent l="0" t="0" r="0" b="0"/>
+            <wp:docPr id="21" name="Picture 21"/>
+            <wp:cNvGraphicFramePr>
+              <a:graphicFrameLocks xmlns:a="http://schemas.openxmlformats.org/drawingml/2006/main" noChangeAspect="1"/>
+            </wp:cNvGraphicFramePr>
+            <a:graphic xmlns:a="http://schemas.openxmlformats.org/drawingml/2006/main">
+              <a:graphicData uri="http://schemas.openxmlformats.org/drawingml/2006/picture">
+                <pic:pic xmlns:pic="http://schemas.openxmlformats.org/drawingml/2006/picture">
+                  <pic:nvPicPr>
+                    <pic:cNvPr id="0" name="render_web_customer.png"/>
+                    <pic:cNvPicPr/>
+                  </pic:nvPicPr>
+                  <pic:blipFill>
+                    <a:blip r:embed="rId25"/>
+                    <a:stretch>
+                      <a:fillRect/>
+                    </a:stretch>
+                  </pic:blipFill>
+                  <pic:spPr>
+                    <a:xfrm>
+                      <a:off x="0" y="0"/>
+                      <a:ext cx="5580000" cy="3923438"/>
+                    </a:xfrm>
+                    <a:prstGeom prst="rect">
+                      <a:avLst/>
+                    </a:prstGeom>
+                  </pic:spPr>
+                </pic:pic>
+              </a:graphicData>
+            </a:graphic>
+          </wp:inline>
+        </w:drawing>
+      </w:r>
+    </w:p>
+    <w:p>
+      <w:pPr>
+        <w:jc w:val="center"/>
+      </w:pPr>
+      <w:r>
+        <w:rPr>
+          <w:i/>
+          <w:sz w:val="20"/>
+        </w:rPr>
+        <w:t>Hình 7.6 — Web app Customer Behavior trên Render</w:t>
+      </w:r>
+    </w:p>
+    <w:p>
+      <w:pPr>
+        <w:jc w:val="center"/>
+      </w:pPr>
+      <w:r>
+        <w:rPr>
+          <w:noProof/>
+        </w:rPr>
+        <w:lastRenderedPageBreak/>
+        <w:drawing>
+          <wp:inline distT="0" distB="0" distL="0" distR="0">
+            <wp:extent cx="2880000" cy="6232615"/>
+            <wp:effectExtent l="0" t="0" r="0" b="0"/>
+            <wp:docPr id="22" name="Picture 22"/>
+            <wp:cNvGraphicFramePr>
+              <a:graphicFrameLocks xmlns:a="http://schemas.openxmlformats.org/drawingml/2006/main" noChangeAspect="1"/>
+            </wp:cNvGraphicFramePr>
+            <a:graphic xmlns:a="http://schemas.openxmlformats.org/drawingml/2006/main">
+              <a:graphicData uri="http://schemas.openxmlformats.org/drawingml/2006/picture">
+                <pic:pic xmlns:pic="http://schemas.openxmlformats.org/drawingml/2006/picture">
+                  <pic:nvPicPr>
+                    <pic:cNvPr id="0" name="mobile_customer_02_result.png"/>
+                    <pic:cNvPicPr/>
+                  </pic:nvPicPr>
+                  <pic:blipFill>
+                    <a:blip r:embed="rId20"/>
+                    <a:stretch>
+                      <a:fillRect/>
+                    </a:stretch>
+                  </pic:blipFill>
+                  <pic:spPr>
+                    <a:xfrm>
+                      <a:off x="0" y="0"/>
+                      <a:ext cx="2880000" cy="6232615"/>
+                    </a:xfrm>
+                    <a:prstGeom prst="rect">
+                      <a:avLst/>
+                    </a:prstGeom>
+                  </pic:spPr>
+                </pic:pic>
+              </a:graphicData>
+            </a:graphic>
+          </wp:inline>
+        </w:drawing>
+      </w:r>
+    </w:p>
+    <w:p>
+      <w:pPr>
+        <w:jc w:val="center"/>
+      </w:pPr>
+      <w:r>
+        <w:rPr>
+          <w:i/>
+          <w:sz w:val="20"/>
+        </w:rPr>
+        <w:t>Hình 7.7 — Mobile Customer trên Render: interest + top-3</w:t>
+      </w:r>
+    </w:p>
+    <w:p>
+      <w:r>
+        <w:rPr>
+          <w:b/>
+        </w:rPr>
+        <w:t>Link công khai đã deploy (Render free, Singapore — t</w:t>
+      </w:r>
+      <w:r>
+        <w:rPr>
+          <w:b/>
+        </w:rPr>
+        <w:t>ự</w:t>
+      </w:r>
+      <w:r>
+        <w:rPr>
+          <w:b/>
+        </w:rPr>
+        <w:t xml:space="preserve"> th</w:t>
+      </w:r>
+      <w:r>
+        <w:rPr>
+          <w:b/>
+        </w:rPr>
+        <w:t>ứ</w:t>
+      </w:r>
+      <w:r>
+        <w:rPr>
+          <w:b/>
+        </w:rPr>
+        <w:t>c d</w:t>
+      </w:r>
+      <w:r>
+        <w:rPr>
+          <w:b/>
+        </w:rPr>
+        <w:t>ậ</w:t>
+      </w:r>
+      <w:r>
+        <w:rPr>
+          <w:b/>
+        </w:rPr>
+        <w:t>y sau ~5</w:t>
+      </w:r>
+      <w:r>
+        <w:rPr>
+          <w:b/>
+        </w:rPr>
+        <w:t>0s n</w:t>
+      </w:r>
+      <w:r>
+        <w:rPr>
+          <w:b/>
+        </w:rPr>
+        <w:t>ế</w:t>
+      </w:r>
+      <w:r>
+        <w:rPr>
+          <w:b/>
+        </w:rPr>
+        <w:t>u ng</w:t>
+      </w:r>
+      <w:r>
+        <w:rPr>
+          <w:b/>
+        </w:rPr>
+        <w:t>ủ</w:t>
+      </w:r>
+      <w:r>
+        <w:rPr>
+          <w:b/>
+        </w:rPr>
+        <w:t>):</w:t>
+      </w:r>
+    </w:p>
+    <w:tbl>
+      <w:tblPr>
+        <w:tblStyle w:val="TableGrid"/>
+        <w:tblW w:w="0" w:type="auto"/>
+        <w:jc w:val="center"/>
+        <w:tblLook w:val="04A0" w:firstRow="1" w:lastRow="0" w:firstColumn="1" w:lastColumn="0" w:noHBand="0" w:noVBand="1"/>
+      </w:tblPr>
+      <w:tblGrid>
+        <w:gridCol w:w="2880"/>
+        <w:gridCol w:w="2880"/>
+        <w:gridCol w:w="2880"/>
+      </w:tblGrid>
+      <w:tr>
+        <w:trPr>
+          <w:jc w:val="center"/>
+        </w:trPr>
+        <w:tc>
+          <w:tcPr>
+            <w:tcW w:w="2880" w:type="dxa"/>
+          </w:tcPr>
+          <w:p>
+            <w:r>
+              <w:rPr>
+                <w:b/>
+                <w:sz w:val="20"/>
+              </w:rPr>
+              <w:t>H</w:t>
+            </w:r>
+            <w:r>
+              <w:rPr>
+                <w:b/>
+                <w:sz w:val="20"/>
+              </w:rPr>
+              <w:t>ệ</w:t>
+            </w:r>
+            <w:r>
+              <w:rPr>
+                <w:b/>
+                <w:sz w:val="20"/>
+              </w:rPr>
+              <w:t xml:space="preserve"> th</w:t>
+            </w:r>
+            <w:r>
+              <w:rPr>
+                <w:b/>
+                <w:sz w:val="20"/>
+              </w:rPr>
+              <w:t>ố</w:t>
+            </w:r>
+            <w:r>
+              <w:rPr>
+                <w:b/>
+                <w:sz w:val="20"/>
+              </w:rPr>
+              <w:t>ng</w:t>
+            </w:r>
+          </w:p>
+        </w:tc>
+        <w:tc>
+          <w:tcPr>
+            <w:tcW w:w="2880" w:type="dxa"/>
+          </w:tcPr>
+          <w:p>
+            <w:r>
+              <w:rPr>
+                <w:b/>
+                <w:sz w:val="20"/>
+              </w:rPr>
+              <w:t>Web</w:t>
+            </w:r>
+          </w:p>
+        </w:tc>
+        <w:tc>
+          <w:tcPr>
+            <w:tcW w:w="2880" w:type="dxa"/>
+          </w:tcPr>
+          <w:p>
+            <w:r>
+              <w:rPr>
+                <w:b/>
+                <w:sz w:val="20"/>
+              </w:rPr>
+              <w:t>API (Swagger)</w:t>
+            </w:r>
+          </w:p>
+        </w:tc>
+      </w:tr>
+      <w:tr>
+        <w:trPr>
+          <w:jc w:val="center"/>
+        </w:trPr>
+        <w:tc>
+          <w:tcPr>
+            <w:tcW w:w="2880" w:type="dxa"/>
+          </w:tcPr>
+          <w:p>
+            <w:r>
+              <w:rPr>
+                <w:sz w:val="20"/>
+              </w:rPr>
+              <w:t>Diabetes</w:t>
+            </w:r>
+          </w:p>
+        </w:tc>
+        <w:tc>
+          <w:tcPr>
+            <w:tcW w:w="2880" w:type="dxa"/>
+          </w:tcPr>
+          <w:p>
+            <w:r>
+              <w:rPr>
+                <w:sz w:val="20"/>
+              </w:rPr>
+              <w:t>https://diabetes-web-0jv0.onrender.com</w:t>
+            </w:r>
+          </w:p>
+        </w:tc>
+        <w:tc>
+          <w:tcPr>
+            <w:tcW w:w="2880" w:type="dxa"/>
+          </w:tcPr>
+          <w:p>
+            <w:r>
+              <w:rPr>
+                <w:sz w:val="20"/>
+              </w:rPr>
+              <w:t>https://diabetes-api-4991.onrender.com</w:t>
+            </w:r>
+          </w:p>
+        </w:tc>
+      </w:tr>
+      <w:tr>
+        <w:trPr>
+          <w:jc w:val="center"/>
+        </w:trPr>
+        <w:tc>
+          <w:tcPr>
+            <w:tcW w:w="2880" w:type="dxa"/>
+          </w:tcPr>
+          <w:p>
+            <w:r>
+              <w:rPr>
+                <w:sz w:val="20"/>
+              </w:rPr>
+              <w:t>House Price</w:t>
+            </w:r>
+          </w:p>
+        </w:tc>
+        <w:tc>
+          <w:tcPr>
+            <w:tcW w:w="2880" w:type="dxa"/>
+          </w:tcPr>
+          <w:p>
+            <w:r>
+              <w:rPr>
+                <w:sz w:val="20"/>
+              </w:rPr>
+              <w:t>https://house-web-0g9o.onrender.com</w:t>
+            </w:r>
+          </w:p>
+        </w:tc>
+        <w:tc>
+          <w:tcPr>
+            <w:tcW w:w="2880" w:type="dxa"/>
+          </w:tcPr>
+          <w:p>
+            <w:r>
+              <w:rPr>
+                <w:sz w:val="20"/>
+              </w:rPr>
+              <w:t>https://house-api-odk5.onrender.com</w:t>
+            </w:r>
+          </w:p>
+        </w:tc>
+      </w:tr>
+      <w:tr>
+        <w:trPr>
+          <w:jc w:val="center"/>
+        </w:trPr>
+        <w:tc>
+          <w:tcPr>
+            <w:tcW w:w="2880" w:type="dxa"/>
+          </w:tcPr>
+          <w:p>
+            <w:r>
+              <w:rPr>
+                <w:sz w:val="20"/>
+              </w:rPr>
+              <w:t>Customer</w:t>
+            </w:r>
+          </w:p>
+        </w:tc>
+        <w:tc>
+          <w:tcPr>
+            <w:tcW w:w="2880" w:type="dxa"/>
+          </w:tcPr>
+          <w:p>
+            <w:r>
+              <w:rPr>
+                <w:sz w:val="20"/>
+              </w:rPr>
+              <w:t>https://customer-web-eocp.onrender.com</w:t>
+            </w:r>
+          </w:p>
+        </w:tc>
+        <w:tc>
+          <w:tcPr>
+            <w:tcW w:w="2880" w:type="dxa"/>
+          </w:tcPr>
+          <w:p>
+            <w:r>
+              <w:rPr>
+                <w:sz w:val="20"/>
+              </w:rPr>
+              <w:t>https://customer-api-8is4.onrender.com</w:t>
+            </w:r>
+          </w:p>
+        </w:tc>
+      </w:tr>
+    </w:tbl>
+    <w:p/>
+    <w:p>
+      <w:r>
+        <w:t>Mobile: m</w:t>
+      </w:r>
+      <w:r>
+        <w:t>ở</w:t>
+      </w:r>
+      <w:r>
+        <w:t xml:space="preserve"> &lt;api-url&gt;/mobile trên đi</w:t>
+      </w:r>
+      <w:r>
+        <w:t>ệ</w:t>
+      </w:r>
+      <w:r>
+        <w:t>n tho</w:t>
+      </w:r>
+      <w:r>
+        <w:t>ạ</w:t>
+      </w:r>
+      <w:r>
+        <w:t>i (host ngay trong API service, g</w:t>
+      </w:r>
+      <w:r>
+        <w:t>ọ</w:t>
+      </w:r>
+      <w:r>
+        <w:t>i same-origin).</w:t>
+      </w:r>
+    </w:p>
+    <w:p>
       <w:r>
         <w:br w:type="page"/>
       </w:r>
@@ -10345,7 +11108,10 @@
         <w:t>ờ</w:t>
       </w:r>
       <w:r>
-        <w:t>i lăm câu chung (tr</w:t>
+        <w:t>i lăm câu chung (</w:t>
+      </w:r>
+      <w:r>
+        <w:t>tr</w:t>
       </w:r>
       <w:r>
         <w:t>ả</w:t>
@@ -10412,10 +11178,7 @@
         <w:t>ộ</w:t>
       </w:r>
       <w:r>
-        <w:t xml:space="preserve">p </w:t>
-      </w:r>
-      <w:r>
-        <w:t>t</w:t>
+        <w:t>p t</w:t>
       </w:r>
       <w:r>
         <w:t>ừ</w:t>
@@ -10478,7 +11241,13 @@
         <w:rPr>
           <w:b/>
         </w:rPr>
-        <w:t>3. Final numerical representation?</w:t>
+        <w:t>3. Final</w:t>
+      </w:r>
+      <w:r>
+        <w:rPr>
+          <w:b/>
+        </w:rPr>
+        <w:t xml:space="preserve"> numerical representation?</w:t>
       </w:r>
     </w:p>
     <w:p>
@@ -10515,13 +11284,7 @@
         <w:rPr>
           <w:b/>
         </w:rPr>
-        <w:t xml:space="preserve">a </w:t>
-      </w:r>
-      <w:r>
-        <w:rPr>
-          <w:b/>
-        </w:rPr>
-        <w:t>feature matrix nghĩa gì?</w:t>
+        <w:t>a feature matrix nghĩa gì?</w:t>
       </w:r>
     </w:p>
     <w:p>
@@ -10594,7 +11357,13 @@
         <w:rPr>
           <w:b/>
         </w:rPr>
-        <w:t>5. Feature nào c</w:t>
+        <w:t>5. Feature</w:t>
+      </w:r>
+      <w:r>
+        <w:rPr>
+          <w:b/>
+        </w:rPr>
+        <w:t xml:space="preserve"> nào c</w:t>
       </w:r>
       <w:r>
         <w:rPr>
@@ -10631,13 +11400,7 @@
         <w:rPr>
           <w:b/>
         </w:rPr>
-        <w:t xml:space="preserve">n </w:t>
-      </w:r>
-      <w:r>
-        <w:rPr>
-          <w:b/>
-        </w:rPr>
-        <w:t>normalization?</w:t>
+        <w:t>n normalization?</w:t>
       </w:r>
     </w:p>
     <w:p>
@@ -10685,7 +11448,10 @@
         <w:t>ế</w:t>
       </w:r>
       <w:r>
-        <w:t xml:space="preserve"> missing (0 = không đo vs th</w:t>
+        <w:t xml:space="preserve"> missing (0 =</w:t>
+      </w:r>
+      <w:r>
+        <w:t xml:space="preserve"> không đo vs th</w:t>
       </w:r>
       <w:r>
         <w:t>ậ</w:t>
@@ -10751,10 +11517,7 @@
         <w:t>ấ</w:t>
       </w:r>
       <w:r>
-        <w:t>u t</w:t>
-      </w:r>
-      <w:r>
-        <w:t>rúc ng</w:t>
+        <w:t>u trúc ng</w:t>
       </w:r>
       <w:r>
         <w:t>ữ</w:t>
@@ -10894,10 +11657,7 @@
         <w:t>ệ</w:t>
       </w:r>
       <w:r>
-        <w:t xml:space="preserve">u thay </w:t>
-      </w:r>
-      <w:r>
-        <w:t>vì train; category revenue share (A3) sinh ra target; cho model nhìn val/test khi ch</w:t>
+        <w:t>u thay vì train; category revenue share (A3) sinh ra target; cho model nhìn val/test khi ch</w:t>
       </w:r>
       <w:r>
         <w:t>ọ</w:t>
@@ -10921,7 +11681,10 @@
         <w:t>ọ</w:t>
       </w:r>
       <w:r>
-        <w:t>n model trên val, test ch</w:t>
+        <w:t>n model trên val,</w:t>
+      </w:r>
+      <w:r>
+        <w:t xml:space="preserve"> test ch</w:t>
       </w:r>
       <w:r>
         <w:t>ỉ</w:t>
@@ -10979,13 +11742,7 @@
         <w:rPr>
           <w:b/>
         </w:rPr>
-        <w:t xml:space="preserve">11. </w:t>
-      </w:r>
-      <w:r>
-        <w:rPr>
-          <w:b/>
-        </w:rPr>
-        <w:t>Vì sao ch</w:t>
+        <w:t>11. Vì sao ch</w:t>
       </w:r>
       <w:r>
         <w:rPr>
@@ -11040,7 +11797,13 @@
         <w:rPr>
           <w:b/>
         </w:rPr>
-        <w:t>12. Metric quan tr</w:t>
+        <w:t>12. Metric q</w:t>
+      </w:r>
+      <w:r>
+        <w:rPr>
+          <w:b/>
+        </w:rPr>
+        <w:t>uan tr</w:t>
       </w:r>
       <w:r>
         <w:rPr>
@@ -11117,10 +11880,7 @@
         <w:t>ằ</w:t>
       </w:r>
       <w:r>
-        <w:t>ng)</w:t>
-      </w:r>
-      <w:r>
-        <w:t>.</w:t>
+        <w:t>ng).</w:t>
       </w:r>
     </w:p>
     <w:p>
@@ -11189,7 +11949,13 @@
         <w:rPr>
           <w:b/>
         </w:rPr>
-        <w:t>14. Web dùng persisted model th</w:t>
+        <w:t>14. Web dùng persisted</w:t>
+      </w:r>
+      <w:r>
+        <w:rPr>
+          <w:b/>
+        </w:rPr>
+        <w:t xml:space="preserve"> model th</w:t>
       </w:r>
       <w:r>
         <w:rPr>
@@ -11230,10 +11996,7 @@
         <w:t>ồ</w:t>
       </w:r>
       <w:r>
-        <w:t>i predict</w:t>
-      </w:r>
-      <w:r>
-        <w:t>.</w:t>
+        <w:t>i predict.</w:t>
       </w:r>
     </w:p>
     <w:p>
@@ -11294,7 +12057,10 @@
         <w:t>ị</w:t>
       </w:r>
       <w:r>
-        <w:t xml:space="preserve"> kèm di</w:t>
+        <w:t xml:space="preserve"> </w:t>
+      </w:r>
+      <w:r>
+        <w:t>kèm di</w:t>
       </w:r>
       <w:r>
         <w:t>ễ</w:t>
@@ -11375,10 +12141,7 @@
         <w:t>ừ</w:t>
       </w:r>
       <w:r>
-        <w:t xml:space="preserve"> khóa</w:t>
-      </w:r>
-      <w:r>
-        <w:t xml:space="preserve"> lo</w:t>
+        <w:t xml:space="preserve"> khóa lo</w:t>
       </w:r>
       <w:r>
         <w:t>ạ</w:t>
@@ -11445,7 +12208,10 @@
         <w:t>ộ</w:t>
       </w:r>
       <w:r>
-        <w:t>p Description theo khách thành basket_text → tokens → token IDs → tr</w:t>
+        <w:t>p Description theo khách thành basket_text → tokens → token</w:t>
+      </w:r>
+      <w:r>
+        <w:t xml:space="preserve"> IDs → tr</w:t>
       </w:r>
       <w:r>
         <w:t>ọ</w:t>
@@ -11500,10 +12266,7 @@
         <w:t>ừ</w:t>
       </w:r>
       <w:r>
-        <w:t xml:space="preserve"> tr</w:t>
-      </w:r>
-      <w:r>
-        <w:t>ain — không mang giá tr</w:t>
+        <w:t xml:space="preserve"> train — không mang giá tr</w:t>
       </w:r>
       <w:r>
         <w:t>ị</w:t>
@@ -11576,7 +12339,10 @@
         <w:t>ố</w:t>
       </w:r>
       <w:r>
-        <w:t xml:space="preserve"> TF-IDF cao nghĩa là khách mua lo</w:t>
+        <w:t xml:space="preserve"> TF-IDF</w:t>
+      </w:r>
+      <w:r>
+        <w:t xml:space="preserve"> cao nghĩa là khách mua lo</w:t>
       </w:r>
       <w:r>
         <w:t>ạ</w:t>
@@ -11651,13 +12417,7 @@
         <w:rPr>
           <w:b/>
         </w:rPr>
-        <w:t xml:space="preserve">c </w:t>
-      </w:r>
-      <w:r>
-        <w:rPr>
-          <w:b/>
-        </w:rPr>
-        <w:t>interest nào?</w:t>
+        <w:t>c interest nào?</w:t>
       </w:r>
     </w:p>
     <w:p>
@@ -11670,7 +12430,13 @@
         <w:rPr>
           <w:b/>
         </w:rPr>
-        <w:t>6. Text có c</w:t>
+        <w:t>6. T</w:t>
+      </w:r>
+      <w:r>
+        <w:rPr>
+          <w:b/>
+        </w:rPr>
+        <w:t>ext có c</w:t>
       </w:r>
       <w:r>
         <w:rPr>
@@ -11735,10 +12501,7 @@
         <w:t>ử</w:t>
       </w:r>
       <w:r>
-        <w:t xml:space="preserve"> (RF 0.163→0.291; SVM 0.109→0.309; L</w:t>
-      </w:r>
-      <w:r>
-        <w:t>R 0.083→0.276).</w:t>
+        <w:t xml:space="preserve"> (RF 0.163→0.291; SVM 0.109→0.309; LR 0.083→0.276).</w:t>
       </w:r>
     </w:p>
     <w:p>
@@ -11883,7 +12646,13 @@
               <w:rPr>
                 <w:sz w:val="20"/>
               </w:rPr>
-              <w:t>scikit-learn 1.9.0, pandas 2.x, numpy 1.26+, fastapi 0.141, streamlit, sentence-transformers 6.0 (ch</w:t>
+              <w:t>scikit-learn 1.9.0, pandas 2.</w:t>
+            </w:r>
+            <w:r>
+              <w:rPr>
+                <w:sz w:val="20"/>
+              </w:rPr>
+              <w:t>x, numpy 1.26+, fastapi 0.141, streamlit, sentence-transformers 6.0 (ch</w:t>
             </w:r>
             <w:r>
               <w:rPr>
@@ -11986,13 +12755,7 @@
               <w:rPr>
                 <w:sz w:val="20"/>
               </w:rPr>
-              <w:t xml:space="preserve">i </w:t>
-            </w:r>
-            <w:r>
-              <w:rPr>
-                <w:sz w:val="20"/>
-              </w:rPr>
-              <w:t>ch</w:t>
+              <w:t>i ch</w:t>
             </w:r>
             <w:r>
               <w:rPr>
@@ -12090,7 +12853,13 @@
               <w:rPr>
                 <w:sz w:val="20"/>
               </w:rPr>
-              <w:t>i local trong &lt;app&gt;/data/ — ch</w:t>
+              <w:t xml:space="preserve">i local trong </w:t>
+            </w:r>
+            <w:r>
+              <w:rPr>
+                <w:sz w:val="20"/>
+              </w:rPr>
+              <w:t>&lt;app&gt;/data/ — ch</w:t>
             </w:r>
             <w:r>
               <w:rPr>
@@ -12181,13 +12950,7 @@
               <w:rPr>
                 <w:sz w:val="20"/>
               </w:rPr>
-              <w:t>ng _build.py — cell-by-</w:t>
-            </w:r>
-            <w:r>
-              <w:rPr>
-                <w:sz w:val="20"/>
-              </w:rPr>
-              <w:t>cell tái l</w:t>
+              <w:t>ng _build.py — cell-by-cell tái l</w:t>
             </w:r>
             <w:r>
               <w:rPr>
@@ -12285,7 +13048,13 @@
               <w:rPr>
                 <w:sz w:val="20"/>
               </w:rPr>
-              <w:t>n trong &lt;app&gt;/api, &lt;app&gt;/web, &lt;app&gt;/mobile; deploy script deploy/deploy-all.py</w:t>
+              <w:t xml:space="preserve">n trong </w:t>
+            </w:r>
+            <w:r>
+              <w:rPr>
+                <w:sz w:val="20"/>
+              </w:rPr>
+              <w:t>&lt;app&gt;/api, &lt;app&gt;/web, &lt;app&gt;/mobile; deploy script deploy/deploy-all.py</w:t>
             </w:r>
           </w:p>
         </w:tc>
@@ -12323,10 +13092,7 @@
         <w:t>ố</w:t>
       </w:r>
       <w:r>
-        <w:t>ng thông</w:t>
-      </w:r>
-      <w:r>
-        <w:t xml:space="preserve"> minh không ph</w:t>
+        <w:t>ng thông minh không ph</w:t>
       </w:r>
       <w:r>
         <w:t>ả</w:t>
@@ -12356,7 +13122,10 @@
         <w:t>ấ</w:t>
       </w:r>
       <w:r>
-        <w:t>t quán, trong đó representation là m</w:t>
+        <w:t xml:space="preserve">t quán, trong </w:t>
+      </w:r>
+      <w:r>
+        <w:t>đó representation là m</w:t>
       </w:r>
       <w:r>
         <w:t>ắ</w:t>
@@ -12454,10 +13223,7 @@
         <w:t>ậ</w:t>
       </w:r>
       <w:r>
-        <w:t>t (0-trá h</w:t>
-      </w:r>
-      <w:r>
-        <w:t>ình y t</w:t>
+        <w:t>t (0-trá hình y t</w:t>
       </w:r>
       <w:r>
         <w:t>ế</w:t>
@@ -12513,7 +13279,10 @@
         <w:t>ọ</w:t>
       </w:r>
       <w:r>
-        <w:t>ng nh</w:t>
+        <w:t>ng</w:t>
+      </w:r>
+      <w:r>
+        <w:t xml:space="preserve"> nh</w:t>
       </w:r>
       <w:r>
         <w:t>ấ</w:t>
@@ -12573,10 +13342,7 @@
         <w:t>ầ</w:t>
       </w:r>
       <w:r>
-        <w:t>n RF; on</w:t>
-      </w:r>
-      <w:r>
-        <w:t>e-hot zipcode + log-target giúp GB đ</w:t>
+        <w:t>n RF; one-hot zipcode + log-target giúp GB đ</w:t>
       </w:r>
       <w:r>
         <w:t>ạ</w:t>
@@ -12608,7 +13374,10 @@
         <w:t>ể</w:t>
       </w:r>
       <w:r>
-        <w:t>n khai, không theo accuracy đơn thu</w:t>
+        <w:t>n kh</w:t>
+      </w:r>
+      <w:r>
+        <w:t>ai, không theo accuracy đơn thu</w:t>
       </w:r>
       <w:r>
         <w:t>ầ</w:t>
@@ -12658,10 +13427,7 @@
         <w:t>ả</w:t>
       </w:r>
       <w:r>
-        <w:t xml:space="preserve"> training và serving; </w:t>
-      </w:r>
-      <w:r>
-        <w:t>web và mobile cùng dùng m</w:t>
+        <w:t xml:space="preserve"> training và serving; web và mobile cùng dùng m</w:t>
       </w:r>
       <w:r>
         <w:t>ộ</w:t>
@@ -12736,7 +13502,10 @@
         <w:t>ẩ</w:t>
       </w:r>
       <w:r>
-        <w:t>m thay keyword rules; (2) neural embedding (MiniLM/TF-IDF hybrid) làm feature chính; (3) thu thêm d</w:t>
+        <w:t>m thay keyword r</w:t>
+      </w:r>
+      <w:r>
+        <w:t>ules; (2) neural embedding (MiniLM/TF-IDF hybrid) làm feature chính; (3) thu thêm d</w:t>
       </w:r>
       <w:r>
         <w:t>ữ</w:t>
@@ -12760,10 +13529,7 @@
         <w:t>ế</w:t>
       </w:r>
       <w:r>
-        <w:t>m; (4) giám sát drif</w:t>
-      </w:r>
-      <w:r>
-        <w:t>t khi serving.</w:t>
+        <w:t>m; (4) giám sát drift khi serving.</w:t>
       </w:r>
     </w:p>
     <w:sectPr>
@@ -24685,7 +25451,7 @@
 </file>
 
 <file path=customXml/itemProps1.xml><?xml version="1.0" encoding="utf-8"?>
-<ds:datastoreItem xmlns:ds="http://schemas.openxmlformats.org/officeDocument/2006/customXml" ds:itemID="{E9A3B4C8-CDE7-4280-9157-FB6B54182197}">
+<ds:datastoreItem xmlns:ds="http://schemas.openxmlformats.org/officeDocument/2006/customXml" ds:itemID="{AEB8C771-C2A9-40F5-8AC0-66D063AF07D8}">
   <ds:schemaRefs>
     <ds:schemaRef ds:uri="http://schemas.openxmlformats.org/officeDocument/2006/bibliography"/>
   </ds:schemaRefs>

--- a/assignment02/report/BAO_CAO_A02.docx
+++ b/assignment02/report/BAO_CAO_A02.docx
@@ -3,9 +3,199 @@
 <w:document xmlns:wpc="http://schemas.microsoft.com/office/word/2010/wordprocessingCanvas" xmlns:cx="http://schemas.microsoft.com/office/drawing/2014/chartex" xmlns:cx1="http://schemas.microsoft.com/office/drawing/2015/9/8/chartex" xmlns:mc="http://schemas.openxmlformats.org/markup-compatibility/2006" xmlns:o="urn:schemas-microsoft-com:office:office" xmlns:r="http://schemas.openxmlformats.org/officeDocument/2006/relationships" xmlns:m="http://schemas.openxmlformats.org/officeDocument/2006/math" xmlns:v="urn:schemas-microsoft-com:vml" xmlns:wp14="http://schemas.microsoft.com/office/word/2010/wordprocessingDrawing" xmlns:wp="http://schemas.openxmlformats.org/drawingml/2006/wordprocessingDrawing" xmlns:w10="urn:schemas-microsoft-com:office:word" xmlns:w="http://schemas.openxmlformats.org/wordprocessingml/2006/main" xmlns:w14="http://schemas.microsoft.com/office/word/2010/wordml" xmlns:w15="http://schemas.microsoft.com/office/word/2012/wordml" xmlns:w16se="http://schemas.microsoft.com/office/word/2015/wordml/symex" xmlns:wpg="http://schemas.microsoft.com/office/word/2010/wordprocessingGroup" xmlns:wpi="http://schemas.microsoft.com/office/word/2010/wordprocessingInk" xmlns:wne="http://schemas.microsoft.com/office/word/2006/wordml" xmlns:wps="http://schemas.microsoft.com/office/word/2010/wordprocessingShape" mc:Ignorable="w14 w15 w16se wp14">
   <w:body>
     <w:p>
+      <w:pPr>
+        <w:jc w:val="center"/>
+      </w:pPr>
       <w:bookmarkStart w:id="0" w:name="_GoBack"/>
       <w:bookmarkEnd w:id="0"/>
+      <w:r>
+        <w:rPr>
+          <w:noProof/>
+        </w:rPr>
+        <w:drawing>
+          <wp:anchor distT="0" distB="0" distL="0" distR="0" simplePos="0" relativeHeight="251658240" behindDoc="1" locked="0" layoutInCell="1" allowOverlap="1">
+            <wp:simplePos x="0" y="0"/>
+            <wp:positionH relativeFrom="page">
+              <wp:posOffset>0</wp:posOffset>
+            </wp:positionH>
+            <wp:positionV relativeFrom="page">
+              <wp:posOffset>0</wp:posOffset>
+            </wp:positionV>
+            <wp:extent cx="7560000" cy="10692000"/>
+            <wp:effectExtent l="0" t="0" r="0" b="0"/>
+            <wp:wrapNone/>
+            <wp:docPr id="1" name="cover-frame"/>
+            <wp:cNvGraphicFramePr/>
+            <a:graphic xmlns:a="http://schemas.openxmlformats.org/drawingml/2006/main">
+              <a:graphicData uri="http://schemas.openxmlformats.org/drawingml/2006/picture">
+                <pic:pic xmlns:pic="http://schemas.openxmlformats.org/drawingml/2006/picture">
+                  <pic:nvPicPr>
+                    <pic:cNvPr id="0" name="ptit_frame.png"/>
+                    <pic:cNvPicPr/>
+                  </pic:nvPicPr>
+                  <pic:blipFill>
+                    <a:blip r:embed="rId6"/>
+                    <a:stretch>
+                      <a:fillRect/>
+                    </a:stretch>
+                  </pic:blipFill>
+                  <pic:spPr>
+                    <a:xfrm>
+                      <a:off x="0" y="0"/>
+                      <a:ext cx="7560000" cy="10692000"/>
+                    </a:xfrm>
+                    <a:prstGeom prst="rect">
+                      <a:avLst/>
+                    </a:prstGeom>
+                  </pic:spPr>
+                </pic:pic>
+              </a:graphicData>
+            </a:graphic>
+          </wp:anchor>
+        </w:drawing>
+      </w:r>
     </w:p>
+    <w:p>
+      <w:pPr>
+        <w:jc w:val="center"/>
+      </w:pPr>
+      <w:r>
+        <w:rPr>
+          <w:b/>
+          <w:sz w:val="28"/>
+        </w:rPr>
+        <w:t>H</w:t>
+      </w:r>
+      <w:r>
+        <w:rPr>
+          <w:b/>
+          <w:sz w:val="28"/>
+        </w:rPr>
+        <w:t>Ọ</w:t>
+      </w:r>
+      <w:r>
+        <w:rPr>
+          <w:b/>
+          <w:sz w:val="28"/>
+        </w:rPr>
+        <w:t>C VI</w:t>
+      </w:r>
+      <w:r>
+        <w:rPr>
+          <w:b/>
+          <w:sz w:val="28"/>
+        </w:rPr>
+        <w:t>Ệ</w:t>
+      </w:r>
+      <w:r>
+        <w:rPr>
+          <w:b/>
+          <w:sz w:val="28"/>
+        </w:rPr>
+        <w:t>N CÔNG NGH</w:t>
+      </w:r>
+      <w:r>
+        <w:rPr>
+          <w:b/>
+          <w:sz w:val="28"/>
+        </w:rPr>
+        <w:t>Ệ</w:t>
+      </w:r>
+      <w:r>
+        <w:rPr>
+          <w:b/>
+          <w:sz w:val="28"/>
+        </w:rPr>
+        <w:t xml:space="preserve"> BƯU CHÍNH VI</w:t>
+      </w:r>
+      <w:r>
+        <w:rPr>
+          <w:b/>
+          <w:sz w:val="28"/>
+        </w:rPr>
+        <w:t>Ễ</w:t>
+      </w:r>
+      <w:r>
+        <w:rPr>
+          <w:b/>
+          <w:sz w:val="28"/>
+        </w:rPr>
+        <w:t>N THÔNG</w:t>
+      </w:r>
+    </w:p>
+    <w:p>
+      <w:pPr>
+        <w:jc w:val="center"/>
+      </w:pPr>
+      <w:r>
+        <w:rPr>
+          <w:b/>
+          <w:sz w:val="28"/>
+        </w:rPr>
+        <w:t>KHOA CÔNG NGH</w:t>
+      </w:r>
+      <w:r>
+        <w:rPr>
+          <w:b/>
+          <w:sz w:val="28"/>
+        </w:rPr>
+        <w:t>Ệ</w:t>
+      </w:r>
+      <w:r>
+        <w:rPr>
+          <w:b/>
+          <w:sz w:val="28"/>
+        </w:rPr>
+        <w:t xml:space="preserve"> THÔNG TIN 1</w:t>
+      </w:r>
+    </w:p>
+    <w:p>
+      <w:pPr>
+        <w:jc w:val="center"/>
+      </w:pPr>
+      <w:r>
+        <w:rPr>
+          <w:noProof/>
+        </w:rPr>
+        <w:drawing>
+          <wp:inline distT="0" distB="0" distL="0" distR="0">
+            <wp:extent cx="886500" cy="1152000"/>
+            <wp:effectExtent l="0" t="0" r="0" b="0"/>
+            <wp:docPr id="2" name="Picture 2"/>
+            <wp:cNvGraphicFramePr>
+              <a:graphicFrameLocks xmlns:a="http://schemas.openxmlformats.org/drawingml/2006/main" noChangeAspect="1"/>
+            </wp:cNvGraphicFramePr>
+            <a:graphic xmlns:a="http://schemas.openxmlformats.org/drawingml/2006/main">
+              <a:graphicData uri="http://schemas.openxmlformats.org/drawingml/2006/picture">
+                <pic:pic xmlns:pic="http://schemas.openxmlformats.org/drawingml/2006/picture">
+                  <pic:nvPicPr>
+                    <pic:cNvPr id="0" name="ptit_logo.png"/>
+                    <pic:cNvPicPr/>
+                  </pic:nvPicPr>
+                  <pic:blipFill>
+                    <a:blip r:embed="rId7"/>
+                    <a:stretch>
+                      <a:fillRect/>
+                    </a:stretch>
+                  </pic:blipFill>
+                  <pic:spPr>
+                    <a:xfrm>
+                      <a:off x="0" y="0"/>
+                      <a:ext cx="886500" cy="1152000"/>
+                    </a:xfrm>
+                    <a:prstGeom prst="rect">
+                      <a:avLst/>
+                    </a:prstGeom>
+                  </pic:spPr>
+                </pic:pic>
+              </a:graphicData>
+            </a:graphic>
+          </wp:inline>
+        </w:drawing>
+      </w:r>
+    </w:p>
+    <w:p/>
+    <w:p/>
     <w:p/>
     <w:p>
       <w:pPr>
@@ -14,65 +204,9 @@
       <w:r>
         <w:rPr>
           <w:b/>
-          <w:sz w:val="32"/>
-        </w:rPr>
-        <w:t>H</w:t>
-      </w:r>
-      <w:r>
-        <w:rPr>
-          <w:b/>
-          <w:sz w:val="32"/>
-        </w:rPr>
-        <w:t>Ọ</w:t>
-      </w:r>
-      <w:r>
-        <w:rPr>
-          <w:b/>
-          <w:sz w:val="32"/>
-        </w:rPr>
-        <w:t>C VI</w:t>
-      </w:r>
-      <w:r>
-        <w:rPr>
-          <w:b/>
-          <w:sz w:val="32"/>
-        </w:rPr>
-        <w:t>Ệ</w:t>
-      </w:r>
-      <w:r>
-        <w:rPr>
-          <w:b/>
-          <w:sz w:val="32"/>
-        </w:rPr>
-        <w:t>N CÔNG NGH</w:t>
-      </w:r>
-      <w:r>
-        <w:rPr>
-          <w:b/>
-          <w:sz w:val="32"/>
-        </w:rPr>
-        <w:t>Ệ</w:t>
-      </w:r>
-      <w:r>
-        <w:rPr>
-          <w:b/>
-          <w:sz w:val="32"/>
-        </w:rPr>
-        <w:t xml:space="preserve"> BƯU CHÍNH VI</w:t>
-      </w:r>
-      <w:r>
-        <w:rPr>
-          <w:b/>
-          <w:sz w:val="32"/>
-        </w:rPr>
-        <w:t>Ễ</w:t>
-      </w:r>
-      <w:r>
-        <w:rPr>
-          <w:b/>
-          <w:sz w:val="32"/>
-        </w:rPr>
-        <w:t>N THÔNG</w:t>
+          <w:sz w:val="44"/>
+        </w:rPr>
+        <w:t>ASSIGNMENT 02 – INTELLIGENT SYSTEM DEVELOPMENT</w:t>
       </w:r>
     </w:p>
     <w:p>
@@ -80,9 +214,326 @@
         <w:jc w:val="center"/>
       </w:pPr>
       <w:r>
-        <w:t>POSTS AND TELECOMMUNICATIONS INSTITUTE OF TECHNOLOGY</w:t>
+        <w:rPr>
+          <w:i/>
+          <w:sz w:val="28"/>
+        </w:rPr>
+        <w:t>From Data Representation to Deployable Intelligent Systems</w:t>
       </w:r>
     </w:p>
+    <w:p/>
+    <w:p/>
+    <w:tbl>
+      <w:tblPr>
+        <w:tblW w:w="0" w:type="auto"/>
+        <w:jc w:val="center"/>
+        <w:tblLook w:val="04A0" w:firstRow="1" w:lastRow="0" w:firstColumn="1" w:lastColumn="0" w:noHBand="0" w:noVBand="1"/>
+      </w:tblPr>
+      <w:tblGrid>
+        <w:gridCol w:w="4320"/>
+        <w:gridCol w:w="4320"/>
+      </w:tblGrid>
+      <w:tr>
+        <w:trPr>
+          <w:jc w:val="center"/>
+        </w:trPr>
+        <w:tc>
+          <w:tcPr>
+            <w:tcW w:w="4320" w:type="dxa"/>
+          </w:tcPr>
+          <w:p>
+            <w:r>
+              <w:rPr>
+                <w:b/>
+                <w:sz w:val="28"/>
+              </w:rPr>
+              <w:t>H</w:t>
+            </w:r>
+            <w:r>
+              <w:rPr>
+                <w:b/>
+                <w:sz w:val="28"/>
+              </w:rPr>
+              <w:t>ọ</w:t>
+            </w:r>
+            <w:r>
+              <w:rPr>
+                <w:b/>
+                <w:sz w:val="28"/>
+              </w:rPr>
+              <w:t>c ph</w:t>
+            </w:r>
+            <w:r>
+              <w:rPr>
+                <w:b/>
+                <w:sz w:val="28"/>
+              </w:rPr>
+              <w:t>ầ</w:t>
+            </w:r>
+            <w:r>
+              <w:rPr>
+                <w:b/>
+                <w:sz w:val="28"/>
+              </w:rPr>
+              <w:t>n:</w:t>
+            </w:r>
+          </w:p>
+        </w:tc>
+        <w:tc>
+          <w:tcPr>
+            <w:tcW w:w="4320" w:type="dxa"/>
+          </w:tcPr>
+          <w:p>
+            <w:r>
+              <w:rPr>
+                <w:sz w:val="28"/>
+              </w:rPr>
+              <w:t>Phát tri</w:t>
+            </w:r>
+            <w:r>
+              <w:rPr>
+                <w:sz w:val="28"/>
+              </w:rPr>
+              <w:t>ể</w:t>
+            </w:r>
+            <w:r>
+              <w:rPr>
+                <w:sz w:val="28"/>
+              </w:rPr>
+              <w:t>n các h</w:t>
+            </w:r>
+            <w:r>
+              <w:rPr>
+                <w:sz w:val="28"/>
+              </w:rPr>
+              <w:t>ệ</w:t>
+            </w:r>
+            <w:r>
+              <w:rPr>
+                <w:sz w:val="28"/>
+              </w:rPr>
+              <w:t xml:space="preserve"> th</w:t>
+            </w:r>
+            <w:r>
+              <w:rPr>
+                <w:sz w:val="28"/>
+              </w:rPr>
+              <w:t>ố</w:t>
+            </w:r>
+            <w:r>
+              <w:rPr>
+                <w:sz w:val="28"/>
+              </w:rPr>
+              <w:t>ng thông minh</w:t>
+            </w:r>
+          </w:p>
+        </w:tc>
+      </w:tr>
+      <w:tr>
+        <w:trPr>
+          <w:jc w:val="center"/>
+        </w:trPr>
+        <w:tc>
+          <w:tcPr>
+            <w:tcW w:w="4320" w:type="dxa"/>
+          </w:tcPr>
+          <w:p>
+            <w:r>
+              <w:rPr>
+                <w:b/>
+                <w:sz w:val="28"/>
+              </w:rPr>
+              <w:t>Gi</w:t>
+            </w:r>
+            <w:r>
+              <w:rPr>
+                <w:b/>
+                <w:sz w:val="28"/>
+              </w:rPr>
+              <w:t>ả</w:t>
+            </w:r>
+            <w:r>
+              <w:rPr>
+                <w:b/>
+                <w:sz w:val="28"/>
+              </w:rPr>
+              <w:t>ng viên hư</w:t>
+            </w:r>
+            <w:r>
+              <w:rPr>
+                <w:b/>
+                <w:sz w:val="28"/>
+              </w:rPr>
+              <w:t>ớ</w:t>
+            </w:r>
+            <w:r>
+              <w:rPr>
+                <w:b/>
+                <w:sz w:val="28"/>
+              </w:rPr>
+              <w:t>ng d</w:t>
+            </w:r>
+            <w:r>
+              <w:rPr>
+                <w:b/>
+                <w:sz w:val="28"/>
+              </w:rPr>
+              <w:t>ẫ</w:t>
+            </w:r>
+            <w:r>
+              <w:rPr>
+                <w:b/>
+                <w:sz w:val="28"/>
+              </w:rPr>
+              <w:t>n:</w:t>
+            </w:r>
+          </w:p>
+        </w:tc>
+        <w:tc>
+          <w:tcPr>
+            <w:tcW w:w="4320" w:type="dxa"/>
+          </w:tcPr>
+          <w:p>
+            <w:r>
+              <w:rPr>
+                <w:sz w:val="28"/>
+              </w:rPr>
+              <w:t>Th</w:t>
+            </w:r>
+            <w:r>
+              <w:rPr>
+                <w:sz w:val="28"/>
+              </w:rPr>
+              <w:t>ầ</w:t>
+            </w:r>
+            <w:r>
+              <w:rPr>
+                <w:sz w:val="28"/>
+              </w:rPr>
+              <w:t xml:space="preserve">y </w:t>
+            </w:r>
+            <w:r>
+              <w:rPr>
+                <w:sz w:val="28"/>
+              </w:rPr>
+              <w:t>Tr</w:t>
+            </w:r>
+            <w:r>
+              <w:rPr>
+                <w:sz w:val="28"/>
+              </w:rPr>
+              <w:t>ầ</w:t>
+            </w:r>
+            <w:r>
+              <w:rPr>
+                <w:sz w:val="28"/>
+              </w:rPr>
+              <w:t>n Đình Qu</w:t>
+            </w:r>
+            <w:r>
+              <w:rPr>
+                <w:sz w:val="28"/>
+              </w:rPr>
+              <w:t>ế</w:t>
+            </w:r>
+          </w:p>
+        </w:tc>
+      </w:tr>
+      <w:tr>
+        <w:trPr>
+          <w:jc w:val="center"/>
+        </w:trPr>
+        <w:tc>
+          <w:tcPr>
+            <w:tcW w:w="4320" w:type="dxa"/>
+          </w:tcPr>
+          <w:p>
+            <w:r>
+              <w:rPr>
+                <w:b/>
+                <w:sz w:val="28"/>
+              </w:rPr>
+              <w:t>Sinh viên th</w:t>
+            </w:r>
+            <w:r>
+              <w:rPr>
+                <w:b/>
+                <w:sz w:val="28"/>
+              </w:rPr>
+              <w:t>ự</w:t>
+            </w:r>
+            <w:r>
+              <w:rPr>
+                <w:b/>
+                <w:sz w:val="28"/>
+              </w:rPr>
+              <w:t>c hi</w:t>
+            </w:r>
+            <w:r>
+              <w:rPr>
+                <w:b/>
+                <w:sz w:val="28"/>
+              </w:rPr>
+              <w:t>ệ</w:t>
+            </w:r>
+            <w:r>
+              <w:rPr>
+                <w:b/>
+                <w:sz w:val="28"/>
+              </w:rPr>
+              <w:t>n:</w:t>
+            </w:r>
+          </w:p>
+        </w:tc>
+        <w:tc>
+          <w:tcPr>
+            <w:tcW w:w="4320" w:type="dxa"/>
+          </w:tcPr>
+          <w:p>
+            <w:r>
+              <w:rPr>
+                <w:sz w:val="28"/>
+              </w:rPr>
+              <w:t>................................</w:t>
+            </w:r>
+          </w:p>
+        </w:tc>
+      </w:tr>
+      <w:tr>
+        <w:trPr>
+          <w:jc w:val="center"/>
+        </w:trPr>
+        <w:tc>
+          <w:tcPr>
+            <w:tcW w:w="4320" w:type="dxa"/>
+          </w:tcPr>
+          <w:p>
+            <w:r>
+              <w:rPr>
+                <w:b/>
+                <w:sz w:val="28"/>
+              </w:rPr>
+              <w:t>Mã sinh viên:</w:t>
+            </w:r>
+          </w:p>
+        </w:tc>
+        <w:tc>
+          <w:tcPr>
+            <w:tcW w:w="4320" w:type="dxa"/>
+          </w:tcPr>
+          <w:p>
+            <w:r>
+              <w:rPr>
+                <w:sz w:val="28"/>
+              </w:rPr>
+              <w:t>................................</w:t>
+            </w:r>
+          </w:p>
+        </w:tc>
+      </w:tr>
+    </w:tbl>
+    <w:p/>
+    <w:p/>
     <w:p/>
     <w:p>
       <w:pPr>
@@ -91,147 +542,23 @@
       <w:r>
         <w:rPr>
           <w:b/>
-          <w:sz w:val="40"/>
-        </w:rPr>
-        <w:t>INTELLIGENT SYSTEM DEVELOPMENT</w:t>
-      </w:r>
-    </w:p>
-    <w:p>
-      <w:pPr>
-        <w:jc w:val="center"/>
-      </w:pPr>
+          <w:sz w:val="28"/>
+        </w:rPr>
+        <w:t>Hà N</w:t>
+      </w:r>
       <w:r>
         <w:rPr>
           <w:b/>
-          <w:sz w:val="48"/>
-        </w:rPr>
-        <w:t>ASSIGNMENT 02</w:t>
-      </w:r>
-    </w:p>
-    <w:p>
-      <w:pPr>
-        <w:jc w:val="center"/>
-      </w:pPr>
-      <w:r>
-        <w:rPr>
-          <w:i/>
           <w:sz w:val="28"/>
         </w:rPr>
-        <w:t>From Data Representation to Deployable Intelligent Systems</w:t>
-      </w:r>
-    </w:p>
-    <w:p/>
-    <w:p/>
-    <w:p>
-      <w:r>
-        <w:rPr>
-          <w:sz w:val="26"/>
-        </w:rPr>
-        <w:t xml:space="preserve">Sinh viên: </w:t>
-      </w:r>
-      <w:r>
-        <w:rPr>
-          <w:sz w:val="26"/>
-        </w:rPr>
-        <w:t>............................................</w:t>
-      </w:r>
-    </w:p>
-    <w:p>
-      <w:r>
-        <w:rPr>
-          <w:sz w:val="26"/>
-        </w:rPr>
-        <w:t>MSSV: ............................................</w:t>
-      </w:r>
-    </w:p>
-    <w:p>
-      <w:r>
-        <w:rPr>
-          <w:sz w:val="26"/>
-        </w:rPr>
-        <w:t>L</w:t>
-      </w:r>
-      <w:r>
-        <w:rPr>
-          <w:sz w:val="26"/>
-        </w:rPr>
-        <w:t>ớ</w:t>
-      </w:r>
-      <w:r>
-        <w:rPr>
-          <w:sz w:val="26"/>
-        </w:rPr>
-        <w:t>p: ............................................</w:t>
-      </w:r>
-    </w:p>
-    <w:p>
-      <w:r>
-        <w:rPr>
-          <w:sz w:val="26"/>
-        </w:rPr>
-        <w:t>Gi</w:t>
-      </w:r>
-      <w:r>
-        <w:rPr>
-          <w:sz w:val="26"/>
-        </w:rPr>
-        <w:t>ả</w:t>
-      </w:r>
-      <w:r>
-        <w:rPr>
-          <w:sz w:val="26"/>
-        </w:rPr>
-        <w:t>ng viên: PGS. TS. Tr</w:t>
-      </w:r>
-      <w:r>
-        <w:rPr>
-          <w:sz w:val="26"/>
-        </w:rPr>
-        <w:t>ầ</w:t>
-      </w:r>
-      <w:r>
-        <w:rPr>
-          <w:sz w:val="26"/>
-        </w:rPr>
-        <w:t>n Đình Qu</w:t>
-      </w:r>
-      <w:r>
-        <w:rPr>
-          <w:sz w:val="26"/>
-        </w:rPr>
-        <w:t>ế</w:t>
-      </w:r>
-    </w:p>
-    <w:p>
-      <w:r>
-        <w:rPr>
-          <w:sz w:val="26"/>
-        </w:rPr>
-        <w:t>H</w:t>
-      </w:r>
-      <w:r>
-        <w:rPr>
-          <w:sz w:val="26"/>
-        </w:rPr>
-        <w:t>ọ</w:t>
-      </w:r>
-      <w:r>
-        <w:rPr>
-          <w:sz w:val="26"/>
-        </w:rPr>
-        <w:t>c k</w:t>
-      </w:r>
-      <w:r>
-        <w:rPr>
-          <w:sz w:val="26"/>
-        </w:rPr>
-        <w:t>ỳ</w:t>
-      </w:r>
-      <w:r>
-        <w:rPr>
-          <w:sz w:val="26"/>
-        </w:rPr>
-        <w:t>: I.2026</w:t>
+        <w:t>ộ</w:t>
+      </w:r>
+      <w:r>
+        <w:rPr>
+          <w:b/>
+          <w:sz w:val="28"/>
+        </w:rPr>
+        <w:t>i – 2026</w:t>
       </w:r>
     </w:p>
     <w:p>
@@ -274,10 +601,7 @@
         <w:t>ố</w:t>
       </w:r>
       <w:r>
-        <w:t>ng thông mi</w:t>
-      </w:r>
-      <w:r>
-        <w:t>nh trên ba b</w:t>
+        <w:t>ng thông minh trên ba b</w:t>
       </w:r>
       <w:r>
         <w:t>ộ</w:t>
@@ -301,7 +625,10 @@
         <w:t>ộ</w:t>
       </w:r>
       <w:r>
-        <w:t>t quy trình phát tri</w:t>
+        <w:t xml:space="preserve">t </w:t>
+      </w:r>
+      <w:r>
+        <w:t>quy trình phát tri</w:t>
       </w:r>
       <w:r>
         <w:t>ể</w:t>
@@ -361,10 +688,7 @@
         <w:t>ủ</w:t>
       </w:r>
       <w:r>
-        <w:t xml:space="preserve"> REST API (FastAPI), web app (Streamlit) và mobile c</w:t>
-      </w:r>
-      <w:r>
-        <w:t>lient (HTML mobile-first g</w:t>
+        <w:t xml:space="preserve"> REST API (FastAPI), web app (Streamlit) và mobile client (HTML mobile-first g</w:t>
       </w:r>
       <w:r>
         <w:t>ọ</w:t>
@@ -472,7 +796,14 @@
                 <w:b/>
                 <w:sz w:val="20"/>
               </w:rPr>
-              <w:t>Representation chính</w:t>
+              <w:t>Repres</w:t>
+            </w:r>
+            <w:r>
+              <w:rPr>
+                <w:b/>
+                <w:sz w:val="20"/>
+              </w:rPr>
+              <w:t>entation chính</w:t>
             </w:r>
           </w:p>
         </w:tc>
@@ -669,13 +1000,7 @@
               <w:rPr>
                 <w:sz w:val="20"/>
               </w:rPr>
-              <w:t>House</w:t>
-            </w:r>
-            <w:r>
-              <w:rPr>
-                <w:sz w:val="20"/>
-              </w:rPr>
-              <w:t xml:space="preserve"> Price</w:t>
+              <w:t>House Price</w:t>
             </w:r>
           </w:p>
         </w:tc>
@@ -701,7 +1026,13 @@
               <w:rPr>
                 <w:sz w:val="20"/>
               </w:rPr>
-              <w:t>17 numeric (scale) + 70 one-hot zipcode, log-target</w:t>
+              <w:t xml:space="preserve">17 numeric (scale) + 70 one-hot zipcode, </w:t>
+            </w:r>
+            <w:r>
+              <w:rPr>
+                <w:sz w:val="20"/>
+              </w:rPr>
+              <w:t>log-target</w:t>
             </w:r>
           </w:p>
         </w:tc>
@@ -822,13 +1153,7 @@
               <w:rPr>
                 <w:sz w:val="20"/>
               </w:rPr>
-              <w:t>macro-F1 0.37 · A</w:t>
-            </w:r>
-            <w:r>
-              <w:rPr>
-                <w:sz w:val="20"/>
-              </w:rPr>
-              <w:t>cc 0.70</w:t>
+              <w:t>macro-F1 0.37 · Acc 0.70</w:t>
             </w:r>
           </w:p>
         </w:tc>
@@ -862,7 +1187,10 @@
         <w:t>ấ</w:t>
       </w:r>
       <w:r>
-        <w:t>n representation (tr</w:t>
+        <w:t xml:space="preserve">n </w:t>
+      </w:r>
+      <w:r>
+        <w:t>representation (tr</w:t>
       </w:r>
       <w:r>
         <w:t>ọ</w:t>
@@ -914,10 +1242,7 @@
         <w:t>ẩ</w:t>
       </w:r>
       <w:r>
-        <w:t>n hóa skew 4.02 →</w:t>
-      </w:r>
-      <w:r>
-        <w:t xml:space="preserve"> 0.43.</w:t>
+        <w:t>n hóa skew 4.02 → 0.43.</w:t>
       </w:r>
     </w:p>
     <w:p>
@@ -937,7 +1262,10 @@
         <w:t>ủ</w:t>
       </w:r>
       <w:r>
-        <w:t xml:space="preserve"> Comment → Tokens → Token IDs → TF-IDF embedding; thí nghi</w:t>
+        <w:t xml:space="preserve"> Comment → Tokens → </w:t>
+      </w:r>
+      <w:r>
+        <w:t>Token IDs → TF-IDF embedding; thí nghi</w:t>
       </w:r>
       <w:r>
         <w:t>ệ</w:t>
@@ -992,10 +1320,10 @@
         <w:t>ặ</w:t>
       </w:r>
       <w:r>
-        <w:t xml:space="preserve">t nguyên lý: </w:t>
-      </w:r>
-      <w:r>
-        <w:t xml:space="preserve">Real-world data → numerical representation → computational model. Ba </w:t>
+        <w:t>t nguyên lý: Real-world data → numerical representation → computational</w:t>
+      </w:r>
+      <w:r>
+        <w:t xml:space="preserve"> model. Ba </w:t>
       </w:r>
       <w:r>
         <w:t>ứ</w:t>
@@ -1216,13 +1544,7 @@
               <w:rPr>
                 <w:sz w:val="20"/>
               </w:rPr>
-              <w:t>Feature matrix X ∈ R^(768</w:t>
-            </w:r>
-            <w:r>
-              <w:rPr>
-                <w:sz w:val="20"/>
-              </w:rPr>
-              <w:t>×8) sau impute + standardize</w:t>
+              <w:t>Feature matrix X ∈ R^(768×8) sau impute + standardize</w:t>
             </w:r>
           </w:p>
         </w:tc>
@@ -1449,7 +1771,10 @@
         <w:t>ỏ</w:t>
       </w:r>
       <w:r>
-        <w:t>i representation chung:</w:t>
+        <w:t>i represent</w:t>
+      </w:r>
+      <w:r>
+        <w:t>ation chung:</w:t>
       </w:r>
     </w:p>
     <w:tbl>
@@ -1810,13 +2135,7 @@
               <w:rPr>
                 <w:sz w:val="20"/>
               </w:rPr>
-              <w:t xml:space="preserve">c tính đơn </w:t>
-            </w:r>
-            <w:r>
-              <w:rPr>
-                <w:sz w:val="20"/>
-              </w:rPr>
-              <w:t>/ s</w:t>
+              <w:t>c tính đơn / s</w:t>
             </w:r>
             <w:r>
               <w:rPr>
@@ -2445,10 +2764,7 @@
         <w:t>ừ</w:t>
       </w:r>
       <w:r>
-        <w:t xml:space="preserve"> 8</w:t>
-      </w:r>
-      <w:r>
-        <w:t xml:space="preserve"> ch</w:t>
+        <w:t xml:space="preserve"> 8 ch</w:t>
       </w:r>
       <w:r>
         <w:t>ỉ</w:t>
@@ -2484,7 +2800,10 @@
         <w:t>ộ</w:t>
       </w:r>
       <w:r>
-        <w:t xml:space="preserve"> dày da, insulin, BMI, h</w:t>
+        <w:t xml:space="preserve"> </w:t>
+      </w:r>
+      <w:r>
+        <w:t>dày da, insulin, BMI, h</w:t>
       </w:r>
       <w:r>
         <w:t>ệ</w:t>
@@ -2556,10 +2875,10 @@
         <w:t>ậ</w:t>
       </w:r>
       <w:r>
-        <w:t xml:space="preserve">n. Dataset: Pima Indians Diabetes </w:t>
-      </w:r>
-      <w:r>
-        <w:t>(Kaggle, https://www.kaggle.com/datasets/uciml/pima-indians-diabetes-database), 768 quan sát × 9 c</w:t>
+        <w:t>n. Dataset: Pima Indians Diabetes (Kaggle, https://www.kaggle.com/datasets/uciml/pima-indian</w:t>
+      </w:r>
+      <w:r>
+        <w:t>s-diabetes-database), 768 quan sát × 9 c</w:t>
       </w:r>
       <w:r>
         <w:t>ộ</w:t>
@@ -2611,10 +2930,10 @@
         <w:t>ớ</w:t>
       </w:r>
       <w:r>
-        <w:t>i glucose = 0): Insulin 374 (48.7%), Ski</w:t>
-      </w:r>
-      <w:r>
-        <w:t>nThickness 227 (29.6%), BloodPressure 35, BMI 11, Glucose 5 → 0 chính là missing trá hình.</w:t>
+        <w:t xml:space="preserve">i glucose = 0): Insulin 374 (48.7%), SkinThickness 227 (29.6%), BloodPressure 35, BMI 11, Glucose </w:t>
+      </w:r>
+      <w:r>
+        <w:t>5 → 0 chính là missing trá hình.</w:t>
       </w:r>
     </w:p>
     <w:p>
@@ -2672,10 +2991,7 @@
         <w:t>ẹ</w:t>
       </w:r>
       <w:r>
-        <w:t xml:space="preserve"> 500/268 (65/35) → strat</w:t>
-      </w:r>
-      <w:r>
-        <w:t>ify split + ưu tiên Recall.</w:t>
+        <w:t xml:space="preserve"> 500/268 (65/35) → stratify split + ưu tiên Recall.</w:t>
       </w:r>
     </w:p>
     <w:p>
@@ -2690,7 +3006,7 @@
           <wp:inline distT="0" distB="0" distL="0" distR="0">
             <wp:extent cx="5580000" cy="2510264"/>
             <wp:effectExtent l="0" t="0" r="0" b="0"/>
-            <wp:docPr id="1" name="Picture 1"/>
+            <wp:docPr id="3" name="Picture 3"/>
             <wp:cNvGraphicFramePr>
               <a:graphicFrameLocks xmlns:a="http://schemas.openxmlformats.org/drawingml/2006/main" noChangeAspect="1"/>
             </wp:cNvGraphicFramePr>
@@ -2702,7 +3018,7 @@
                     <pic:cNvPicPr/>
                   </pic:nvPicPr>
                   <pic:blipFill>
-                    <a:blip r:embed="rId6"/>
+                    <a:blip r:embed="rId8"/>
                     <a:stretch>
                       <a:fillRect/>
                     </a:stretch>
@@ -2732,7 +3048,14 @@
           <w:i/>
           <w:sz w:val="20"/>
         </w:rPr>
-        <w:t>Hình 3.1 — Missing values sau khi chu</w:t>
+        <w:t>Hình 3.1 — Missing values sa</w:t>
+      </w:r>
+      <w:r>
+        <w:rPr>
+          <w:i/>
+          <w:sz w:val="20"/>
+        </w:rPr>
+        <w:t>u khi chu</w:t>
       </w:r>
       <w:r>
         <w:rPr>
@@ -2759,10 +3082,7 @@
     </w:p>
     <w:p>
       <w:r>
-        <w:t>Quy trình: CSV → ép 0 vô lý → NaN → median impute (fit trên train) → StandardScaler → x ∈ R^8. N = 768, d = 8; model input batch B × 8 f</w:t>
-      </w:r>
-      <w:r>
-        <w:t>loat64. Representation Contract đ</w:t>
+        <w:t>Quy trình: CSV → ép 0 vô lý → NaN → median impute (fit trên train) → StandardScaler → x ∈ R^8. N = 768, d = 8; model input batch B × 8 float64. Representation Contract đ</w:t>
       </w:r>
       <w:r>
         <w:t>ầ</w:t>
@@ -2774,7 +3094,10 @@
         <w:t>ủ</w:t>
       </w:r>
       <w:r>
-        <w:t xml:space="preserve"> (shape, dtype, range, encoding, missing, split, model input) đư</w:t>
+        <w:t xml:space="preserve"> (shape, dtype, rang</w:t>
+      </w:r>
+      <w:r>
+        <w:t>e, encoding, missing, split, model input) đư</w:t>
       </w:r>
       <w:r>
         <w:t>ợ</w:t>
@@ -2810,7 +3133,7 @@
           <wp:inline distT="0" distB="0" distL="0" distR="0">
             <wp:extent cx="5580000" cy="2674460"/>
             <wp:effectExtent l="0" t="0" r="0" b="0"/>
-            <wp:docPr id="2" name="Picture 2"/>
+            <wp:docPr id="4" name="Picture 4"/>
             <wp:cNvGraphicFramePr>
               <a:graphicFrameLocks xmlns:a="http://schemas.openxmlformats.org/drawingml/2006/main" noChangeAspect="1"/>
             </wp:cNvGraphicFramePr>
@@ -2822,7 +3145,7 @@
                     <pic:cNvPicPr/>
                   </pic:nvPicPr>
                   <pic:blipFill>
-                    <a:blip r:embed="rId7"/>
+                    <a:blip r:embed="rId9"/>
                     <a:stretch>
                       <a:fillRect/>
                     </a:stretch>
@@ -2940,49 +3263,49 @@
         <w:rPr>
           <w:i/>
         </w:rPr>
-        <w:t>nh</w:t>
+        <w:t>nh d</w:t>
       </w:r>
       <w:r>
         <w:rPr>
           <w:i/>
         </w:rPr>
-        <w:t xml:space="preserve"> d</w:t>
+        <w:t>ị</w:t>
       </w:r>
       <w:r>
         <w:rPr>
           <w:i/>
         </w:rPr>
-        <w:t>ị</w:t>
+        <w:t>ch ph</w:t>
       </w:r>
       <w:r>
         <w:rPr>
           <w:i/>
         </w:rPr>
-        <w:t>ch ph</w:t>
+        <w:t>ả</w:t>
       </w:r>
       <w:r>
         <w:rPr>
           <w:i/>
         </w:rPr>
-        <w:t>ả</w:t>
+        <w:t>i m</w:t>
       </w:r>
       <w:r>
         <w:rPr>
           <w:i/>
         </w:rPr>
-        <w:t>i m</w:t>
+        <w:t>ạ</w:t>
       </w:r>
       <w:r>
         <w:rPr>
           <w:i/>
         </w:rPr>
-        <w:t>ạ</w:t>
+        <w:t>nh. Interpretation: glucose là marker sinh lý</w:t>
       </w:r>
       <w:r>
         <w:rPr>
           <w:i/>
         </w:rPr>
-        <w:t>nh. Interpretation: glucose là marker sinh lý tr</w:t>
+        <w:t xml:space="preserve"> tr</w:t>
       </w:r>
       <w:r>
         <w:rPr>
@@ -3141,7 +3464,7 @@
           <wp:inline distT="0" distB="0" distL="0" distR="0">
             <wp:extent cx="5580000" cy="2288970"/>
             <wp:effectExtent l="0" t="0" r="0" b="0"/>
-            <wp:docPr id="3" name="Picture 3"/>
+            <wp:docPr id="5" name="Picture 5"/>
             <wp:cNvGraphicFramePr>
               <a:graphicFrameLocks xmlns:a="http://schemas.openxmlformats.org/drawingml/2006/main" noChangeAspect="1"/>
             </wp:cNvGraphicFramePr>
@@ -3153,7 +3476,7 @@
                     <pic:cNvPicPr/>
                   </pic:nvPicPr>
                   <pic:blipFill>
-                    <a:blip r:embed="rId8"/>
+                    <a:blip r:embed="rId10"/>
                     <a:stretch>
                       <a:fillRect/>
                     </a:stretch>
@@ -3183,14 +3506,7 @@
           <w:i/>
           <w:sz w:val="20"/>
         </w:rPr>
-        <w:t xml:space="preserve">Hình 3.3 — Final model: Confusion Matrix + ROC 5 </w:t>
-      </w:r>
-      <w:r>
-        <w:rPr>
-          <w:i/>
-          <w:sz w:val="20"/>
-        </w:rPr>
-        <w:t>model trên test</w:t>
+        <w:t>Hình 3.3 — Final model: Confusion Matrix + ROC 5 model trên test</w:t>
       </w:r>
     </w:p>
     <w:p>
@@ -3229,7 +3545,14 @@
                 <w:b/>
                 <w:sz w:val="20"/>
               </w:rPr>
-              <w:t>Model (VAL n=115)</w:t>
+              <w:t xml:space="preserve">Model </w:t>
+            </w:r>
+            <w:r>
+              <w:rPr>
+                <w:b/>
+                <w:sz w:val="20"/>
+              </w:rPr>
+              <w:t>(VAL n=115)</w:t>
             </w:r>
           </w:p>
         </w:tc>
@@ -3745,10 +4068,7 @@
         <w:t>ỏ</w:t>
       </w:r>
       <w:r>
-        <w:t xml:space="preserve"> </w:t>
-      </w:r>
-      <w:r>
-        <w:t>sót ngư</w:t>
+        <w:t xml:space="preserve"> sót ngư</w:t>
       </w:r>
       <w:r>
         <w:t>ờ</w:t>
@@ -3784,7 +4104,10 @@
         <w:t>ấ</w:t>
       </w:r>
       <w:r>
-        <w:t>y kh</w:t>
+        <w:t xml:space="preserve">y </w:t>
+      </w:r>
+      <w:r>
+        <w:t>kh</w:t>
       </w:r>
       <w:r>
         <w:t>ả</w:t>
@@ -3917,7 +4240,10 @@
     </w:p>
     <w:p>
       <w:r>
-        <w:t>Pipeline (imputer + scaler + RF + metadata) lưu 1 file diabetes_pipeline.joblib. FastAPI POST /predict nh</w:t>
+        <w:t>Pipeline (imputer + scaler + RF + metad</w:t>
+      </w:r>
+      <w:r>
+        <w:t>ata) lưu 1 file diabetes_pipeline.joblib. FastAPI POST /predict nh</w:t>
       </w:r>
       <w:r>
         <w:t>ậ</w:t>
@@ -3947,10 +4273,7 @@
         <w:t>ọ</w:t>
       </w:r>
       <w:r>
-        <w:t>i cùng API đó — cùng preproces</w:t>
-      </w:r>
-      <w:r>
-        <w:t>sing cho training và serving.</w:t>
+        <w:t>i cùng API đó — cùng preprocessing cho training và serving.</w:t>
       </w:r>
     </w:p>
     <w:p>
@@ -3965,7 +4288,7 @@
           <wp:inline distT="0" distB="0" distL="0" distR="0">
             <wp:extent cx="5580000" cy="3923438"/>
             <wp:effectExtent l="0" t="0" r="0" b="0"/>
-            <wp:docPr id="4" name="Picture 4"/>
+            <wp:docPr id="6" name="Picture 6"/>
             <wp:cNvGraphicFramePr>
               <a:graphicFrameLocks xmlns:a="http://schemas.openxmlformats.org/drawingml/2006/main" noChangeAspect="1"/>
             </wp:cNvGraphicFramePr>
@@ -3977,7 +4300,7 @@
                     <pic:cNvPicPr/>
                   </pic:nvPicPr>
                   <pic:blipFill>
-                    <a:blip r:embed="rId9"/>
+                    <a:blip r:embed="rId11"/>
                     <a:stretch>
                       <a:fillRect/>
                     </a:stretch>
@@ -4021,7 +4344,14 @@
           <w:i/>
           <w:sz w:val="20"/>
         </w:rPr>
-        <w:t>p ch</w:t>
+        <w:t xml:space="preserve">p </w:t>
+      </w:r>
+      <w:r>
+        <w:rPr>
+          <w:i/>
+          <w:sz w:val="20"/>
+        </w:rPr>
+        <w:t>ch</w:t>
       </w:r>
       <w:r>
         <w:rPr>
@@ -4079,7 +4409,7 @@
           <wp:inline distT="0" distB="0" distL="0" distR="0">
             <wp:extent cx="2880000" cy="6232615"/>
             <wp:effectExtent l="0" t="0" r="0" b="0"/>
-            <wp:docPr id="5" name="Picture 5"/>
+            <wp:docPr id="7" name="Picture 7"/>
             <wp:cNvGraphicFramePr>
               <a:graphicFrameLocks xmlns:a="http://schemas.openxmlformats.org/drawingml/2006/main" noChangeAspect="1"/>
             </wp:cNvGraphicFramePr>
@@ -4091,7 +4421,7 @@
                     <pic:cNvPicPr/>
                   </pic:nvPicPr>
                   <pic:blipFill>
-                    <a:blip r:embed="rId10"/>
+                    <a:blip r:embed="rId12"/>
                     <a:stretch>
                       <a:fillRect/>
                     </a:stretch>
@@ -4236,10 +4566,7 @@
         <w:t>ậ</w:t>
       </w:r>
       <w:r>
-        <w:t xml:space="preserve">n King </w:t>
-      </w:r>
-      <w:r>
-        <w:t>(Seattle, WA) t</w:t>
+        <w:t>n King (Seattle, WA) t</w:t>
       </w:r>
       <w:r>
         <w:t>ừ</w:t>
@@ -4257,7 +4584,10 @@
         <w:t>ể</w:t>
       </w:r>
       <w:r>
-        <w:t>m nhà. X = house features, y = price (USD) — regression, khác b</w:t>
+        <w:t xml:space="preserve">m nhà. X = house features, y = price </w:t>
+      </w:r>
+      <w:r>
+        <w:t>(USD) — regression, khác b</w:t>
       </w:r>
       <w:r>
         <w:t>ả</w:t>
@@ -4293,16 +4623,16 @@
         <w:t>ả</w:t>
       </w:r>
       <w:r>
-        <w:t>i thích (R²). Dataset: House Sales in King County (Kaggle, https://www.kaggle.com/dat</w:t>
-      </w:r>
-      <w:r>
-        <w:t>asets/harlfoxem/housesalesprediction), 21,613 giao d</w:t>
+        <w:t>i thích (R²). Dataset: House Sales in King County (Kaggle, https://www.kaggle.com/datasets/harlfoxem/housesalesprediction), 21,613 giao d</w:t>
       </w:r>
       <w:r>
         <w:t>ị</w:t>
       </w:r>
       <w:r>
-        <w:t>ch × 21 c</w:t>
+        <w:t xml:space="preserve">ch × 21 </w:t>
+      </w:r>
+      <w:r>
+        <w:t>c</w:t>
       </w:r>
       <w:r>
         <w:t>ộ</w:t>
@@ -4380,10 +4710,7 @@
         <w:t>ớ</w:t>
       </w:r>
       <w:r>
-        <w:t xml:space="preserve">i 1,620 sqft là </w:t>
-      </w:r>
-      <w:r>
-        <w:t>l</w:t>
+        <w:t>i 1,620 sqft là l</w:t>
       </w:r>
       <w:r>
         <w:t>ỗ</w:t>
@@ -4421,7 +4748,10 @@
         <w:pStyle w:val="ListBullet"/>
       </w:pPr>
       <w:r>
-        <w:t>Không missing; outlier giá cao (đ</w:t>
+        <w:t>Không mi</w:t>
+      </w:r>
+      <w:r>
+        <w:t>ssing; outlier giá cao (đ</w:t>
       </w:r>
       <w:r>
         <w:t>ế</w:t>
@@ -4466,7 +4796,7 @@
           <wp:inline distT="0" distB="0" distL="0" distR="0">
             <wp:extent cx="5580000" cy="1897293"/>
             <wp:effectExtent l="0" t="0" r="0" b="0"/>
-            <wp:docPr id="6" name="Picture 6"/>
+            <wp:docPr id="8" name="Picture 8"/>
             <wp:cNvGraphicFramePr>
               <a:graphicFrameLocks xmlns:a="http://schemas.openxmlformats.org/drawingml/2006/main" noChangeAspect="1"/>
             </wp:cNvGraphicFramePr>
@@ -4478,7 +4808,7 @@
                     <pic:cNvPicPr/>
                   </pic:nvPicPr>
                   <pic:blipFill>
-                    <a:blip r:embed="rId11"/>
+                    <a:blip r:embed="rId13"/>
                     <a:stretch>
                       <a:fillRect/>
                     </a:stretch>
@@ -4583,10 +4913,10 @@
         <w:t>ế</w:t>
       </w:r>
       <w:r>
-        <w:t>n numeric (trong đó 2 fe</w:t>
-      </w:r>
-      <w:r>
-        <w:t>ature engineered: house_age = 2015 − yr_built, renovated ∈ {0,1}) đư</w:t>
+        <w:t>n numeric (trong đó 2 feature engineered: house_age = 2015 − yr_built, renovated ∈ {0</w:t>
+      </w:r>
+      <w:r>
+        <w:t>,1}) đư</w:t>
       </w:r>
       <w:r>
         <w:t>ợ</w:t>
@@ -4616,10 +4946,7 @@
         <w:t>ề</w:t>
       </w:r>
       <w:r>
-        <w:t xml:space="preserve">u) — </w:t>
-      </w:r>
-      <w:r>
-        <w:t>model h</w:t>
+        <w:t>u) — model h</w:t>
       </w:r>
       <w:r>
         <w:t>ọ</w:t>
@@ -4661,7 +4988,10 @@
         <w:t>ố</w:t>
       </w:r>
       <w:r>
-        <w:t xml:space="preserve"> c</w:t>
+        <w:t xml:space="preserve"> </w:t>
+      </w:r>
+      <w:r>
+        <w:t>c</w:t>
       </w:r>
       <w:r>
         <w:t>ủ</w:t>
@@ -4691,7 +5021,7 @@
           <wp:inline distT="0" distB="0" distL="0" distR="0">
             <wp:extent cx="5580000" cy="1974541"/>
             <wp:effectExtent l="0" t="0" r="0" b="0"/>
-            <wp:docPr id="7" name="Picture 7"/>
+            <wp:docPr id="9" name="Picture 9"/>
             <wp:cNvGraphicFramePr>
               <a:graphicFrameLocks xmlns:a="http://schemas.openxmlformats.org/drawingml/2006/main" noChangeAspect="1"/>
             </wp:cNvGraphicFramePr>
@@ -4703,7 +5033,7 @@
                     <pic:cNvPicPr/>
                   </pic:nvPicPr>
                   <pic:blipFill>
-                    <a:blip r:embed="rId12"/>
+                    <a:blip r:embed="rId14"/>
                     <a:stretch>
                       <a:fillRect/>
                     </a:stretch>
@@ -4818,7 +5148,7 @@
           <wp:inline distT="0" distB="0" distL="0" distR="0">
             <wp:extent cx="5580000" cy="3088561"/>
             <wp:effectExtent l="0" t="0" r="0" b="0"/>
-            <wp:docPr id="8" name="Picture 8"/>
+            <wp:docPr id="10" name="Picture 10"/>
             <wp:cNvGraphicFramePr>
               <a:graphicFrameLocks xmlns:a="http://schemas.openxmlformats.org/drawingml/2006/main" noChangeAspect="1"/>
             </wp:cNvGraphicFramePr>
@@ -4830,7 +5160,7 @@
                     <pic:cNvPicPr/>
                   </pic:nvPicPr>
                   <pic:blipFill>
-                    <a:blip r:embed="rId13"/>
+                    <a:blip r:embed="rId15"/>
                     <a:stretch>
                       <a:fillRect/>
                     </a:stretch>
@@ -5026,7 +5356,13 @@
         <w:rPr>
           <w:i/>
         </w:rPr>
-        <w:t>ng trên $2M. Interpretation: nhà siêu sang hi</w:t>
+        <w:t>ng trên $2M. Interpret</w:t>
+      </w:r>
+      <w:r>
+        <w:rPr>
+          <w:i/>
+        </w:rPr>
+        <w:t>ation: nhà siêu sang hi</w:t>
       </w:r>
       <w:r>
         <w:rPr>
@@ -5178,10 +5514,7 @@
         <w:pStyle w:val="Heading2"/>
       </w:pPr>
       <w:r>
-        <w:t>4.5 Models &amp; Evalu</w:t>
-      </w:r>
-      <w:r>
-        <w:t>ation (5 model)</w:t>
+        <w:t>4.5 Models &amp; Evaluation (5 model)</w:t>
       </w:r>
     </w:p>
     <w:tbl>
@@ -5567,13 +5900,7 @@
                 <w:sz w:val="20"/>
               </w:rPr>
               <w:lastRenderedPageBreak/>
-              <w:t xml:space="preserve">Linear </w:t>
-            </w:r>
-            <w:r>
-              <w:rPr>
-                <w:sz w:val="20"/>
-              </w:rPr>
-              <w:t>Regression</w:t>
+              <w:t>Linear Regression</w:t>
             </w:r>
           </w:p>
         </w:tc>
@@ -5758,10 +6085,7 @@
         <w:t>ế</w:t>
       </w:r>
       <w:r>
-        <w:t>p cho khách</w:t>
-      </w:r>
-      <w:r>
-        <w:t xml:space="preserve"> hàng; R² 0.90 nghĩa là model gi</w:t>
+        <w:t>p cho khách hàng; R² 0.90 nghĩa là model gi</w:t>
       </w:r>
       <w:r>
         <w:t>ả</w:t>
@@ -5773,7 +6097,10 @@
         <w:t>ế</w:t>
       </w:r>
       <w:r>
-        <w:t>n thiên giá. Error analysis: sai s</w:t>
+        <w:t>n thiên giá. Erro</w:t>
+      </w:r>
+      <w:r>
+        <w:t>r analysis: sai s</w:t>
       </w:r>
       <w:r>
         <w:t>ố</w:t>
@@ -5834,10 +6161,7 @@
     </w:p>
     <w:p>
       <w:r>
-        <w:t>ColumnTransformer (scaler + one-hot) + GB lưu 1 file house_pipel</w:t>
-      </w:r>
-      <w:r>
-        <w:t>ine.joblib. API POST /predict nh</w:t>
+        <w:t>ColumnTransformer (scaler + one-hot) + GB lưu 1 file house_pipeline.joblib. API POST /predict nh</w:t>
       </w:r>
       <w:r>
         <w:t>ậ</w:t>
@@ -5855,7 +6179,10 @@
         <w:t>ự</w:t>
       </w:r>
       <w:r>
-        <w:t xml:space="preserve"> tính house_age/renovated, d</w:t>
+        <w:t xml:space="preserve"> tính house_age/r</w:t>
+      </w:r>
+      <w:r>
+        <w:t>enovated, d</w:t>
       </w:r>
       <w:r>
         <w:t>ự</w:t>
@@ -5882,7 +6209,7 @@
           <wp:inline distT="0" distB="0" distL="0" distR="0">
             <wp:extent cx="5580000" cy="3923438"/>
             <wp:effectExtent l="0" t="0" r="0" b="0"/>
-            <wp:docPr id="9" name="Picture 9"/>
+            <wp:docPr id="11" name="Picture 11"/>
             <wp:cNvGraphicFramePr>
               <a:graphicFrameLocks xmlns:a="http://schemas.openxmlformats.org/drawingml/2006/main" noChangeAspect="1"/>
             </wp:cNvGraphicFramePr>
@@ -5894,7 +6221,7 @@
                     <pic:cNvPicPr/>
                   </pic:nvPicPr>
                   <pic:blipFill>
-                    <a:blip r:embed="rId14"/>
+                    <a:blip r:embed="rId16"/>
                     <a:stretch>
                       <a:fillRect/>
                     </a:stretch>
@@ -5954,7 +6281,7 @@
           <wp:inline distT="0" distB="0" distL="0" distR="0">
             <wp:extent cx="2880000" cy="6232615"/>
             <wp:effectExtent l="0" t="0" r="0" b="0"/>
-            <wp:docPr id="10" name="Picture 10"/>
+            <wp:docPr id="12" name="Picture 12"/>
             <wp:cNvGraphicFramePr>
               <a:graphicFrameLocks xmlns:a="http://schemas.openxmlformats.org/drawingml/2006/main" noChangeAspect="1"/>
             </wp:cNvGraphicFramePr>
@@ -5966,7 +6293,7 @@
                     <pic:cNvPicPr/>
                   </pic:nvPicPr>
                   <pic:blipFill>
-                    <a:blip r:embed="rId15"/>
+                    <a:blip r:embed="rId17"/>
                     <a:stretch>
                       <a:fillRect/>
                     </a:stretch>
@@ -6038,10 +6365,7 @@
       </w:pPr>
       <w:r>
         <w:lastRenderedPageBreak/>
-        <w:t>5</w:t>
-      </w:r>
-      <w:r>
-        <w:t>. Application 3 — E-commerce Customer Behavior &amp; Interest</w:t>
+        <w:t>5. Application 3 — E-commerce Customer Behavior &amp; Interest</w:t>
       </w:r>
     </w:p>
     <w:p>
@@ -6049,7 +6373,10 @@
         <w:pStyle w:val="Heading2"/>
       </w:pPr>
       <w:r>
-        <w:t>5.1 Problem Description</w:t>
+        <w:t xml:space="preserve">5.1 </w:t>
+      </w:r>
+      <w:r>
+        <w:t>Problem Description</w:t>
       </w:r>
     </w:p>
     <w:p>
@@ -6108,10 +6435,7 @@
         <w:t>ỏ</w:t>
       </w:r>
       <w:r>
-        <w:t xml:space="preserve"> hàng, y = interest — category</w:t>
-      </w:r>
-      <w:r>
-        <w:t xml:space="preserve"> chi</w:t>
+        <w:t xml:space="preserve"> hàng, y = interest — category chi</w:t>
       </w:r>
       <w:r>
         <w:t>ế</w:t>
@@ -6211,7 +6535,10 @@
         <w:t>ỏ</w:t>
       </w:r>
       <w:r>
-        <w:t xml:space="preserve"> 20,889 dòng không CustomerID (bài toán c</w:t>
+        <w:t xml:space="preserve"> 20,889 dòng không Custome</w:t>
+      </w:r>
+      <w:r>
+        <w:t>rID (bài toán c</w:t>
       </w:r>
       <w:r>
         <w:t>ấ</w:t>
@@ -6267,10 +6594,7 @@
         <w:t>ạ</w:t>
       </w:r>
       <w:r>
-        <w:t>ch; outli</w:t>
-      </w:r>
-      <w:r>
-        <w:t>er chi tiêu ($280k max) là khách B2B th</w:t>
+        <w:t>ch; outlier chi tiêu ($280k max) là khách B2B th</w:t>
       </w:r>
       <w:r>
         <w:t>ậ</w:t>
@@ -6288,7 +6612,10 @@
         <w:t>ệ</w:t>
       </w:r>
       <w:r>
-        <w:t>u phân khúc.</w:t>
+        <w:t>u p</w:t>
+      </w:r>
+      <w:r>
+        <w:t>hân khúc.</w:t>
       </w:r>
     </w:p>
     <w:p>
@@ -6351,10 +6678,10 @@
     </w:p>
     <w:p>
       <w:r>
-        <w:t>Transactions → Customer prof</w:t>
-      </w:r>
-      <w:r>
-        <w:t>ile: RFM (recency_days, frequency, monetary→log, total_items→log, avg_order_value) + basket_text (g</w:t>
+        <w:t>Transactions → Customer profile: RFM (recency_days, frequency, monetary→log, total_items→l</w:t>
+      </w:r>
+      <w:r>
+        <w:t>og, avg_order_value) + basket_text (g</w:t>
       </w:r>
       <w:r>
         <w:t>ộ</w:t>
@@ -6839,7 +7166,10 @@
         <w:t>ố</w:t>
       </w:r>
       <w:r>
-        <w:t xml:space="preserve"> khách trong batch (train 644 / val 153 / test 155); T = chi</w:t>
+        <w:t xml:space="preserve"> khách trong batch </w:t>
+      </w:r>
+      <w:r>
+        <w:t>(train 644 / val 153 / test 155); T = chi</w:t>
       </w:r>
       <w:r>
         <w:t>ề</w:t>
@@ -6917,16 +7247,16 @@
         <w:t>ế</w:t>
       </w:r>
       <w:r>
-        <w:t>u</w:t>
-      </w:r>
-      <w:r>
-        <w:t xml:space="preserve"> thêm neural embedding MiniLM: m</w:t>
+        <w:t>u thêm neural embedding MiniLM: m</w:t>
       </w:r>
       <w:r>
         <w:t>ỗ</w:t>
       </w:r>
       <w:r>
-        <w:t>i token ↦ R^384, sequence T×384, batch B×T×384 (đúng d</w:t>
+        <w:t>i token ↦ R^384, sequence</w:t>
+      </w:r>
+      <w:r>
+        <w:t xml:space="preserve"> T×384, batch B×T×384 (đúng d</w:t>
       </w:r>
       <w:r>
         <w:t>ạ</w:t>
@@ -6964,10 +7294,7 @@
         <w:t>ỉ</w:t>
       </w:r>
       <w:r>
-        <w:t xml:space="preserve"> fit trên train; category revenue share KHÔNG dùng làm feature (chúng sinh ra </w:t>
-      </w:r>
-      <w:r>
-        <w:t>target b</w:t>
+        <w:t xml:space="preserve"> fit trên train; category revenue share KHÔNG dùng làm feature (chúng sinh ra target b</w:t>
       </w:r>
       <w:r>
         <w:t>ằ</w:t>
@@ -7015,7 +7342,7 @@
           <wp:inline distT="0" distB="0" distL="0" distR="0">
             <wp:extent cx="5580000" cy="1734958"/>
             <wp:effectExtent l="0" t="0" r="0" b="0"/>
-            <wp:docPr id="11" name="Picture 11"/>
+            <wp:docPr id="13" name="Picture 13"/>
             <wp:cNvGraphicFramePr>
               <a:graphicFrameLocks xmlns:a="http://schemas.openxmlformats.org/drawingml/2006/main" noChangeAspect="1"/>
             </wp:cNvGraphicFramePr>
@@ -7027,7 +7354,7 @@
                     <pic:cNvPicPr/>
                   </pic:nvPicPr>
                   <pic:blipFill>
-                    <a:blip r:embed="rId16"/>
+                    <a:blip r:embed="rId18"/>
                     <a:stretch>
                       <a:fillRect/>
                     </a:stretch>
@@ -7114,7 +7441,7 @@
           <wp:inline distT="0" distB="0" distL="0" distR="0">
             <wp:extent cx="5580000" cy="1572062"/>
             <wp:effectExtent l="0" t="0" r="0" b="0"/>
-            <wp:docPr id="12" name="Picture 12"/>
+            <wp:docPr id="14" name="Picture 14"/>
             <wp:cNvGraphicFramePr>
               <a:graphicFrameLocks xmlns:a="http://schemas.openxmlformats.org/drawingml/2006/main" noChangeAspect="1"/>
             </wp:cNvGraphicFramePr>
@@ -7126,7 +7453,7 @@
                     <pic:cNvPicPr/>
                   </pic:nvPicPr>
                   <pic:blipFill>
-                    <a:blip r:embed="rId17"/>
+                    <a:blip r:embed="rId19"/>
                     <a:stretch>
                       <a:fillRect/>
                     </a:stretch>
@@ -7234,10 +7561,7 @@
         <w:pStyle w:val="Heading2"/>
       </w:pPr>
       <w:r>
-        <w:t>5.5 Models &amp; Evaluatio</w:t>
-      </w:r>
-      <w:r>
-        <w:t>n (6 model)</w:t>
+        <w:t>5.5 Models &amp; Evaluation (6 model)</w:t>
       </w:r>
     </w:p>
     <w:tbl>
@@ -7296,7 +7620,14 @@
                 <w:b/>
                 <w:sz w:val="20"/>
               </w:rPr>
-              <w:t>Precision(m)</w:t>
+              <w:t>Precision</w:t>
+            </w:r>
+            <w:r>
+              <w:rPr>
+                <w:b/>
+                <w:sz w:val="20"/>
+              </w:rPr>
+              <w:t>(m)</w:t>
             </w:r>
           </w:p>
         </w:tc>
@@ -7859,10 +8190,7 @@
         <w:t>ớ</w:t>
       </w:r>
       <w:r>
-        <w:t>p đông</w:t>
-      </w:r>
-      <w:r>
-        <w:t xml:space="preserve"> (home_decor). Confusion matrix cho th</w:t>
+        <w:t>p đông (home_decor). Confusion matrix cho th</w:t>
       </w:r>
       <w:r>
         <w:t>ấ</w:t>
@@ -7892,7 +8220,10 @@
         <w:t>ở</w:t>
       </w:r>
       <w:r>
-        <w:t xml:space="preserve"> các nhóm g</w:t>
+        <w:t xml:space="preserve"> </w:t>
+      </w:r>
+      <w:r>
+        <w:t>các nhóm g</w:t>
       </w:r>
       <w:r>
         <w:t>ầ</w:t>
@@ -8011,14 +8342,7 @@
                 <w:b/>
                 <w:sz w:val="20"/>
               </w:rPr>
-              <w:t>Logistic</w:t>
-            </w:r>
-            <w:r>
-              <w:rPr>
-                <w:b/>
-                <w:sz w:val="20"/>
-              </w:rPr>
-              <w:t xml:space="preserve"> Regression</w:t>
+              <w:t>Logistic Regression</w:t>
             </w:r>
           </w:p>
         </w:tc>
@@ -8076,7 +8400,13 @@
               <w:rPr>
                 <w:sz w:val="20"/>
               </w:rPr>
-              <w:t>u RFM)</w:t>
+              <w:t xml:space="preserve">u </w:t>
+            </w:r>
+            <w:r>
+              <w:rPr>
+                <w:sz w:val="20"/>
+              </w:rPr>
+              <w:t>RFM)</w:t>
             </w:r>
           </w:p>
         </w:tc>
@@ -8211,10 +8541,7 @@
         <w:t>ọ</w:t>
       </w:r>
       <w:r>
-        <w:t xml:space="preserve">i model: cùng RFM, khách mua 'candle holder heart' và 'teacup saucer' là hai interest </w:t>
-      </w:r>
-      <w:r>
-        <w:t>khác nhau — thông tin ch</w:t>
+        <w:t>i model: cùng RFM, khách mua 'candle holder heart' và 'teacup saucer' là hai interest khác nhau — thông tin ch</w:t>
       </w:r>
       <w:r>
         <w:t>ỉ</w:t>
@@ -8307,7 +8634,7 @@
           <wp:inline distT="0" distB="0" distL="0" distR="0">
             <wp:extent cx="5580000" cy="2616429"/>
             <wp:effectExtent l="0" t="0" r="0" b="0"/>
-            <wp:docPr id="13" name="Picture 13"/>
+            <wp:docPr id="15" name="Picture 15"/>
             <wp:cNvGraphicFramePr>
               <a:graphicFrameLocks xmlns:a="http://schemas.openxmlformats.org/drawingml/2006/main" noChangeAspect="1"/>
             </wp:cNvGraphicFramePr>
@@ -8319,7 +8646,7 @@
                     <pic:cNvPicPr/>
                   </pic:nvPicPr>
                   <pic:blipFill>
-                    <a:blip r:embed="rId18"/>
+                    <a:blip r:embed="rId20"/>
                     <a:stretch>
                       <a:fillRect/>
                     </a:stretch>
@@ -8427,10 +8754,7 @@
         <w:pStyle w:val="Heading2"/>
       </w:pPr>
       <w:r>
-        <w:t>5.7 Business Interpret</w:t>
-      </w:r>
-      <w:r>
-        <w:t>ation</w:t>
+        <w:t>5.7 Business Interpretation</w:t>
       </w:r>
     </w:p>
     <w:p>
@@ -8465,7 +8789,10 @@
         <w:t>ừ</w:t>
       </w:r>
       <w:r>
-        <w:t xml:space="preserve"> hành vi + gi</w:t>
+        <w:t xml:space="preserve"> hành</w:t>
+      </w:r>
+      <w:r>
+        <w:t xml:space="preserve"> vi + gi</w:t>
       </w:r>
       <w:r>
         <w:t>ỏ</w:t>
@@ -8525,10 +8852,7 @@
         <w:t>ị</w:t>
       </w:r>
       <w:r>
-        <w:t xml:space="preserve">ch marketing theo phân khúc. API </w:t>
-      </w:r>
-      <w:r>
-        <w:t>tr</w:t>
+        <w:t>ch marketing theo phân khúc. API tr</w:t>
       </w:r>
       <w:r>
         <w:t>ả</w:t>
@@ -8558,7 +8882,10 @@
         <w:t>ỡ</w:t>
       </w:r>
       <w:r>
-        <w:t>ng phù h</w:t>
+        <w:t>ng</w:t>
+      </w:r>
+      <w:r>
+        <w:t xml:space="preserve"> phù h</w:t>
       </w:r>
       <w:r>
         <w:t>ợ</w:t>
@@ -8589,10 +8916,7 @@
         <w:t>ạ</w:t>
       </w:r>
       <w:r>
-        <w:t>i) → interest + confidence +</w:t>
-      </w:r>
-      <w:r>
-        <w:t xml:space="preserve"> top-3.</w:t>
+        <w:t>i) → interest + confidence + top-3.</w:t>
       </w:r>
     </w:p>
     <w:p>
@@ -8604,1631 +8928,6 @@
           <w:noProof/>
         </w:rPr>
         <w:lastRenderedPageBreak/>
-        <w:drawing>
-          <wp:inline distT="0" distB="0" distL="0" distR="0">
-            <wp:extent cx="5580000" cy="3923438"/>
-            <wp:effectExtent l="0" t="0" r="0" b="0"/>
-            <wp:docPr id="14" name="Picture 14"/>
-            <wp:cNvGraphicFramePr>
-              <a:graphicFrameLocks xmlns:a="http://schemas.openxmlformats.org/drawingml/2006/main" noChangeAspect="1"/>
-            </wp:cNvGraphicFramePr>
-            <a:graphic xmlns:a="http://schemas.openxmlformats.org/drawingml/2006/main">
-              <a:graphicData uri="http://schemas.openxmlformats.org/drawingml/2006/picture">
-                <pic:pic xmlns:pic="http://schemas.openxmlformats.org/drawingml/2006/picture">
-                  <pic:nvPicPr>
-                    <pic:cNvPr id="0" name="web_customer_demo.png"/>
-                    <pic:cNvPicPr/>
-                  </pic:nvPicPr>
-                  <pic:blipFill>
-                    <a:blip r:embed="rId19"/>
-                    <a:stretch>
-                      <a:fillRect/>
-                    </a:stretch>
-                  </pic:blipFill>
-                  <pic:spPr>
-                    <a:xfrm>
-                      <a:off x="0" y="0"/>
-                      <a:ext cx="5580000" cy="3923438"/>
-                    </a:xfrm>
-                    <a:prstGeom prst="rect">
-                      <a:avLst/>
-                    </a:prstGeom>
-                  </pic:spPr>
-                </pic:pic>
-              </a:graphicData>
-            </a:graphic>
-          </wp:inline>
-        </w:drawing>
-      </w:r>
-    </w:p>
-    <w:p>
-      <w:pPr>
-        <w:jc w:val="center"/>
-      </w:pPr>
-      <w:r>
-        <w:rPr>
-          <w:i/>
-          <w:sz w:val="20"/>
-        </w:rPr>
-        <w:t>Hình 5.4 — Web app: d</w:t>
-      </w:r>
-      <w:r>
-        <w:rPr>
-          <w:i/>
-          <w:sz w:val="20"/>
-        </w:rPr>
-        <w:t>ự</w:t>
-      </w:r>
-      <w:r>
-        <w:rPr>
-          <w:i/>
-          <w:sz w:val="20"/>
-        </w:rPr>
-        <w:t xml:space="preserve"> đoán home_decor 96.2% + top-3 xác su</w:t>
-      </w:r>
-      <w:r>
-        <w:rPr>
-          <w:i/>
-          <w:sz w:val="20"/>
-        </w:rPr>
-        <w:t>ấ</w:t>
-      </w:r>
-      <w:r>
-        <w:rPr>
-          <w:i/>
-          <w:sz w:val="20"/>
-        </w:rPr>
-        <w:t>t</w:t>
-      </w:r>
-    </w:p>
-    <w:p>
-      <w:pPr>
-        <w:jc w:val="center"/>
-      </w:pPr>
-      <w:r>
-        <w:rPr>
-          <w:noProof/>
-        </w:rPr>
-        <w:lastRenderedPageBreak/>
-        <w:drawing>
-          <wp:inline distT="0" distB="0" distL="0" distR="0">
-            <wp:extent cx="2880000" cy="6232615"/>
-            <wp:effectExtent l="0" t="0" r="0" b="0"/>
-            <wp:docPr id="15" name="Picture 15"/>
-            <wp:cNvGraphicFramePr>
-              <a:graphicFrameLocks xmlns:a="http://schemas.openxmlformats.org/drawingml/2006/main" noChangeAspect="1"/>
-            </wp:cNvGraphicFramePr>
-            <a:graphic xmlns:a="http://schemas.openxmlformats.org/drawingml/2006/main">
-              <a:graphicData uri="http://schemas.openxmlformats.org/drawingml/2006/picture">
-                <pic:pic xmlns:pic="http://schemas.openxmlformats.org/drawingml/2006/picture">
-                  <pic:nvPicPr>
-                    <pic:cNvPr id="0" name="mobile_customer_02_result.png"/>
-                    <pic:cNvPicPr/>
-                  </pic:nvPicPr>
-                  <pic:blipFill>
-                    <a:blip r:embed="rId20"/>
-                    <a:stretch>
-                      <a:fillRect/>
-                    </a:stretch>
-                  </pic:blipFill>
-                  <pic:spPr>
-                    <a:xfrm>
-                      <a:off x="0" y="0"/>
-                      <a:ext cx="2880000" cy="6232615"/>
-                    </a:xfrm>
-                    <a:prstGeom prst="rect">
-                      <a:avLst/>
-                    </a:prstGeom>
-                  </pic:spPr>
-                </pic:pic>
-              </a:graphicData>
-            </a:graphic>
-          </wp:inline>
-        </w:drawing>
-      </w:r>
-    </w:p>
-    <w:p>
-      <w:pPr>
-        <w:jc w:val="center"/>
-      </w:pPr>
-      <w:r>
-        <w:rPr>
-          <w:i/>
-          <w:sz w:val="20"/>
-        </w:rPr>
-        <w:t>Hình 5.5 — Mobile: interest home_decor, confidence 96.2%</w:t>
-      </w:r>
-    </w:p>
-    <w:p>
-      <w:r>
-        <w:br w:type="page"/>
-      </w:r>
-    </w:p>
-    <w:p>
-      <w:pPr>
-        <w:pStyle w:val="Heading1"/>
-      </w:pPr>
-      <w:r>
-        <w:lastRenderedPageBreak/>
-        <w:t>6. Comparison of the Three Intelligent Systems</w:t>
-      </w:r>
-    </w:p>
-    <w:tbl>
-      <w:tblPr>
-        <w:tblStyle w:val="TableGrid"/>
-        <w:tblW w:w="0" w:type="auto"/>
-        <w:jc w:val="center"/>
-        <w:tblLook w:val="04A0" w:firstRow="1" w:lastRow="0" w:firstColumn="1" w:lastColumn="0" w:noHBand="0" w:noVBand="1"/>
-      </w:tblPr>
-      <w:tblGrid>
-        <w:gridCol w:w="2160"/>
-        <w:gridCol w:w="2160"/>
-        <w:gridCol w:w="2160"/>
-        <w:gridCol w:w="2160"/>
-      </w:tblGrid>
-      <w:tr>
-        <w:trPr>
-          <w:jc w:val="center"/>
-        </w:trPr>
-        <w:tc>
-          <w:tcPr>
-            <w:tcW w:w="2160" w:type="dxa"/>
-          </w:tcPr>
-          <w:p>
-            <w:r>
-              <w:rPr>
-                <w:b/>
-                <w:sz w:val="20"/>
-              </w:rPr>
-              <w:t>Aspect</w:t>
-            </w:r>
-          </w:p>
-        </w:tc>
-        <w:tc>
-          <w:tcPr>
-            <w:tcW w:w="2160" w:type="dxa"/>
-          </w:tcPr>
-          <w:p>
-            <w:r>
-              <w:rPr>
-                <w:b/>
-                <w:sz w:val="20"/>
-              </w:rPr>
-              <w:t>Diabetes</w:t>
-            </w:r>
-          </w:p>
-        </w:tc>
-        <w:tc>
-          <w:tcPr>
-            <w:tcW w:w="2160" w:type="dxa"/>
-          </w:tcPr>
-          <w:p>
-            <w:r>
-              <w:rPr>
-                <w:b/>
-                <w:sz w:val="20"/>
-              </w:rPr>
-              <w:t>House Price</w:t>
-            </w:r>
-          </w:p>
-        </w:tc>
-        <w:tc>
-          <w:tcPr>
-            <w:tcW w:w="2160" w:type="dxa"/>
-          </w:tcPr>
-          <w:p>
-            <w:r>
-              <w:rPr>
-                <w:b/>
-                <w:sz w:val="20"/>
-              </w:rPr>
-              <w:t>Customer Behavior</w:t>
-            </w:r>
-          </w:p>
-        </w:tc>
-      </w:tr>
-      <w:tr>
-        <w:trPr>
-          <w:jc w:val="center"/>
-        </w:trPr>
-        <w:tc>
-          <w:tcPr>
-            <w:tcW w:w="2160" w:type="dxa"/>
-          </w:tcPr>
-          <w:p>
-            <w:r>
-              <w:rPr>
-                <w:sz w:val="20"/>
-              </w:rPr>
-              <w:t>Problem type</w:t>
-            </w:r>
-          </w:p>
-        </w:tc>
-        <w:tc>
-          <w:tcPr>
-            <w:tcW w:w="2160" w:type="dxa"/>
-          </w:tcPr>
-          <w:p>
-            <w:r>
-              <w:rPr>
-                <w:sz w:val="20"/>
-              </w:rPr>
-              <w:t xml:space="preserve">Binary </w:t>
-            </w:r>
-            <w:r>
-              <w:rPr>
-                <w:sz w:val="20"/>
-              </w:rPr>
-              <w:t>classification</w:t>
-            </w:r>
-          </w:p>
-        </w:tc>
-        <w:tc>
-          <w:tcPr>
-            <w:tcW w:w="2160" w:type="dxa"/>
-          </w:tcPr>
-          <w:p>
-            <w:r>
-              <w:rPr>
-                <w:sz w:val="20"/>
-              </w:rPr>
-              <w:t>Regression</w:t>
-            </w:r>
-          </w:p>
-        </w:tc>
-        <w:tc>
-          <w:tcPr>
-            <w:tcW w:w="2160" w:type="dxa"/>
-          </w:tcPr>
-          <w:p>
-            <w:r>
-              <w:rPr>
-                <w:sz w:val="20"/>
-              </w:rPr>
-              <w:t>Multi-class classification (9)</w:t>
-            </w:r>
-          </w:p>
-        </w:tc>
-      </w:tr>
-      <w:tr>
-        <w:trPr>
-          <w:jc w:val="center"/>
-        </w:trPr>
-        <w:tc>
-          <w:tcPr>
-            <w:tcW w:w="2160" w:type="dxa"/>
-          </w:tcPr>
-          <w:p>
-            <w:r>
-              <w:rPr>
-                <w:sz w:val="20"/>
-              </w:rPr>
-              <w:t>Observation</w:t>
-            </w:r>
-          </w:p>
-        </w:tc>
-        <w:tc>
-          <w:tcPr>
-            <w:tcW w:w="2160" w:type="dxa"/>
-          </w:tcPr>
-          <w:p>
-            <w:r>
-              <w:rPr>
-                <w:sz w:val="20"/>
-              </w:rPr>
-              <w:t>1 b</w:t>
-            </w:r>
-            <w:r>
-              <w:rPr>
-                <w:sz w:val="20"/>
-              </w:rPr>
-              <w:t>ệ</w:t>
-            </w:r>
-            <w:r>
-              <w:rPr>
-                <w:sz w:val="20"/>
-              </w:rPr>
-              <w:t>nh nhân (ph</w:t>
-            </w:r>
-            <w:r>
-              <w:rPr>
-                <w:sz w:val="20"/>
-              </w:rPr>
-              <w:t>ụ</w:t>
-            </w:r>
-            <w:r>
-              <w:rPr>
-                <w:sz w:val="20"/>
-              </w:rPr>
-              <w:t xml:space="preserve"> n</w:t>
-            </w:r>
-            <w:r>
-              <w:rPr>
-                <w:sz w:val="20"/>
-              </w:rPr>
-              <w:t>ữ</w:t>
-            </w:r>
-            <w:r>
-              <w:rPr>
-                <w:sz w:val="20"/>
-              </w:rPr>
-              <w:t xml:space="preserve"> Pima)</w:t>
-            </w:r>
-          </w:p>
-        </w:tc>
-        <w:tc>
-          <w:tcPr>
-            <w:tcW w:w="2160" w:type="dxa"/>
-          </w:tcPr>
-          <w:p>
-            <w:r>
-              <w:rPr>
-                <w:sz w:val="20"/>
-              </w:rPr>
-              <w:t>1 giao d</w:t>
-            </w:r>
-            <w:r>
-              <w:rPr>
-                <w:sz w:val="20"/>
-              </w:rPr>
-              <w:t>ị</w:t>
-            </w:r>
-            <w:r>
-              <w:rPr>
-                <w:sz w:val="20"/>
-              </w:rPr>
-              <w:t>ch bán nhà</w:t>
-            </w:r>
-          </w:p>
-        </w:tc>
-        <w:tc>
-          <w:tcPr>
-            <w:tcW w:w="2160" w:type="dxa"/>
-          </w:tcPr>
-          <w:p>
-            <w:r>
-              <w:rPr>
-                <w:sz w:val="20"/>
-              </w:rPr>
-              <w:t>1 khách (g</w:t>
-            </w:r>
-            <w:r>
-              <w:rPr>
-                <w:sz w:val="20"/>
-              </w:rPr>
-              <w:t>ộ</w:t>
-            </w:r>
-            <w:r>
-              <w:rPr>
-                <w:sz w:val="20"/>
-              </w:rPr>
-              <w:t>p t</w:t>
-            </w:r>
-            <w:r>
-              <w:rPr>
-                <w:sz w:val="20"/>
-              </w:rPr>
-              <w:t>ừ</w:t>
-            </w:r>
-            <w:r>
-              <w:rPr>
-                <w:sz w:val="20"/>
-              </w:rPr>
-              <w:t xml:space="preserve"> giao d</w:t>
-            </w:r>
-            <w:r>
-              <w:rPr>
-                <w:sz w:val="20"/>
-              </w:rPr>
-              <w:t>ị</w:t>
-            </w:r>
-            <w:r>
-              <w:rPr>
-                <w:sz w:val="20"/>
-              </w:rPr>
-              <w:t>ch)</w:t>
-            </w:r>
-          </w:p>
-        </w:tc>
-      </w:tr>
-      <w:tr>
-        <w:trPr>
-          <w:jc w:val="center"/>
-        </w:trPr>
-        <w:tc>
-          <w:tcPr>
-            <w:tcW w:w="2160" w:type="dxa"/>
-          </w:tcPr>
-          <w:p>
-            <w:r>
-              <w:rPr>
-                <w:sz w:val="20"/>
-              </w:rPr>
-              <w:t>Target</w:t>
-            </w:r>
-          </w:p>
-        </w:tc>
-        <w:tc>
-          <w:tcPr>
-            <w:tcW w:w="2160" w:type="dxa"/>
-          </w:tcPr>
-          <w:p>
-            <w:r>
-              <w:rPr>
-                <w:sz w:val="20"/>
-              </w:rPr>
-              <w:t>Outcome {0,1}</w:t>
-            </w:r>
-          </w:p>
-        </w:tc>
-        <w:tc>
-          <w:tcPr>
-            <w:tcW w:w="2160" w:type="dxa"/>
-          </w:tcPr>
-          <w:p>
-            <w:r>
-              <w:rPr>
-                <w:sz w:val="20"/>
-              </w:rPr>
-              <w:t>price (USD, log)</w:t>
-            </w:r>
-          </w:p>
-        </w:tc>
-        <w:tc>
-          <w:tcPr>
-            <w:tcW w:w="2160" w:type="dxa"/>
-          </w:tcPr>
-          <w:p>
-            <w:r>
-              <w:rPr>
-                <w:sz w:val="20"/>
-              </w:rPr>
-              <w:t>interest (9 nhóm)</w:t>
-            </w:r>
-          </w:p>
-        </w:tc>
-      </w:tr>
-      <w:tr>
-        <w:trPr>
-          <w:jc w:val="center"/>
-        </w:trPr>
-        <w:tc>
-          <w:tcPr>
-            <w:tcW w:w="2160" w:type="dxa"/>
-          </w:tcPr>
-          <w:p>
-            <w:r>
-              <w:rPr>
-                <w:sz w:val="20"/>
-              </w:rPr>
-              <w:t>Input representation</w:t>
-            </w:r>
-          </w:p>
-        </w:tc>
-        <w:tc>
-          <w:tcPr>
-            <w:tcW w:w="2160" w:type="dxa"/>
-          </w:tcPr>
-          <w:p>
-            <w:r>
-              <w:rPr>
-                <w:sz w:val="20"/>
-              </w:rPr>
-              <w:t>8D imputed + scaled</w:t>
-            </w:r>
-          </w:p>
-        </w:tc>
-        <w:tc>
-          <w:tcPr>
-            <w:tcW w:w="2160" w:type="dxa"/>
-          </w:tcPr>
-          <w:p>
-            <w:r>
-              <w:rPr>
-                <w:sz w:val="20"/>
-              </w:rPr>
-              <w:t xml:space="preserve">17D scaled + </w:t>
-            </w:r>
-            <w:r>
-              <w:rPr>
-                <w:sz w:val="20"/>
-              </w:rPr>
-              <w:t>70D one-hot</w:t>
-            </w:r>
-          </w:p>
-        </w:tc>
-        <w:tc>
-          <w:tcPr>
-            <w:tcW w:w="2160" w:type="dxa"/>
-          </w:tcPr>
-          <w:p>
-            <w:r>
-              <w:rPr>
-                <w:sz w:val="20"/>
-              </w:rPr>
-              <w:t>5D RFM ⊕ 4000D TF-IDF</w:t>
-            </w:r>
-          </w:p>
-        </w:tc>
-      </w:tr>
-      <w:tr>
-        <w:trPr>
-          <w:jc w:val="center"/>
-        </w:trPr>
-        <w:tc>
-          <w:tcPr>
-            <w:tcW w:w="2160" w:type="dxa"/>
-          </w:tcPr>
-          <w:p>
-            <w:r>
-              <w:rPr>
-                <w:sz w:val="20"/>
-              </w:rPr>
-              <w:t>Model input</w:t>
-            </w:r>
-          </w:p>
-        </w:tc>
-        <w:tc>
-          <w:tcPr>
-            <w:tcW w:w="2160" w:type="dxa"/>
-          </w:tcPr>
-          <w:p>
-            <w:r>
-              <w:rPr>
-                <w:sz w:val="20"/>
-              </w:rPr>
-              <w:t>B × 8 float64</w:t>
-            </w:r>
-          </w:p>
-        </w:tc>
-        <w:tc>
-          <w:tcPr>
-            <w:tcW w:w="2160" w:type="dxa"/>
-          </w:tcPr>
-          <w:p>
-            <w:r>
-              <w:rPr>
-                <w:sz w:val="20"/>
-              </w:rPr>
-              <w:t>B × 87 float64</w:t>
-            </w:r>
-          </w:p>
-        </w:tc>
-        <w:tc>
-          <w:tcPr>
-            <w:tcW w:w="2160" w:type="dxa"/>
-          </w:tcPr>
-          <w:p>
-            <w:r>
-              <w:rPr>
-                <w:sz w:val="20"/>
-              </w:rPr>
-              <w:t>sparse B × 4005</w:t>
-            </w:r>
-          </w:p>
-        </w:tc>
-      </w:tr>
-      <w:tr>
-        <w:trPr>
-          <w:jc w:val="center"/>
-        </w:trPr>
-        <w:tc>
-          <w:tcPr>
-            <w:tcW w:w="2160" w:type="dxa"/>
-          </w:tcPr>
-          <w:p>
-            <w:r>
-              <w:rPr>
-                <w:sz w:val="20"/>
-              </w:rPr>
-              <w:t>Data-quality issues</w:t>
-            </w:r>
-          </w:p>
-        </w:tc>
-        <w:tc>
-          <w:tcPr>
-            <w:tcW w:w="2160" w:type="dxa"/>
-          </w:tcPr>
-          <w:p>
-            <w:r>
-              <w:rPr>
-                <w:sz w:val="20"/>
-              </w:rPr>
-              <w:t>0-trá hình (Insulin 48.7%)</w:t>
-            </w:r>
-          </w:p>
-        </w:tc>
-        <w:tc>
-          <w:tcPr>
-            <w:tcW w:w="2160" w:type="dxa"/>
-          </w:tcPr>
-          <w:p>
-            <w:r>
-              <w:rPr>
-                <w:sz w:val="20"/>
-              </w:rPr>
-              <w:t>id trùng, bedrooms=33, skew giá</w:t>
-            </w:r>
-          </w:p>
-        </w:tc>
-        <w:tc>
-          <w:tcPr>
-            <w:tcW w:w="2160" w:type="dxa"/>
-          </w:tcPr>
-          <w:p>
-            <w:r>
-              <w:rPr>
-                <w:sz w:val="20"/>
-              </w:rPr>
-              <w:t>thi</w:t>
-            </w:r>
-            <w:r>
-              <w:rPr>
-                <w:sz w:val="20"/>
-              </w:rPr>
-              <w:t>ế</w:t>
-            </w:r>
-            <w:r>
-              <w:rPr>
-                <w:sz w:val="20"/>
-              </w:rPr>
-              <w:t>u CustomerID 38%, đơn h</w:t>
-            </w:r>
-            <w:r>
-              <w:rPr>
-                <w:sz w:val="20"/>
-              </w:rPr>
-              <w:t>ủ</w:t>
-            </w:r>
-            <w:r>
-              <w:rPr>
-                <w:sz w:val="20"/>
-              </w:rPr>
-              <w:t>y, trùng dòng</w:t>
-            </w:r>
-          </w:p>
-        </w:tc>
-      </w:tr>
-      <w:tr>
-        <w:trPr>
-          <w:jc w:val="center"/>
-        </w:trPr>
-        <w:tc>
-          <w:tcPr>
-            <w:tcW w:w="2160" w:type="dxa"/>
-          </w:tcPr>
-          <w:p>
-            <w:r>
-              <w:rPr>
-                <w:sz w:val="20"/>
-              </w:rPr>
-              <w:t>Best model</w:t>
-            </w:r>
-          </w:p>
-        </w:tc>
-        <w:tc>
-          <w:tcPr>
-            <w:tcW w:w="2160" w:type="dxa"/>
-          </w:tcPr>
-          <w:p>
-            <w:r>
-              <w:rPr>
-                <w:sz w:val="20"/>
-              </w:rPr>
-              <w:t>Random Forest</w:t>
-            </w:r>
-          </w:p>
-        </w:tc>
-        <w:tc>
-          <w:tcPr>
-            <w:tcW w:w="2160" w:type="dxa"/>
-          </w:tcPr>
-          <w:p>
-            <w:r>
-              <w:rPr>
-                <w:sz w:val="20"/>
-              </w:rPr>
-              <w:t>Gradient Boostin</w:t>
-            </w:r>
-            <w:r>
-              <w:rPr>
-                <w:sz w:val="20"/>
-              </w:rPr>
-              <w:t>g</w:t>
-            </w:r>
-          </w:p>
-        </w:tc>
-        <w:tc>
-          <w:tcPr>
-            <w:tcW w:w="2160" w:type="dxa"/>
-          </w:tcPr>
-          <w:p>
-            <w:r>
-              <w:rPr>
-                <w:sz w:val="20"/>
-              </w:rPr>
-              <w:t>Linear SVM (text)</w:t>
-            </w:r>
-          </w:p>
-        </w:tc>
-      </w:tr>
-      <w:tr>
-        <w:trPr>
-          <w:jc w:val="center"/>
-        </w:trPr>
-        <w:tc>
-          <w:tcPr>
-            <w:tcW w:w="2160" w:type="dxa"/>
-          </w:tcPr>
-          <w:p>
-            <w:r>
-              <w:rPr>
-                <w:sz w:val="20"/>
-              </w:rPr>
-              <w:t>Main metric</w:t>
-            </w:r>
-          </w:p>
-        </w:tc>
-        <w:tc>
-          <w:tcPr>
-            <w:tcW w:w="2160" w:type="dxa"/>
-          </w:tcPr>
-          <w:p>
-            <w:r>
-              <w:rPr>
-                <w:sz w:val="20"/>
-              </w:rPr>
-              <w:t>Recall / ROC-AUC</w:t>
-            </w:r>
-          </w:p>
-        </w:tc>
-        <w:tc>
-          <w:tcPr>
-            <w:tcW w:w="2160" w:type="dxa"/>
-          </w:tcPr>
-          <w:p>
-            <w:r>
-              <w:rPr>
-                <w:sz w:val="20"/>
-              </w:rPr>
-              <w:t>MAE / R²</w:t>
-            </w:r>
-          </w:p>
-        </w:tc>
-        <w:tc>
-          <w:tcPr>
-            <w:tcW w:w="2160" w:type="dxa"/>
-          </w:tcPr>
-          <w:p>
-            <w:r>
-              <w:rPr>
-                <w:sz w:val="20"/>
-              </w:rPr>
-              <w:t>Macro-F1</w:t>
-            </w:r>
-          </w:p>
-        </w:tc>
-      </w:tr>
-      <w:tr>
-        <w:trPr>
-          <w:jc w:val="center"/>
-        </w:trPr>
-        <w:tc>
-          <w:tcPr>
-            <w:tcW w:w="2160" w:type="dxa"/>
-          </w:tcPr>
-          <w:p>
-            <w:r>
-              <w:rPr>
-                <w:sz w:val="20"/>
-              </w:rPr>
-              <w:t>Web deployment</w:t>
-            </w:r>
-          </w:p>
-        </w:tc>
-        <w:tc>
-          <w:tcPr>
-            <w:tcW w:w="2160" w:type="dxa"/>
-          </w:tcPr>
-          <w:p>
-            <w:r>
-              <w:rPr>
-                <w:sz w:val="20"/>
-              </w:rPr>
-              <w:t>Streamlit + FastAPI</w:t>
-            </w:r>
-          </w:p>
-        </w:tc>
-        <w:tc>
-          <w:tcPr>
-            <w:tcW w:w="2160" w:type="dxa"/>
-          </w:tcPr>
-          <w:p>
-            <w:r>
-              <w:rPr>
-                <w:sz w:val="20"/>
-              </w:rPr>
-              <w:t>Streamlit + FastAPI</w:t>
-            </w:r>
-          </w:p>
-        </w:tc>
-        <w:tc>
-          <w:tcPr>
-            <w:tcW w:w="2160" w:type="dxa"/>
-          </w:tcPr>
-          <w:p>
-            <w:r>
-              <w:rPr>
-                <w:sz w:val="20"/>
-              </w:rPr>
-              <w:t>Streamlit + FastAPI</w:t>
-            </w:r>
-          </w:p>
-        </w:tc>
-      </w:tr>
-      <w:tr>
-        <w:trPr>
-          <w:jc w:val="center"/>
-        </w:trPr>
-        <w:tc>
-          <w:tcPr>
-            <w:tcW w:w="2160" w:type="dxa"/>
-          </w:tcPr>
-          <w:p>
-            <w:r>
-              <w:rPr>
-                <w:sz w:val="20"/>
-              </w:rPr>
-              <w:t>Mobile deployment</w:t>
-            </w:r>
-          </w:p>
-        </w:tc>
-        <w:tc>
-          <w:tcPr>
-            <w:tcW w:w="2160" w:type="dxa"/>
-          </w:tcPr>
-          <w:p>
-            <w:r>
-              <w:rPr>
-                <w:sz w:val="20"/>
-              </w:rPr>
-              <w:t>HTML mobile-first → API</w:t>
-            </w:r>
-          </w:p>
-        </w:tc>
-        <w:tc>
-          <w:tcPr>
-            <w:tcW w:w="2160" w:type="dxa"/>
-          </w:tcPr>
-          <w:p>
-            <w:r>
-              <w:rPr>
-                <w:sz w:val="20"/>
-              </w:rPr>
-              <w:t>HTML mobile-first → API</w:t>
-            </w:r>
-          </w:p>
-        </w:tc>
-        <w:tc>
-          <w:tcPr>
-            <w:tcW w:w="2160" w:type="dxa"/>
-          </w:tcPr>
-          <w:p>
-            <w:r>
-              <w:rPr>
-                <w:sz w:val="20"/>
-              </w:rPr>
-              <w:t>HTML mobile-first → API</w:t>
-            </w:r>
-          </w:p>
-        </w:tc>
-      </w:tr>
-      <w:tr>
-        <w:trPr>
-          <w:jc w:val="center"/>
-        </w:trPr>
-        <w:tc>
-          <w:tcPr>
-            <w:tcW w:w="2160" w:type="dxa"/>
-          </w:tcPr>
-          <w:p>
-            <w:r>
-              <w:rPr>
-                <w:sz w:val="20"/>
-              </w:rPr>
-              <w:t>Main limitation</w:t>
-            </w:r>
-          </w:p>
-        </w:tc>
-        <w:tc>
-          <w:tcPr>
-            <w:tcW w:w="2160" w:type="dxa"/>
-          </w:tcPr>
-          <w:p>
-            <w:r>
-              <w:rPr>
-                <w:sz w:val="20"/>
-              </w:rPr>
-              <w:t>nh</w:t>
-            </w:r>
-            <w:r>
-              <w:rPr>
-                <w:sz w:val="20"/>
-              </w:rPr>
-              <w:t>ỏ</w:t>
-            </w:r>
-            <w:r>
-              <w:rPr>
-                <w:sz w:val="20"/>
-              </w:rPr>
-              <w:t xml:space="preserve"> </w:t>
-            </w:r>
-            <w:r>
-              <w:rPr>
-                <w:sz w:val="20"/>
-              </w:rPr>
-              <w:t>(768), Recall test 0.49</w:t>
-            </w:r>
-          </w:p>
-        </w:tc>
-        <w:tc>
-          <w:tcPr>
-            <w:tcW w:w="2160" w:type="dxa"/>
-          </w:tcPr>
-          <w:p>
-            <w:r>
-              <w:rPr>
-                <w:sz w:val="20"/>
-              </w:rPr>
-              <w:t xml:space="preserve">kém tin </w:t>
-            </w:r>
-            <w:r>
-              <w:rPr>
-                <w:sz w:val="20"/>
-              </w:rPr>
-              <w:t>ở</w:t>
-            </w:r>
-            <w:r>
-              <w:rPr>
-                <w:sz w:val="20"/>
-              </w:rPr>
-              <w:t xml:space="preserve"> nhà &gt;$2M</w:t>
-            </w:r>
-          </w:p>
-        </w:tc>
-        <w:tc>
-          <w:tcPr>
-            <w:tcW w:w="2160" w:type="dxa"/>
-          </w:tcPr>
-          <w:p>
-            <w:r>
-              <w:rPr>
-                <w:sz w:val="20"/>
-              </w:rPr>
-              <w:t>category rules th</w:t>
-            </w:r>
-            <w:r>
-              <w:rPr>
-                <w:sz w:val="20"/>
-              </w:rPr>
-              <w:t>ủ</w:t>
-            </w:r>
-            <w:r>
-              <w:rPr>
-                <w:sz w:val="20"/>
-              </w:rPr>
-              <w:t xml:space="preserve"> công, l</w:t>
-            </w:r>
-            <w:r>
-              <w:rPr>
-                <w:sz w:val="20"/>
-              </w:rPr>
-              <w:t>ớ</w:t>
-            </w:r>
-            <w:r>
-              <w:rPr>
-                <w:sz w:val="20"/>
-              </w:rPr>
-              <w:t>p hi</w:t>
-            </w:r>
-            <w:r>
-              <w:rPr>
-                <w:sz w:val="20"/>
-              </w:rPr>
-              <w:t>ế</w:t>
-            </w:r>
-            <w:r>
-              <w:rPr>
-                <w:sz w:val="20"/>
-              </w:rPr>
-              <w:t>m y</w:t>
-            </w:r>
-            <w:r>
-              <w:rPr>
-                <w:sz w:val="20"/>
-              </w:rPr>
-              <w:t>ế</w:t>
-            </w:r>
-            <w:r>
-              <w:rPr>
-                <w:sz w:val="20"/>
-              </w:rPr>
-              <w:t>u</w:t>
-            </w:r>
-          </w:p>
-        </w:tc>
-      </w:tr>
-    </w:tbl>
-    <w:p/>
-    <w:p>
-      <w:r>
-        <w:t>Th</w:t>
-      </w:r>
-      <w:r>
-        <w:t>ả</w:t>
-      </w:r>
-      <w:r>
-        <w:t>o lu</w:t>
-      </w:r>
-      <w:r>
-        <w:t>ậ</w:t>
-      </w:r>
-      <w:r>
-        <w:t>n so sánh:</w:t>
-      </w:r>
-    </w:p>
-    <w:p>
-      <w:pPr>
-        <w:pStyle w:val="ListBullet"/>
-      </w:pPr>
-      <w:r>
-        <w:t>Dataset khác nhau th</w:t>
-      </w:r>
-      <w:r>
-        <w:t>ế</w:t>
-      </w:r>
-      <w:r>
-        <w:t xml:space="preserve"> nào? Tabular thu</w:t>
-      </w:r>
-      <w:r>
-        <w:t>ầ</w:t>
-      </w:r>
-      <w:r>
-        <w:t>n (App 1), tabular nhi</w:t>
-      </w:r>
-      <w:r>
-        <w:t>ề</w:t>
-      </w:r>
-      <w:r>
-        <w:t>u bi</w:t>
-      </w:r>
-      <w:r>
-        <w:t>ế</w:t>
-      </w:r>
-      <w:r>
-        <w:t>n + categorical v</w:t>
-      </w:r>
-      <w:r>
-        <w:t>ị</w:t>
-      </w:r>
-      <w:r>
-        <w:t xml:space="preserve"> trí (App 2), tabular + text phi c</w:t>
-      </w:r>
-      <w:r>
-        <w:t>ấ</w:t>
-      </w:r>
-      <w:r>
-        <w:t>u trúc (App 3) — ba m</w:t>
-      </w:r>
-      <w:r>
-        <w:t>ứ</w:t>
-      </w:r>
-      <w:r>
-        <w:t>c ph</w:t>
-      </w:r>
-      <w:r>
-        <w:t>ứ</w:t>
-      </w:r>
-      <w:r>
-        <w:t>c t</w:t>
-      </w:r>
-      <w:r>
-        <w:t>ạ</w:t>
-      </w:r>
-      <w:r>
-        <w:t>p r</w:t>
-      </w:r>
-      <w:r>
-        <w:t>epresentation tăng d</w:t>
-      </w:r>
-      <w:r>
-        <w:t>ầ</w:t>
-      </w:r>
-      <w:r>
-        <w:t>n.</w:t>
-      </w:r>
-    </w:p>
-    <w:p>
-      <w:pPr>
-        <w:pStyle w:val="ListBullet"/>
-      </w:pPr>
-      <w:r>
-        <w:t>Preprocessing chung: median/log cho skew, scale cho model kho</w:t>
-      </w:r>
-      <w:r>
-        <w:t>ả</w:t>
-      </w:r>
-      <w:r>
-        <w:t>ng cách, ch</w:t>
-      </w:r>
-      <w:r>
-        <w:t>ố</w:t>
-      </w:r>
-      <w:r>
-        <w:t>ng leakage b</w:t>
-      </w:r>
-      <w:r>
-        <w:t>ằ</w:t>
-      </w:r>
-      <w:r>
-        <w:t>ng fit-on-train. Riêng t</w:t>
-      </w:r>
-      <w:r>
-        <w:t>ừ</w:t>
-      </w:r>
-      <w:r>
-        <w:t>ng app: zero→NaN (y t</w:t>
-      </w:r>
-      <w:r>
-        <w:t>ế</w:t>
-      </w:r>
-      <w:r>
-        <w:t>), one-hot zipcode + log-target (giá nhà), tokenization + TF-IDF (text).</w:t>
-      </w:r>
-    </w:p>
-    <w:p>
-      <w:pPr>
-        <w:pStyle w:val="ListBullet"/>
-      </w:pPr>
-      <w:r>
-        <w:t>Target representation khá</w:t>
-      </w:r>
-      <w:r>
-        <w:t>c nhau vì b</w:t>
-      </w:r>
-      <w:r>
-        <w:t>ả</w:t>
-      </w:r>
-      <w:r>
-        <w:t>n ch</w:t>
-      </w:r>
-      <w:r>
-        <w:t>ấ</w:t>
-      </w:r>
-      <w:r>
-        <w:t>t quy</w:t>
-      </w:r>
-      <w:r>
-        <w:t>ế</w:t>
-      </w:r>
-      <w:r>
-        <w:t>t đ</w:t>
-      </w:r>
-      <w:r>
-        <w:t>ị</w:t>
-      </w:r>
-      <w:r>
-        <w:t>nh khác nhau: nhãn r</w:t>
-      </w:r>
-      <w:r>
-        <w:t>ờ</w:t>
-      </w:r>
-      <w:r>
-        <w:t>i r</w:t>
-      </w:r>
-      <w:r>
-        <w:t>ạ</w:t>
-      </w:r>
-      <w:r>
-        <w:t>c (ch</w:t>
-      </w:r>
-      <w:r>
-        <w:t>ẩ</w:t>
-      </w:r>
-      <w:r>
-        <w:t>n đoán) c</w:t>
-      </w:r>
-      <w:r>
-        <w:t>ầ</w:t>
-      </w:r>
-      <w:r>
-        <w:t>n Recall; giá liên t</w:t>
-      </w:r>
-      <w:r>
-        <w:t>ụ</w:t>
-      </w:r>
-      <w:r>
-        <w:t>c c</w:t>
-      </w:r>
-      <w:r>
-        <w:t>ầ</w:t>
-      </w:r>
-      <w:r>
-        <w:t>n sai s</w:t>
-      </w:r>
-      <w:r>
-        <w:t>ố</w:t>
-      </w:r>
-      <w:r>
-        <w:t xml:space="preserve"> ti</w:t>
-      </w:r>
-      <w:r>
-        <w:t>ề</w:t>
-      </w:r>
-      <w:r>
-        <w:t>n (MAE); 9 l</w:t>
-      </w:r>
-      <w:r>
-        <w:t>ớ</w:t>
-      </w:r>
-      <w:r>
-        <w:t>p m</w:t>
-      </w:r>
-      <w:r>
-        <w:t>ấ</w:t>
-      </w:r>
-      <w:r>
-        <w:t>t cân b</w:t>
-      </w:r>
-      <w:r>
-        <w:t>ằ</w:t>
-      </w:r>
-      <w:r>
-        <w:t>ng c</w:t>
-      </w:r>
-      <w:r>
-        <w:t>ầ</w:t>
-      </w:r>
-      <w:r>
-        <w:t>n macro-F1.</w:t>
-      </w:r>
-    </w:p>
-    <w:p>
-      <w:pPr>
-        <w:pStyle w:val="ListBullet"/>
-      </w:pPr>
-      <w:r>
-        <w:t>D</w:t>
-      </w:r>
-      <w:r>
-        <w:t>ễ</w:t>
-      </w:r>
-      <w:r>
-        <w:t xml:space="preserve"> deploy nh</w:t>
-      </w:r>
-      <w:r>
-        <w:t>ấ</w:t>
-      </w:r>
-      <w:r>
-        <w:t>t: App 1 (input ít, model nh</w:t>
-      </w:r>
-      <w:r>
-        <w:t>ẹ</w:t>
-      </w:r>
-      <w:r>
-        <w:t>). N</w:t>
-      </w:r>
-      <w:r>
-        <w:t>ặ</w:t>
-      </w:r>
-      <w:r>
-        <w:t>ng nh</w:t>
-      </w:r>
-      <w:r>
-        <w:t>ấ</w:t>
-      </w:r>
-      <w:r>
-        <w:t>t: App 3 (TF-IDF 4000D + text processing, model SVM line</w:t>
-      </w:r>
-      <w:r>
-        <w:t>ar trên sparse matrix).</w:t>
-      </w:r>
-    </w:p>
-    <w:p>
-      <w:pPr>
-        <w:pStyle w:val="ListBullet"/>
-      </w:pPr>
-      <w:r>
-        <w:t>Best model ≠ best-on-one-metric: App 1 ch</w:t>
-      </w:r>
-      <w:r>
-        <w:t>ọ</w:t>
-      </w:r>
-      <w:r>
-        <w:t>n RF dù KNN nh</w:t>
-      </w:r>
-      <w:r>
-        <w:t>ỉ</w:t>
-      </w:r>
-      <w:r>
-        <w:t>nh hơn 0.008 VAL-F1 vì lý do tri</w:t>
-      </w:r>
-      <w:r>
-        <w:t>ể</w:t>
-      </w:r>
-      <w:r>
-        <w:t>n khai (di</w:t>
-      </w:r>
-      <w:r>
-        <w:t>ễ</w:t>
-      </w:r>
-      <w:r>
-        <w:t>n gi</w:t>
-      </w:r>
-      <w:r>
-        <w:t>ả</w:t>
-      </w:r>
-      <w:r>
-        <w:t>i, t</w:t>
-      </w:r>
-      <w:r>
-        <w:t>ố</w:t>
-      </w:r>
-      <w:r>
-        <w:t>c đ</w:t>
-      </w:r>
-      <w:r>
-        <w:t>ộ</w:t>
-      </w:r>
-      <w:r>
-        <w:t xml:space="preserve">, </w:t>
-      </w:r>
-      <w:r>
-        <w:t>ổ</w:t>
-      </w:r>
-      <w:r>
-        <w:t>n đ</w:t>
-      </w:r>
-      <w:r>
-        <w:t>ị</w:t>
-      </w:r>
-      <w:r>
-        <w:t>nh).</w:t>
-      </w:r>
-    </w:p>
-    <w:p>
-      <w:pPr>
-        <w:pStyle w:val="Heading1"/>
-      </w:pPr>
-      <w:r>
-        <w:t>7. Deployment Architecture</w:t>
-      </w:r>
-    </w:p>
-    <w:p>
-      <w:r>
-        <w:t>C</w:t>
-      </w:r>
-      <w:r>
-        <w:t>ả</w:t>
-      </w:r>
-      <w:r>
-        <w:t xml:space="preserve"> ba h</w:t>
-      </w:r>
-      <w:r>
-        <w:t>ệ</w:t>
-      </w:r>
-      <w:r>
-        <w:t xml:space="preserve"> th</w:t>
-      </w:r>
-      <w:r>
-        <w:t>ố</w:t>
-      </w:r>
-      <w:r>
-        <w:t>ng dùng cùng m</w:t>
-      </w:r>
-      <w:r>
-        <w:t>ộ</w:t>
-      </w:r>
-      <w:r>
-        <w:t>t ki</w:t>
-      </w:r>
-      <w:r>
-        <w:t>ế</w:t>
-      </w:r>
-      <w:r>
-        <w:t>n trúc inference:</w:t>
-      </w:r>
-    </w:p>
-    <w:p>
-      <w:pPr>
-        <w:jc w:val="center"/>
-      </w:pPr>
-      <w:r>
-        <w:rPr>
-          <w:i/>
-        </w:rPr>
-        <w:t xml:space="preserve">User Input → Validation </w:t>
-      </w:r>
-      <w:r>
-        <w:rPr>
-          <w:i/>
-        </w:rPr>
-        <w:t>(Pydantic) → Same Preprocessing (t</w:t>
-      </w:r>
-      <w:r>
-        <w:rPr>
-          <w:i/>
-        </w:rPr>
-        <w:t>ừ</w:t>
-      </w:r>
-      <w:r>
-        <w:rPr>
-          <w:i/>
-        </w:rPr>
-        <w:t xml:space="preserve"> joblib) → Saved Model → JSON Response → Web/Mobile UI</w:t>
-      </w:r>
-    </w:p>
-    <w:p>
-      <w:pPr>
-        <w:pStyle w:val="ListBullet"/>
-      </w:pPr>
-      <w:r>
-        <w:t>API: FastAPI, endpoint POST /predict, validation Pydantic (gi</w:t>
-      </w:r>
-      <w:r>
-        <w:t>ớ</w:t>
-      </w:r>
-      <w:r>
-        <w:t>i h</w:t>
-      </w:r>
-      <w:r>
-        <w:t>ạ</w:t>
-      </w:r>
-      <w:r>
-        <w:t>n min/max t</w:t>
-      </w:r>
-      <w:r>
-        <w:t>ừ</w:t>
-      </w:r>
-      <w:r>
-        <w:t>ng trư</w:t>
-      </w:r>
-      <w:r>
-        <w:t>ờ</w:t>
-      </w:r>
-      <w:r>
-        <w:t>ng), CORS m</w:t>
-      </w:r>
-      <w:r>
-        <w:t>ở</w:t>
-      </w:r>
-      <w:r>
-        <w:t xml:space="preserve"> cho web/mobile client, /health health-check, /docs Swagger UI.</w:t>
-      </w:r>
-    </w:p>
-    <w:p>
-      <w:pPr>
-        <w:pStyle w:val="ListBullet"/>
-      </w:pPr>
-      <w:r>
-        <w:lastRenderedPageBreak/>
-        <w:t xml:space="preserve">Web: </w:t>
-      </w:r>
-      <w:r>
-        <w:t>Streamlit client KHÔNG ch</w:t>
-      </w:r>
-      <w:r>
-        <w:t>ứ</w:t>
-      </w:r>
-      <w:r>
-        <w:t>a model — g</w:t>
-      </w:r>
-      <w:r>
-        <w:t>ọ</w:t>
-      </w:r>
-      <w:r>
-        <w:t>i API qua HTTP, cùng m</w:t>
-      </w:r>
-      <w:r>
-        <w:t>ộ</w:t>
-      </w:r>
-      <w:r>
-        <w:t>t ngu</w:t>
-      </w:r>
-      <w:r>
-        <w:t>ồ</w:t>
-      </w:r>
-      <w:r>
-        <w:t>n s</w:t>
-      </w:r>
-      <w:r>
-        <w:t>ự</w:t>
-      </w:r>
-      <w:r>
-        <w:t xml:space="preserve"> th</w:t>
-      </w:r>
-      <w:r>
-        <w:t>ậ</w:t>
-      </w:r>
-      <w:r>
-        <w:t>t.</w:t>
-      </w:r>
-    </w:p>
-    <w:p>
-      <w:pPr>
-        <w:pStyle w:val="ListBullet"/>
-      </w:pPr>
-      <w:r>
-        <w:t>Mobile: HTML mobile-first (dark mode, viewport 390px) host ngay trong API Space t</w:t>
-      </w:r>
-      <w:r>
-        <w:t>ạ</w:t>
-      </w:r>
-      <w:r>
-        <w:t>i /mobile — mobile là client c</w:t>
-      </w:r>
-      <w:r>
-        <w:t>ủ</w:t>
-      </w:r>
-      <w:r>
-        <w:t>a REST API đúng ki</w:t>
-      </w:r>
-      <w:r>
-        <w:t>ế</w:t>
-      </w:r>
-      <w:r>
-        <w:t>n trúc: Mobile UI → REST API → Preprocessing →</w:t>
-      </w:r>
-      <w:r>
-        <w:t xml:space="preserve"> Saved Model → Prediction → Mobile UI.</w:t>
-      </w:r>
-    </w:p>
-    <w:p>
-      <w:pPr>
-        <w:pStyle w:val="ListBullet"/>
-      </w:pPr>
-      <w:r>
-        <w:t>Training ≠ Inference: model train trong notebook, lưu pipeline; deployed service ch</w:t>
-      </w:r>
-      <w:r>
-        <w:t>ỉ</w:t>
-      </w:r>
-      <w:r>
-        <w:t xml:space="preserve"> load + transform + predict. Không fit scaler/encoder/imputer trên d</w:t>
-      </w:r>
-      <w:r>
-        <w:t>ữ</w:t>
-      </w:r>
-      <w:r>
-        <w:t xml:space="preserve"> li</w:t>
-      </w:r>
-      <w:r>
-        <w:t>ệ</w:t>
-      </w:r>
-      <w:r>
-        <w:t>u user (đ</w:t>
-      </w:r>
-      <w:r>
-        <w:t>ề</w:t>
-      </w:r>
-      <w:r>
-        <w:t xml:space="preserve"> c</w:t>
-      </w:r>
-      <w:r>
-        <w:t>ả</w:t>
-      </w:r>
-      <w:r>
-        <w:t>nh báo data leakage).</w:t>
-      </w:r>
-    </w:p>
-    <w:p>
-      <w:pPr>
-        <w:jc w:val="center"/>
-      </w:pPr>
-      <w:r>
-        <w:rPr>
-          <w:noProof/>
-        </w:rPr>
         <w:drawing>
           <wp:inline distT="0" distB="0" distL="0" distR="0">
             <wp:extent cx="5580000" cy="3923438"/>
@@ -10241,7 +8940,7 @@
               <a:graphicData uri="http://schemas.openxmlformats.org/drawingml/2006/picture">
                 <pic:pic xmlns:pic="http://schemas.openxmlformats.org/drawingml/2006/picture">
                   <pic:nvPicPr>
-                    <pic:cNvPr id="0" name="api_swagger_diabetes.png"/>
+                    <pic:cNvPr id="0" name="web_customer_demo.png"/>
                     <pic:cNvPicPr/>
                   </pic:nvPicPr>
                   <pic:blipFill>
@@ -10275,49 +8974,42 @@
           <w:i/>
           <w:sz w:val="20"/>
         </w:rPr>
-        <w:t>Hình 7.1 — Swagger UI A</w:t>
+        <w:t>Hình 5.4 — Web app: d</w:t>
       </w:r>
       <w:r>
         <w:rPr>
           <w:i/>
           <w:sz w:val="20"/>
         </w:rPr>
-        <w:t>PI Diabetes: POST /predict, schema Pydantic hi</w:t>
+        <w:t>ự</w:t>
       </w:r>
       <w:r>
         <w:rPr>
           <w:i/>
           <w:sz w:val="20"/>
         </w:rPr>
-        <w:t>ệ</w:t>
+        <w:t xml:space="preserve"> đoán home_decor 96.2% + </w:t>
       </w:r>
       <w:r>
         <w:rPr>
           <w:i/>
           <w:sz w:val="20"/>
         </w:rPr>
-        <w:t>n đ</w:t>
+        <w:t>top-3 xác su</w:t>
       </w:r>
       <w:r>
         <w:rPr>
           <w:i/>
           <w:sz w:val="20"/>
         </w:rPr>
-        <w:t>ầ</w:t>
+        <w:t>ấ</w:t>
       </w:r>
       <w:r>
         <w:rPr>
           <w:i/>
           <w:sz w:val="20"/>
         </w:rPr>
-        <w:t>y đ</w:t>
-      </w:r>
-      <w:r>
-        <w:rPr>
-          <w:i/>
-          <w:sz w:val="20"/>
-        </w:rPr>
-        <w:t>ủ</w:t>
+        <w:t>t</w:t>
       </w:r>
     </w:p>
     <w:p>
@@ -10331,9 +9023,1642 @@
         <w:lastRenderedPageBreak/>
         <w:drawing>
           <wp:inline distT="0" distB="0" distL="0" distR="0">
+            <wp:extent cx="2880000" cy="6232615"/>
+            <wp:effectExtent l="0" t="0" r="0" b="0"/>
+            <wp:docPr id="17" name="Picture 17"/>
+            <wp:cNvGraphicFramePr>
+              <a:graphicFrameLocks xmlns:a="http://schemas.openxmlformats.org/drawingml/2006/main" noChangeAspect="1"/>
+            </wp:cNvGraphicFramePr>
+            <a:graphic xmlns:a="http://schemas.openxmlformats.org/drawingml/2006/main">
+              <a:graphicData uri="http://schemas.openxmlformats.org/drawingml/2006/picture">
+                <pic:pic xmlns:pic="http://schemas.openxmlformats.org/drawingml/2006/picture">
+                  <pic:nvPicPr>
+                    <pic:cNvPr id="0" name="mobile_customer_02_result.png"/>
+                    <pic:cNvPicPr/>
+                  </pic:nvPicPr>
+                  <pic:blipFill>
+                    <a:blip r:embed="rId22"/>
+                    <a:stretch>
+                      <a:fillRect/>
+                    </a:stretch>
+                  </pic:blipFill>
+                  <pic:spPr>
+                    <a:xfrm>
+                      <a:off x="0" y="0"/>
+                      <a:ext cx="2880000" cy="6232615"/>
+                    </a:xfrm>
+                    <a:prstGeom prst="rect">
+                      <a:avLst/>
+                    </a:prstGeom>
+                  </pic:spPr>
+                </pic:pic>
+              </a:graphicData>
+            </a:graphic>
+          </wp:inline>
+        </w:drawing>
+      </w:r>
+    </w:p>
+    <w:p>
+      <w:pPr>
+        <w:jc w:val="center"/>
+      </w:pPr>
+      <w:r>
+        <w:rPr>
+          <w:i/>
+          <w:sz w:val="20"/>
+        </w:rPr>
+        <w:t>Hình 5.5 — Mobile: interest home_decor, confidence 96.2%</w:t>
+      </w:r>
+    </w:p>
+    <w:p>
+      <w:r>
+        <w:br w:type="page"/>
+      </w:r>
+    </w:p>
+    <w:p>
+      <w:pPr>
+        <w:pStyle w:val="Heading1"/>
+      </w:pPr>
+      <w:r>
+        <w:lastRenderedPageBreak/>
+        <w:t>6. Comparison of the Three Intelligent Systems</w:t>
+      </w:r>
+    </w:p>
+    <w:tbl>
+      <w:tblPr>
+        <w:tblStyle w:val="TableGrid"/>
+        <w:tblW w:w="0" w:type="auto"/>
+        <w:jc w:val="center"/>
+        <w:tblLook w:val="04A0" w:firstRow="1" w:lastRow="0" w:firstColumn="1" w:lastColumn="0" w:noHBand="0" w:noVBand="1"/>
+      </w:tblPr>
+      <w:tblGrid>
+        <w:gridCol w:w="2160"/>
+        <w:gridCol w:w="2160"/>
+        <w:gridCol w:w="2160"/>
+        <w:gridCol w:w="2160"/>
+      </w:tblGrid>
+      <w:tr>
+        <w:trPr>
+          <w:jc w:val="center"/>
+        </w:trPr>
+        <w:tc>
+          <w:tcPr>
+            <w:tcW w:w="2160" w:type="dxa"/>
+          </w:tcPr>
+          <w:p>
+            <w:r>
+              <w:rPr>
+                <w:b/>
+                <w:sz w:val="20"/>
+              </w:rPr>
+              <w:t>Aspect</w:t>
+            </w:r>
+          </w:p>
+        </w:tc>
+        <w:tc>
+          <w:tcPr>
+            <w:tcW w:w="2160" w:type="dxa"/>
+          </w:tcPr>
+          <w:p>
+            <w:r>
+              <w:rPr>
+                <w:b/>
+                <w:sz w:val="20"/>
+              </w:rPr>
+              <w:t>Diabetes</w:t>
+            </w:r>
+          </w:p>
+        </w:tc>
+        <w:tc>
+          <w:tcPr>
+            <w:tcW w:w="2160" w:type="dxa"/>
+          </w:tcPr>
+          <w:p>
+            <w:r>
+              <w:rPr>
+                <w:b/>
+                <w:sz w:val="20"/>
+              </w:rPr>
+              <w:t>House Price</w:t>
+            </w:r>
+          </w:p>
+        </w:tc>
+        <w:tc>
+          <w:tcPr>
+            <w:tcW w:w="2160" w:type="dxa"/>
+          </w:tcPr>
+          <w:p>
+            <w:r>
+              <w:rPr>
+                <w:b/>
+                <w:sz w:val="20"/>
+              </w:rPr>
+              <w:t>Customer Behavior</w:t>
+            </w:r>
+          </w:p>
+        </w:tc>
+      </w:tr>
+      <w:tr>
+        <w:trPr>
+          <w:jc w:val="center"/>
+        </w:trPr>
+        <w:tc>
+          <w:tcPr>
+            <w:tcW w:w="2160" w:type="dxa"/>
+          </w:tcPr>
+          <w:p>
+            <w:r>
+              <w:rPr>
+                <w:sz w:val="20"/>
+              </w:rPr>
+              <w:t>Problem type</w:t>
+            </w:r>
+          </w:p>
+        </w:tc>
+        <w:tc>
+          <w:tcPr>
+            <w:tcW w:w="2160" w:type="dxa"/>
+          </w:tcPr>
+          <w:p>
+            <w:r>
+              <w:rPr>
+                <w:sz w:val="20"/>
+              </w:rPr>
+              <w:t>Binary classification</w:t>
+            </w:r>
+          </w:p>
+        </w:tc>
+        <w:tc>
+          <w:tcPr>
+            <w:tcW w:w="2160" w:type="dxa"/>
+          </w:tcPr>
+          <w:p>
+            <w:r>
+              <w:rPr>
+                <w:sz w:val="20"/>
+              </w:rPr>
+              <w:t>Regression</w:t>
+            </w:r>
+          </w:p>
+        </w:tc>
+        <w:tc>
+          <w:tcPr>
+            <w:tcW w:w="2160" w:type="dxa"/>
+          </w:tcPr>
+          <w:p>
+            <w:r>
+              <w:rPr>
+                <w:sz w:val="20"/>
+              </w:rPr>
+              <w:t>Multi-class classification (9)</w:t>
+            </w:r>
+          </w:p>
+        </w:tc>
+      </w:tr>
+      <w:tr>
+        <w:trPr>
+          <w:jc w:val="center"/>
+        </w:trPr>
+        <w:tc>
+          <w:tcPr>
+            <w:tcW w:w="2160" w:type="dxa"/>
+          </w:tcPr>
+          <w:p>
+            <w:r>
+              <w:rPr>
+                <w:sz w:val="20"/>
+              </w:rPr>
+              <w:t>Observation</w:t>
+            </w:r>
+          </w:p>
+        </w:tc>
+        <w:tc>
+          <w:tcPr>
+            <w:tcW w:w="2160" w:type="dxa"/>
+          </w:tcPr>
+          <w:p>
+            <w:r>
+              <w:rPr>
+                <w:sz w:val="20"/>
+              </w:rPr>
+              <w:t>1 b</w:t>
+            </w:r>
+            <w:r>
+              <w:rPr>
+                <w:sz w:val="20"/>
+              </w:rPr>
+              <w:t>ệ</w:t>
+            </w:r>
+            <w:r>
+              <w:rPr>
+                <w:sz w:val="20"/>
+              </w:rPr>
+              <w:t>nh nhân (ph</w:t>
+            </w:r>
+            <w:r>
+              <w:rPr>
+                <w:sz w:val="20"/>
+              </w:rPr>
+              <w:t>ụ</w:t>
+            </w:r>
+            <w:r>
+              <w:rPr>
+                <w:sz w:val="20"/>
+              </w:rPr>
+              <w:t xml:space="preserve"> n</w:t>
+            </w:r>
+            <w:r>
+              <w:rPr>
+                <w:sz w:val="20"/>
+              </w:rPr>
+              <w:t>ữ</w:t>
+            </w:r>
+            <w:r>
+              <w:rPr>
+                <w:sz w:val="20"/>
+              </w:rPr>
+              <w:t xml:space="preserve"> Pima)</w:t>
+            </w:r>
+          </w:p>
+        </w:tc>
+        <w:tc>
+          <w:tcPr>
+            <w:tcW w:w="2160" w:type="dxa"/>
+          </w:tcPr>
+          <w:p>
+            <w:r>
+              <w:rPr>
+                <w:sz w:val="20"/>
+              </w:rPr>
+              <w:t>1 giao d</w:t>
+            </w:r>
+            <w:r>
+              <w:rPr>
+                <w:sz w:val="20"/>
+              </w:rPr>
+              <w:t>ị</w:t>
+            </w:r>
+            <w:r>
+              <w:rPr>
+                <w:sz w:val="20"/>
+              </w:rPr>
+              <w:t>ch bán nhà</w:t>
+            </w:r>
+          </w:p>
+        </w:tc>
+        <w:tc>
+          <w:tcPr>
+            <w:tcW w:w="2160" w:type="dxa"/>
+          </w:tcPr>
+          <w:p>
+            <w:r>
+              <w:rPr>
+                <w:sz w:val="20"/>
+              </w:rPr>
+              <w:t>1 khách (g</w:t>
+            </w:r>
+            <w:r>
+              <w:rPr>
+                <w:sz w:val="20"/>
+              </w:rPr>
+              <w:t>ộ</w:t>
+            </w:r>
+            <w:r>
+              <w:rPr>
+                <w:sz w:val="20"/>
+              </w:rPr>
+              <w:t>p t</w:t>
+            </w:r>
+            <w:r>
+              <w:rPr>
+                <w:sz w:val="20"/>
+              </w:rPr>
+              <w:t>ừ</w:t>
+            </w:r>
+            <w:r>
+              <w:rPr>
+                <w:sz w:val="20"/>
+              </w:rPr>
+              <w:t xml:space="preserve"> giao d</w:t>
+            </w:r>
+            <w:r>
+              <w:rPr>
+                <w:sz w:val="20"/>
+              </w:rPr>
+              <w:t>ị</w:t>
+            </w:r>
+            <w:r>
+              <w:rPr>
+                <w:sz w:val="20"/>
+              </w:rPr>
+              <w:t>ch)</w:t>
+            </w:r>
+          </w:p>
+        </w:tc>
+      </w:tr>
+      <w:tr>
+        <w:trPr>
+          <w:jc w:val="center"/>
+        </w:trPr>
+        <w:tc>
+          <w:tcPr>
+            <w:tcW w:w="2160" w:type="dxa"/>
+          </w:tcPr>
+          <w:p>
+            <w:r>
+              <w:rPr>
+                <w:sz w:val="20"/>
+              </w:rPr>
+              <w:t>Target</w:t>
+            </w:r>
+          </w:p>
+        </w:tc>
+        <w:tc>
+          <w:tcPr>
+            <w:tcW w:w="2160" w:type="dxa"/>
+          </w:tcPr>
+          <w:p>
+            <w:r>
+              <w:rPr>
+                <w:sz w:val="20"/>
+              </w:rPr>
+              <w:t>Outcome {0,1}</w:t>
+            </w:r>
+          </w:p>
+        </w:tc>
+        <w:tc>
+          <w:tcPr>
+            <w:tcW w:w="2160" w:type="dxa"/>
+          </w:tcPr>
+          <w:p>
+            <w:r>
+              <w:rPr>
+                <w:sz w:val="20"/>
+              </w:rPr>
+              <w:t>price (USD, log)</w:t>
+            </w:r>
+          </w:p>
+        </w:tc>
+        <w:tc>
+          <w:tcPr>
+            <w:tcW w:w="2160" w:type="dxa"/>
+          </w:tcPr>
+          <w:p>
+            <w:r>
+              <w:rPr>
+                <w:sz w:val="20"/>
+              </w:rPr>
+              <w:t>interest (9 nhóm)</w:t>
+            </w:r>
+          </w:p>
+        </w:tc>
+      </w:tr>
+      <w:tr>
+        <w:trPr>
+          <w:jc w:val="center"/>
+        </w:trPr>
+        <w:tc>
+          <w:tcPr>
+            <w:tcW w:w="2160" w:type="dxa"/>
+          </w:tcPr>
+          <w:p>
+            <w:r>
+              <w:rPr>
+                <w:sz w:val="20"/>
+              </w:rPr>
+              <w:t>Input representation</w:t>
+            </w:r>
+          </w:p>
+        </w:tc>
+        <w:tc>
+          <w:tcPr>
+            <w:tcW w:w="2160" w:type="dxa"/>
+          </w:tcPr>
+          <w:p>
+            <w:r>
+              <w:rPr>
+                <w:sz w:val="20"/>
+              </w:rPr>
+              <w:t>8D imputed + scaled</w:t>
+            </w:r>
+          </w:p>
+        </w:tc>
+        <w:tc>
+          <w:tcPr>
+            <w:tcW w:w="2160" w:type="dxa"/>
+          </w:tcPr>
+          <w:p>
+            <w:r>
+              <w:rPr>
+                <w:sz w:val="20"/>
+              </w:rPr>
+              <w:t>17D scaled + 70D one-hot</w:t>
+            </w:r>
+          </w:p>
+        </w:tc>
+        <w:tc>
+          <w:tcPr>
+            <w:tcW w:w="2160" w:type="dxa"/>
+          </w:tcPr>
+          <w:p>
+            <w:r>
+              <w:rPr>
+                <w:sz w:val="20"/>
+              </w:rPr>
+              <w:t>5D RFM ⊕ 4000D TF-IDF</w:t>
+            </w:r>
+          </w:p>
+        </w:tc>
+      </w:tr>
+      <w:tr>
+        <w:trPr>
+          <w:jc w:val="center"/>
+        </w:trPr>
+        <w:tc>
+          <w:tcPr>
+            <w:tcW w:w="2160" w:type="dxa"/>
+          </w:tcPr>
+          <w:p>
+            <w:r>
+              <w:rPr>
+                <w:sz w:val="20"/>
+              </w:rPr>
+              <w:t>Model input</w:t>
+            </w:r>
+          </w:p>
+        </w:tc>
+        <w:tc>
+          <w:tcPr>
+            <w:tcW w:w="2160" w:type="dxa"/>
+          </w:tcPr>
+          <w:p>
+            <w:r>
+              <w:rPr>
+                <w:sz w:val="20"/>
+              </w:rPr>
+              <w:t xml:space="preserve">B × 8 </w:t>
+            </w:r>
+            <w:r>
+              <w:rPr>
+                <w:sz w:val="20"/>
+              </w:rPr>
+              <w:t>float64</w:t>
+            </w:r>
+          </w:p>
+        </w:tc>
+        <w:tc>
+          <w:tcPr>
+            <w:tcW w:w="2160" w:type="dxa"/>
+          </w:tcPr>
+          <w:p>
+            <w:r>
+              <w:rPr>
+                <w:sz w:val="20"/>
+              </w:rPr>
+              <w:t>B × 87 float64</w:t>
+            </w:r>
+          </w:p>
+        </w:tc>
+        <w:tc>
+          <w:tcPr>
+            <w:tcW w:w="2160" w:type="dxa"/>
+          </w:tcPr>
+          <w:p>
+            <w:r>
+              <w:rPr>
+                <w:sz w:val="20"/>
+              </w:rPr>
+              <w:t>sparse B × 4005</w:t>
+            </w:r>
+          </w:p>
+        </w:tc>
+      </w:tr>
+      <w:tr>
+        <w:trPr>
+          <w:jc w:val="center"/>
+        </w:trPr>
+        <w:tc>
+          <w:tcPr>
+            <w:tcW w:w="2160" w:type="dxa"/>
+          </w:tcPr>
+          <w:p>
+            <w:r>
+              <w:rPr>
+                <w:sz w:val="20"/>
+              </w:rPr>
+              <w:t>Data-quality issues</w:t>
+            </w:r>
+          </w:p>
+        </w:tc>
+        <w:tc>
+          <w:tcPr>
+            <w:tcW w:w="2160" w:type="dxa"/>
+          </w:tcPr>
+          <w:p>
+            <w:r>
+              <w:rPr>
+                <w:sz w:val="20"/>
+              </w:rPr>
+              <w:t>0-trá hình (Insulin 48.7%)</w:t>
+            </w:r>
+          </w:p>
+        </w:tc>
+        <w:tc>
+          <w:tcPr>
+            <w:tcW w:w="2160" w:type="dxa"/>
+          </w:tcPr>
+          <w:p>
+            <w:r>
+              <w:rPr>
+                <w:sz w:val="20"/>
+              </w:rPr>
+              <w:t>id trùng, bedrooms=33, skew giá</w:t>
+            </w:r>
+          </w:p>
+        </w:tc>
+        <w:tc>
+          <w:tcPr>
+            <w:tcW w:w="2160" w:type="dxa"/>
+          </w:tcPr>
+          <w:p>
+            <w:r>
+              <w:rPr>
+                <w:sz w:val="20"/>
+              </w:rPr>
+              <w:t>thi</w:t>
+            </w:r>
+            <w:r>
+              <w:rPr>
+                <w:sz w:val="20"/>
+              </w:rPr>
+              <w:t>ế</w:t>
+            </w:r>
+            <w:r>
+              <w:rPr>
+                <w:sz w:val="20"/>
+              </w:rPr>
+              <w:t>u CustomerID 38%, đơn h</w:t>
+            </w:r>
+            <w:r>
+              <w:rPr>
+                <w:sz w:val="20"/>
+              </w:rPr>
+              <w:t>ủ</w:t>
+            </w:r>
+            <w:r>
+              <w:rPr>
+                <w:sz w:val="20"/>
+              </w:rPr>
+              <w:t>y, trùng dòng</w:t>
+            </w:r>
+          </w:p>
+        </w:tc>
+      </w:tr>
+      <w:tr>
+        <w:trPr>
+          <w:jc w:val="center"/>
+        </w:trPr>
+        <w:tc>
+          <w:tcPr>
+            <w:tcW w:w="2160" w:type="dxa"/>
+          </w:tcPr>
+          <w:p>
+            <w:r>
+              <w:rPr>
+                <w:sz w:val="20"/>
+              </w:rPr>
+              <w:t>Best model</w:t>
+            </w:r>
+          </w:p>
+        </w:tc>
+        <w:tc>
+          <w:tcPr>
+            <w:tcW w:w="2160" w:type="dxa"/>
+          </w:tcPr>
+          <w:p>
+            <w:r>
+              <w:rPr>
+                <w:sz w:val="20"/>
+              </w:rPr>
+              <w:t>Random Forest</w:t>
+            </w:r>
+          </w:p>
+        </w:tc>
+        <w:tc>
+          <w:tcPr>
+            <w:tcW w:w="2160" w:type="dxa"/>
+          </w:tcPr>
+          <w:p>
+            <w:r>
+              <w:rPr>
+                <w:sz w:val="20"/>
+              </w:rPr>
+              <w:t>Gradient Boosting</w:t>
+            </w:r>
+          </w:p>
+        </w:tc>
+        <w:tc>
+          <w:tcPr>
+            <w:tcW w:w="2160" w:type="dxa"/>
+          </w:tcPr>
+          <w:p>
+            <w:r>
+              <w:rPr>
+                <w:sz w:val="20"/>
+              </w:rPr>
+              <w:t>Linear SVM (text)</w:t>
+            </w:r>
+          </w:p>
+        </w:tc>
+      </w:tr>
+      <w:tr>
+        <w:trPr>
+          <w:jc w:val="center"/>
+        </w:trPr>
+        <w:tc>
+          <w:tcPr>
+            <w:tcW w:w="2160" w:type="dxa"/>
+          </w:tcPr>
+          <w:p>
+            <w:r>
+              <w:rPr>
+                <w:sz w:val="20"/>
+              </w:rPr>
+              <w:t>Main metric</w:t>
+            </w:r>
+          </w:p>
+        </w:tc>
+        <w:tc>
+          <w:tcPr>
+            <w:tcW w:w="2160" w:type="dxa"/>
+          </w:tcPr>
+          <w:p>
+            <w:r>
+              <w:rPr>
+                <w:sz w:val="20"/>
+              </w:rPr>
+              <w:t>Recall / ROC-AUC</w:t>
+            </w:r>
+          </w:p>
+        </w:tc>
+        <w:tc>
+          <w:tcPr>
+            <w:tcW w:w="2160" w:type="dxa"/>
+          </w:tcPr>
+          <w:p>
+            <w:r>
+              <w:rPr>
+                <w:sz w:val="20"/>
+              </w:rPr>
+              <w:t>MAE</w:t>
+            </w:r>
+            <w:r>
+              <w:rPr>
+                <w:sz w:val="20"/>
+              </w:rPr>
+              <w:t xml:space="preserve"> / R²</w:t>
+            </w:r>
+          </w:p>
+        </w:tc>
+        <w:tc>
+          <w:tcPr>
+            <w:tcW w:w="2160" w:type="dxa"/>
+          </w:tcPr>
+          <w:p>
+            <w:r>
+              <w:rPr>
+                <w:sz w:val="20"/>
+              </w:rPr>
+              <w:t>Macro-F1</w:t>
+            </w:r>
+          </w:p>
+        </w:tc>
+      </w:tr>
+      <w:tr>
+        <w:trPr>
+          <w:jc w:val="center"/>
+        </w:trPr>
+        <w:tc>
+          <w:tcPr>
+            <w:tcW w:w="2160" w:type="dxa"/>
+          </w:tcPr>
+          <w:p>
+            <w:r>
+              <w:rPr>
+                <w:sz w:val="20"/>
+              </w:rPr>
+              <w:t>Web deployment</w:t>
+            </w:r>
+          </w:p>
+        </w:tc>
+        <w:tc>
+          <w:tcPr>
+            <w:tcW w:w="2160" w:type="dxa"/>
+          </w:tcPr>
+          <w:p>
+            <w:r>
+              <w:rPr>
+                <w:sz w:val="20"/>
+              </w:rPr>
+              <w:t>Streamlit + FastAPI</w:t>
+            </w:r>
+          </w:p>
+        </w:tc>
+        <w:tc>
+          <w:tcPr>
+            <w:tcW w:w="2160" w:type="dxa"/>
+          </w:tcPr>
+          <w:p>
+            <w:r>
+              <w:rPr>
+                <w:sz w:val="20"/>
+              </w:rPr>
+              <w:t>Streamlit + FastAPI</w:t>
+            </w:r>
+          </w:p>
+        </w:tc>
+        <w:tc>
+          <w:tcPr>
+            <w:tcW w:w="2160" w:type="dxa"/>
+          </w:tcPr>
+          <w:p>
+            <w:r>
+              <w:rPr>
+                <w:sz w:val="20"/>
+              </w:rPr>
+              <w:t>Streamlit + FastAPI</w:t>
+            </w:r>
+          </w:p>
+        </w:tc>
+      </w:tr>
+      <w:tr>
+        <w:trPr>
+          <w:jc w:val="center"/>
+        </w:trPr>
+        <w:tc>
+          <w:tcPr>
+            <w:tcW w:w="2160" w:type="dxa"/>
+          </w:tcPr>
+          <w:p>
+            <w:r>
+              <w:rPr>
+                <w:sz w:val="20"/>
+              </w:rPr>
+              <w:t>Mobile deployment</w:t>
+            </w:r>
+          </w:p>
+        </w:tc>
+        <w:tc>
+          <w:tcPr>
+            <w:tcW w:w="2160" w:type="dxa"/>
+          </w:tcPr>
+          <w:p>
+            <w:r>
+              <w:rPr>
+                <w:sz w:val="20"/>
+              </w:rPr>
+              <w:t>HTML mobile-first → API</w:t>
+            </w:r>
+          </w:p>
+        </w:tc>
+        <w:tc>
+          <w:tcPr>
+            <w:tcW w:w="2160" w:type="dxa"/>
+          </w:tcPr>
+          <w:p>
+            <w:r>
+              <w:rPr>
+                <w:sz w:val="20"/>
+              </w:rPr>
+              <w:t>HTML mobile-first → API</w:t>
+            </w:r>
+          </w:p>
+        </w:tc>
+        <w:tc>
+          <w:tcPr>
+            <w:tcW w:w="2160" w:type="dxa"/>
+          </w:tcPr>
+          <w:p>
+            <w:r>
+              <w:rPr>
+                <w:sz w:val="20"/>
+              </w:rPr>
+              <w:t>HTML mobile-first → API</w:t>
+            </w:r>
+          </w:p>
+        </w:tc>
+      </w:tr>
+      <w:tr>
+        <w:trPr>
+          <w:jc w:val="center"/>
+        </w:trPr>
+        <w:tc>
+          <w:tcPr>
+            <w:tcW w:w="2160" w:type="dxa"/>
+          </w:tcPr>
+          <w:p>
+            <w:r>
+              <w:rPr>
+                <w:sz w:val="20"/>
+              </w:rPr>
+              <w:t>Main limitation</w:t>
+            </w:r>
+          </w:p>
+        </w:tc>
+        <w:tc>
+          <w:tcPr>
+            <w:tcW w:w="2160" w:type="dxa"/>
+          </w:tcPr>
+          <w:p>
+            <w:r>
+              <w:rPr>
+                <w:sz w:val="20"/>
+              </w:rPr>
+              <w:t>nh</w:t>
+            </w:r>
+            <w:r>
+              <w:rPr>
+                <w:sz w:val="20"/>
+              </w:rPr>
+              <w:t>ỏ</w:t>
+            </w:r>
+            <w:r>
+              <w:rPr>
+                <w:sz w:val="20"/>
+              </w:rPr>
+              <w:t xml:space="preserve"> (768), Recall test 0.49</w:t>
+            </w:r>
+          </w:p>
+        </w:tc>
+        <w:tc>
+          <w:tcPr>
+            <w:tcW w:w="2160" w:type="dxa"/>
+          </w:tcPr>
+          <w:p>
+            <w:r>
+              <w:rPr>
+                <w:sz w:val="20"/>
+              </w:rPr>
+              <w:t xml:space="preserve">kém tin </w:t>
+            </w:r>
+            <w:r>
+              <w:rPr>
+                <w:sz w:val="20"/>
+              </w:rPr>
+              <w:t>ở</w:t>
+            </w:r>
+            <w:r>
+              <w:rPr>
+                <w:sz w:val="20"/>
+              </w:rPr>
+              <w:t xml:space="preserve"> nhà &gt;$2M</w:t>
+            </w:r>
+          </w:p>
+        </w:tc>
+        <w:tc>
+          <w:tcPr>
+            <w:tcW w:w="2160" w:type="dxa"/>
+          </w:tcPr>
+          <w:p>
+            <w:r>
+              <w:rPr>
+                <w:sz w:val="20"/>
+              </w:rPr>
+              <w:t>category r</w:t>
+            </w:r>
+            <w:r>
+              <w:rPr>
+                <w:sz w:val="20"/>
+              </w:rPr>
+              <w:t>ules th</w:t>
+            </w:r>
+            <w:r>
+              <w:rPr>
+                <w:sz w:val="20"/>
+              </w:rPr>
+              <w:t>ủ</w:t>
+            </w:r>
+            <w:r>
+              <w:rPr>
+                <w:sz w:val="20"/>
+              </w:rPr>
+              <w:t xml:space="preserve"> công, l</w:t>
+            </w:r>
+            <w:r>
+              <w:rPr>
+                <w:sz w:val="20"/>
+              </w:rPr>
+              <w:t>ớ</w:t>
+            </w:r>
+            <w:r>
+              <w:rPr>
+                <w:sz w:val="20"/>
+              </w:rPr>
+              <w:t>p hi</w:t>
+            </w:r>
+            <w:r>
+              <w:rPr>
+                <w:sz w:val="20"/>
+              </w:rPr>
+              <w:t>ế</w:t>
+            </w:r>
+            <w:r>
+              <w:rPr>
+                <w:sz w:val="20"/>
+              </w:rPr>
+              <w:t>m y</w:t>
+            </w:r>
+            <w:r>
+              <w:rPr>
+                <w:sz w:val="20"/>
+              </w:rPr>
+              <w:t>ế</w:t>
+            </w:r>
+            <w:r>
+              <w:rPr>
+                <w:sz w:val="20"/>
+              </w:rPr>
+              <w:t>u</w:t>
+            </w:r>
+          </w:p>
+        </w:tc>
+      </w:tr>
+    </w:tbl>
+    <w:p/>
+    <w:p>
+      <w:r>
+        <w:t>Th</w:t>
+      </w:r>
+      <w:r>
+        <w:t>ả</w:t>
+      </w:r>
+      <w:r>
+        <w:t>o lu</w:t>
+      </w:r>
+      <w:r>
+        <w:t>ậ</w:t>
+      </w:r>
+      <w:r>
+        <w:t>n so sánh:</w:t>
+      </w:r>
+    </w:p>
+    <w:p>
+      <w:pPr>
+        <w:pStyle w:val="ListBullet"/>
+      </w:pPr>
+      <w:r>
+        <w:t>Dataset khác nhau th</w:t>
+      </w:r>
+      <w:r>
+        <w:t>ế</w:t>
+      </w:r>
+      <w:r>
+        <w:t xml:space="preserve"> nào? Tabular thu</w:t>
+      </w:r>
+      <w:r>
+        <w:t>ầ</w:t>
+      </w:r>
+      <w:r>
+        <w:t>n (App 1), tabular nhi</w:t>
+      </w:r>
+      <w:r>
+        <w:t>ề</w:t>
+      </w:r>
+      <w:r>
+        <w:t>u bi</w:t>
+      </w:r>
+      <w:r>
+        <w:t>ế</w:t>
+      </w:r>
+      <w:r>
+        <w:t>n + categorical v</w:t>
+      </w:r>
+      <w:r>
+        <w:t>ị</w:t>
+      </w:r>
+      <w:r>
+        <w:t xml:space="preserve"> trí (App 2), tabular + text phi c</w:t>
+      </w:r>
+      <w:r>
+        <w:t>ấ</w:t>
+      </w:r>
+      <w:r>
+        <w:t>u trúc (App 3) — ba m</w:t>
+      </w:r>
+      <w:r>
+        <w:t>ứ</w:t>
+      </w:r>
+      <w:r>
+        <w:t>c ph</w:t>
+      </w:r>
+      <w:r>
+        <w:t>ứ</w:t>
+      </w:r>
+      <w:r>
+        <w:t>c t</w:t>
+      </w:r>
+      <w:r>
+        <w:t>ạ</w:t>
+      </w:r>
+      <w:r>
+        <w:t>p representation tăng d</w:t>
+      </w:r>
+      <w:r>
+        <w:t>ầ</w:t>
+      </w:r>
+      <w:r>
+        <w:t>n.</w:t>
+      </w:r>
+    </w:p>
+    <w:p>
+      <w:pPr>
+        <w:pStyle w:val="ListBullet"/>
+      </w:pPr>
+      <w:r>
+        <w:t>Preprocessing chung: median/l</w:t>
+      </w:r>
+      <w:r>
+        <w:t>og cho skew, scale cho model kho</w:t>
+      </w:r>
+      <w:r>
+        <w:t>ả</w:t>
+      </w:r>
+      <w:r>
+        <w:t>ng cách, ch</w:t>
+      </w:r>
+      <w:r>
+        <w:t>ố</w:t>
+      </w:r>
+      <w:r>
+        <w:t>ng leakage b</w:t>
+      </w:r>
+      <w:r>
+        <w:t>ằ</w:t>
+      </w:r>
+      <w:r>
+        <w:t>ng fit-on-train. Riêng t</w:t>
+      </w:r>
+      <w:r>
+        <w:t>ừ</w:t>
+      </w:r>
+      <w:r>
+        <w:t>ng app: zero→NaN (y t</w:t>
+      </w:r>
+      <w:r>
+        <w:t>ế</w:t>
+      </w:r>
+      <w:r>
+        <w:t>), one-hot zipcode + log-target (giá nhà), tokenization + TF-IDF (text).</w:t>
+      </w:r>
+    </w:p>
+    <w:p>
+      <w:pPr>
+        <w:pStyle w:val="ListBullet"/>
+      </w:pPr>
+      <w:r>
+        <w:t>Target representation khác nhau vì b</w:t>
+      </w:r>
+      <w:r>
+        <w:t>ả</w:t>
+      </w:r>
+      <w:r>
+        <w:t>n ch</w:t>
+      </w:r>
+      <w:r>
+        <w:t>ấ</w:t>
+      </w:r>
+      <w:r>
+        <w:t>t quy</w:t>
+      </w:r>
+      <w:r>
+        <w:t>ế</w:t>
+      </w:r>
+      <w:r>
+        <w:t>t đ</w:t>
+      </w:r>
+      <w:r>
+        <w:t>ị</w:t>
+      </w:r>
+      <w:r>
+        <w:t>nh khác nhau: nhãn r</w:t>
+      </w:r>
+      <w:r>
+        <w:t>ờ</w:t>
+      </w:r>
+      <w:r>
+        <w:t>i r</w:t>
+      </w:r>
+      <w:r>
+        <w:t>ạ</w:t>
+      </w:r>
+      <w:r>
+        <w:t>c</w:t>
+      </w:r>
+      <w:r>
+        <w:t xml:space="preserve"> (ch</w:t>
+      </w:r>
+      <w:r>
+        <w:t>ẩ</w:t>
+      </w:r>
+      <w:r>
+        <w:t>n đoán) c</w:t>
+      </w:r>
+      <w:r>
+        <w:t>ầ</w:t>
+      </w:r>
+      <w:r>
+        <w:t>n Recall; giá liên t</w:t>
+      </w:r>
+      <w:r>
+        <w:t>ụ</w:t>
+      </w:r>
+      <w:r>
+        <w:t>c c</w:t>
+      </w:r>
+      <w:r>
+        <w:t>ầ</w:t>
+      </w:r>
+      <w:r>
+        <w:t>n sai s</w:t>
+      </w:r>
+      <w:r>
+        <w:t>ố</w:t>
+      </w:r>
+      <w:r>
+        <w:t xml:space="preserve"> ti</w:t>
+      </w:r>
+      <w:r>
+        <w:t>ề</w:t>
+      </w:r>
+      <w:r>
+        <w:t>n (MAE); 9 l</w:t>
+      </w:r>
+      <w:r>
+        <w:t>ớ</w:t>
+      </w:r>
+      <w:r>
+        <w:t>p m</w:t>
+      </w:r>
+      <w:r>
+        <w:t>ấ</w:t>
+      </w:r>
+      <w:r>
+        <w:t>t cân b</w:t>
+      </w:r>
+      <w:r>
+        <w:t>ằ</w:t>
+      </w:r>
+      <w:r>
+        <w:t>ng c</w:t>
+      </w:r>
+      <w:r>
+        <w:t>ầ</w:t>
+      </w:r>
+      <w:r>
+        <w:t>n macro-F1.</w:t>
+      </w:r>
+    </w:p>
+    <w:p>
+      <w:pPr>
+        <w:pStyle w:val="ListBullet"/>
+      </w:pPr>
+      <w:r>
+        <w:t>D</w:t>
+      </w:r>
+      <w:r>
+        <w:t>ễ</w:t>
+      </w:r>
+      <w:r>
+        <w:t xml:space="preserve"> deploy nh</w:t>
+      </w:r>
+      <w:r>
+        <w:t>ấ</w:t>
+      </w:r>
+      <w:r>
+        <w:t>t: App 1 (input ít, model nh</w:t>
+      </w:r>
+      <w:r>
+        <w:t>ẹ</w:t>
+      </w:r>
+      <w:r>
+        <w:t>). N</w:t>
+      </w:r>
+      <w:r>
+        <w:t>ặ</w:t>
+      </w:r>
+      <w:r>
+        <w:t>ng nh</w:t>
+      </w:r>
+      <w:r>
+        <w:t>ấ</w:t>
+      </w:r>
+      <w:r>
+        <w:t>t: App 3 (TF-IDF 4000D + text processing, model SVM linear trên sparse matrix).</w:t>
+      </w:r>
+    </w:p>
+    <w:p>
+      <w:pPr>
+        <w:pStyle w:val="ListBullet"/>
+      </w:pPr>
+      <w:r>
+        <w:t xml:space="preserve">Best model ≠ </w:t>
+      </w:r>
+      <w:r>
+        <w:t>best-on-one-metric: App 1 ch</w:t>
+      </w:r>
+      <w:r>
+        <w:t>ọ</w:t>
+      </w:r>
+      <w:r>
+        <w:t>n RF dù KNN nh</w:t>
+      </w:r>
+      <w:r>
+        <w:t>ỉ</w:t>
+      </w:r>
+      <w:r>
+        <w:t>nh hơn 0.008 VAL-F1 vì lý do tri</w:t>
+      </w:r>
+      <w:r>
+        <w:t>ể</w:t>
+      </w:r>
+      <w:r>
+        <w:t>n khai (di</w:t>
+      </w:r>
+      <w:r>
+        <w:t>ễ</w:t>
+      </w:r>
+      <w:r>
+        <w:t>n gi</w:t>
+      </w:r>
+      <w:r>
+        <w:t>ả</w:t>
+      </w:r>
+      <w:r>
+        <w:t>i, t</w:t>
+      </w:r>
+      <w:r>
+        <w:t>ố</w:t>
+      </w:r>
+      <w:r>
+        <w:t>c đ</w:t>
+      </w:r>
+      <w:r>
+        <w:t>ộ</w:t>
+      </w:r>
+      <w:r>
+        <w:t xml:space="preserve">, </w:t>
+      </w:r>
+      <w:r>
+        <w:t>ổ</w:t>
+      </w:r>
+      <w:r>
+        <w:t>n đ</w:t>
+      </w:r>
+      <w:r>
+        <w:t>ị</w:t>
+      </w:r>
+      <w:r>
+        <w:t>nh).</w:t>
+      </w:r>
+    </w:p>
+    <w:p>
+      <w:pPr>
+        <w:pStyle w:val="Heading1"/>
+      </w:pPr>
+      <w:r>
+        <w:t>7. Deployment Architecture</w:t>
+      </w:r>
+    </w:p>
+    <w:p>
+      <w:r>
+        <w:t>C</w:t>
+      </w:r>
+      <w:r>
+        <w:t>ả</w:t>
+      </w:r>
+      <w:r>
+        <w:t xml:space="preserve"> ba h</w:t>
+      </w:r>
+      <w:r>
+        <w:t>ệ</w:t>
+      </w:r>
+      <w:r>
+        <w:t xml:space="preserve"> th</w:t>
+      </w:r>
+      <w:r>
+        <w:t>ố</w:t>
+      </w:r>
+      <w:r>
+        <w:t>ng dùng cùng m</w:t>
+      </w:r>
+      <w:r>
+        <w:t>ộ</w:t>
+      </w:r>
+      <w:r>
+        <w:t>t ki</w:t>
+      </w:r>
+      <w:r>
+        <w:t>ế</w:t>
+      </w:r>
+      <w:r>
+        <w:t>n trúc inference:</w:t>
+      </w:r>
+    </w:p>
+    <w:p>
+      <w:pPr>
+        <w:jc w:val="center"/>
+      </w:pPr>
+      <w:r>
+        <w:rPr>
+          <w:i/>
+        </w:rPr>
+        <w:t>User Input → Validation (Pydantic) → Same Preprocessing (t</w:t>
+      </w:r>
+      <w:r>
+        <w:rPr>
+          <w:i/>
+        </w:rPr>
+        <w:t>ừ</w:t>
+      </w:r>
+      <w:r>
+        <w:rPr>
+          <w:i/>
+        </w:rPr>
+        <w:t xml:space="preserve"> </w:t>
+      </w:r>
+      <w:r>
+        <w:rPr>
+          <w:i/>
+        </w:rPr>
+        <w:t>joblib) → Saved Model → JSON Response → Web/Mobile UI</w:t>
+      </w:r>
+    </w:p>
+    <w:p>
+      <w:pPr>
+        <w:pStyle w:val="ListBullet"/>
+      </w:pPr>
+      <w:r>
+        <w:t>API: FastAPI, endpoint POST /predict, validation Pydantic (gi</w:t>
+      </w:r>
+      <w:r>
+        <w:t>ớ</w:t>
+      </w:r>
+      <w:r>
+        <w:t>i h</w:t>
+      </w:r>
+      <w:r>
+        <w:t>ạ</w:t>
+      </w:r>
+      <w:r>
+        <w:t>n min/max t</w:t>
+      </w:r>
+      <w:r>
+        <w:t>ừ</w:t>
+      </w:r>
+      <w:r>
+        <w:t>ng trư</w:t>
+      </w:r>
+      <w:r>
+        <w:t>ờ</w:t>
+      </w:r>
+      <w:r>
+        <w:t>ng), CORS m</w:t>
+      </w:r>
+      <w:r>
+        <w:t>ở</w:t>
+      </w:r>
+      <w:r>
+        <w:t xml:space="preserve"> cho web/mobile client, /health health-check, /docs Swagger UI.</w:t>
+      </w:r>
+    </w:p>
+    <w:p>
+      <w:pPr>
+        <w:pStyle w:val="ListBullet"/>
+      </w:pPr>
+      <w:r>
+        <w:lastRenderedPageBreak/>
+        <w:t>Web: Streamlit client KHÔNG ch</w:t>
+      </w:r>
+      <w:r>
+        <w:t>ứ</w:t>
+      </w:r>
+      <w:r>
+        <w:t xml:space="preserve">a model — </w:t>
+      </w:r>
+      <w:r>
+        <w:t>g</w:t>
+      </w:r>
+      <w:r>
+        <w:t>ọ</w:t>
+      </w:r>
+      <w:r>
+        <w:t>i API qua HTTP, cùng m</w:t>
+      </w:r>
+      <w:r>
+        <w:t>ộ</w:t>
+      </w:r>
+      <w:r>
+        <w:t>t ngu</w:t>
+      </w:r>
+      <w:r>
+        <w:t>ồ</w:t>
+      </w:r>
+      <w:r>
+        <w:t>n s</w:t>
+      </w:r>
+      <w:r>
+        <w:t>ự</w:t>
+      </w:r>
+      <w:r>
+        <w:t xml:space="preserve"> th</w:t>
+      </w:r>
+      <w:r>
+        <w:t>ậ</w:t>
+      </w:r>
+      <w:r>
+        <w:t>t.</w:t>
+      </w:r>
+    </w:p>
+    <w:p>
+      <w:pPr>
+        <w:pStyle w:val="ListBullet"/>
+      </w:pPr>
+      <w:r>
+        <w:t>Mobile: HTML mobile-first (dark mode, viewport 390px) host ngay trong API Space t</w:t>
+      </w:r>
+      <w:r>
+        <w:t>ạ</w:t>
+      </w:r>
+      <w:r>
+        <w:t>i /mobile — mobile là client c</w:t>
+      </w:r>
+      <w:r>
+        <w:t>ủ</w:t>
+      </w:r>
+      <w:r>
+        <w:t>a REST API đúng ki</w:t>
+      </w:r>
+      <w:r>
+        <w:t>ế</w:t>
+      </w:r>
+      <w:r>
+        <w:t>n trúc: Mobile UI → REST API → Preprocessing → Saved Model → Prediction → Mobile U</w:t>
+      </w:r>
+      <w:r>
+        <w:t>I.</w:t>
+      </w:r>
+    </w:p>
+    <w:p>
+      <w:pPr>
+        <w:pStyle w:val="ListBullet"/>
+      </w:pPr>
+      <w:r>
+        <w:t>Training ≠ Inference: model train trong notebook, lưu pipeline; deployed service ch</w:t>
+      </w:r>
+      <w:r>
+        <w:t>ỉ</w:t>
+      </w:r>
+      <w:r>
+        <w:t xml:space="preserve"> load + transform + predict. Không fit scaler/encoder/imputer trên d</w:t>
+      </w:r>
+      <w:r>
+        <w:t>ữ</w:t>
+      </w:r>
+      <w:r>
+        <w:t xml:space="preserve"> li</w:t>
+      </w:r>
+      <w:r>
+        <w:t>ệ</w:t>
+      </w:r>
+      <w:r>
+        <w:t>u user (đ</w:t>
+      </w:r>
+      <w:r>
+        <w:t>ề</w:t>
+      </w:r>
+      <w:r>
+        <w:t xml:space="preserve"> c</w:t>
+      </w:r>
+      <w:r>
+        <w:t>ả</w:t>
+      </w:r>
+      <w:r>
+        <w:t>nh báo data leakage).</w:t>
+      </w:r>
+    </w:p>
+    <w:p>
+      <w:pPr>
+        <w:jc w:val="center"/>
+      </w:pPr>
+      <w:r>
+        <w:rPr>
+          <w:noProof/>
+        </w:rPr>
+        <w:drawing>
+          <wp:inline distT="0" distB="0" distL="0" distR="0">
+            <wp:extent cx="5580000" cy="3923438"/>
+            <wp:effectExtent l="0" t="0" r="0" b="0"/>
+            <wp:docPr id="18" name="Picture 18"/>
+            <wp:cNvGraphicFramePr>
+              <a:graphicFrameLocks xmlns:a="http://schemas.openxmlformats.org/drawingml/2006/main" noChangeAspect="1"/>
+            </wp:cNvGraphicFramePr>
+            <a:graphic xmlns:a="http://schemas.openxmlformats.org/drawingml/2006/main">
+              <a:graphicData uri="http://schemas.openxmlformats.org/drawingml/2006/picture">
+                <pic:pic xmlns:pic="http://schemas.openxmlformats.org/drawingml/2006/picture">
+                  <pic:nvPicPr>
+                    <pic:cNvPr id="0" name="api_swagger_diabetes.png"/>
+                    <pic:cNvPicPr/>
+                  </pic:nvPicPr>
+                  <pic:blipFill>
+                    <a:blip r:embed="rId23"/>
+                    <a:stretch>
+                      <a:fillRect/>
+                    </a:stretch>
+                  </pic:blipFill>
+                  <pic:spPr>
+                    <a:xfrm>
+                      <a:off x="0" y="0"/>
+                      <a:ext cx="5580000" cy="3923438"/>
+                    </a:xfrm>
+                    <a:prstGeom prst="rect">
+                      <a:avLst/>
+                    </a:prstGeom>
+                  </pic:spPr>
+                </pic:pic>
+              </a:graphicData>
+            </a:graphic>
+          </wp:inline>
+        </w:drawing>
+      </w:r>
+    </w:p>
+    <w:p>
+      <w:pPr>
+        <w:jc w:val="center"/>
+      </w:pPr>
+      <w:r>
+        <w:rPr>
+          <w:i/>
+          <w:sz w:val="20"/>
+        </w:rPr>
+        <w:t>Hình 7.1 — Swagger UI API Diabetes: POST /predict, schema P</w:t>
+      </w:r>
+      <w:r>
+        <w:rPr>
+          <w:i/>
+          <w:sz w:val="20"/>
+        </w:rPr>
+        <w:t>ydantic hi</w:t>
+      </w:r>
+      <w:r>
+        <w:rPr>
+          <w:i/>
+          <w:sz w:val="20"/>
+        </w:rPr>
+        <w:t>ệ</w:t>
+      </w:r>
+      <w:r>
+        <w:rPr>
+          <w:i/>
+          <w:sz w:val="20"/>
+        </w:rPr>
+        <w:t>n đ</w:t>
+      </w:r>
+      <w:r>
+        <w:rPr>
+          <w:i/>
+          <w:sz w:val="20"/>
+        </w:rPr>
+        <w:t>ầ</w:t>
+      </w:r>
+      <w:r>
+        <w:rPr>
+          <w:i/>
+          <w:sz w:val="20"/>
+        </w:rPr>
+        <w:t>y đ</w:t>
+      </w:r>
+      <w:r>
+        <w:rPr>
+          <w:i/>
+          <w:sz w:val="20"/>
+        </w:rPr>
+        <w:t>ủ</w:t>
+      </w:r>
+    </w:p>
+    <w:p>
+      <w:pPr>
+        <w:jc w:val="center"/>
+      </w:pPr>
+      <w:r>
+        <w:rPr>
+          <w:noProof/>
+        </w:rPr>
+        <w:lastRenderedPageBreak/>
+        <w:drawing>
+          <wp:inline distT="0" distB="0" distL="0" distR="0">
             <wp:extent cx="5580000" cy="3516897"/>
             <wp:effectExtent l="0" t="0" r="0" b="0"/>
-            <wp:docPr id="17" name="Picture 17"/>
+            <wp:docPr id="19" name="Picture 19"/>
             <wp:cNvGraphicFramePr>
               <a:graphicFrameLocks xmlns:a="http://schemas.openxmlformats.org/drawingml/2006/main" noChangeAspect="1"/>
             </wp:cNvGraphicFramePr>
@@ -10345,7 +10670,7 @@
                     <pic:cNvPicPr/>
                   </pic:nvPicPr>
                   <pic:blipFill>
-                    <a:blip r:embed="rId22"/>
+                    <a:blip r:embed="rId24"/>
                     <a:stretch>
                       <a:fillRect/>
                     </a:stretch>
@@ -10419,7 +10744,7 @@
           <wp:inline distT="0" distB="0" distL="0" distR="0">
             <wp:extent cx="2880000" cy="6232615"/>
             <wp:effectExtent l="0" t="0" r="0" b="0"/>
-            <wp:docPr id="18" name="Picture 18"/>
+            <wp:docPr id="20" name="Picture 20"/>
             <wp:cNvGraphicFramePr>
               <a:graphicFrameLocks xmlns:a="http://schemas.openxmlformats.org/drawingml/2006/main" noChangeAspect="1"/>
             </wp:cNvGraphicFramePr>
@@ -10431,7 +10756,7 @@
                     <pic:cNvPicPr/>
                   </pic:nvPicPr>
                   <pic:blipFill>
-                    <a:blip r:embed="rId23"/>
+                    <a:blip r:embed="rId25"/>
                     <a:stretch>
                       <a:fillRect/>
                     </a:stretch>
@@ -10519,7 +10844,7 @@
           <wp:inline distT="0" distB="0" distL="0" distR="0">
             <wp:extent cx="5580000" cy="3923438"/>
             <wp:effectExtent l="0" t="0" r="0" b="0"/>
-            <wp:docPr id="19" name="Picture 19"/>
+            <wp:docPr id="21" name="Picture 21"/>
             <wp:cNvGraphicFramePr>
               <a:graphicFrameLocks xmlns:a="http://schemas.openxmlformats.org/drawingml/2006/main" noChangeAspect="1"/>
             </wp:cNvGraphicFramePr>
@@ -10531,7 +10856,7 @@
                     <pic:cNvPicPr/>
                   </pic:nvPicPr>
                   <pic:blipFill>
-                    <a:blip r:embed="rId24"/>
+                    <a:blip r:embed="rId26"/>
                     <a:stretch>
                       <a:fillRect/>
                     </a:stretch>
@@ -10561,14 +10886,7 @@
           <w:i/>
           <w:sz w:val="20"/>
         </w:rPr>
-        <w:t>Hình 7.4 — Web app House Price trên Render</w:t>
-      </w:r>
-      <w:r>
-        <w:rPr>
-          <w:i/>
-          <w:sz w:val="20"/>
-        </w:rPr>
-        <w:t>: đ</w:t>
+        <w:t>Hình 7.4 — Web app House Price trên Render: đ</w:t>
       </w:r>
       <w:r>
         <w:rPr>
@@ -10598,7 +10916,7 @@
           <wp:inline distT="0" distB="0" distL="0" distR="0">
             <wp:extent cx="2880000" cy="6232615"/>
             <wp:effectExtent l="0" t="0" r="0" b="0"/>
-            <wp:docPr id="20" name="Picture 20"/>
+            <wp:docPr id="22" name="Picture 22"/>
             <wp:cNvGraphicFramePr>
               <a:graphicFrameLocks xmlns:a="http://schemas.openxmlformats.org/drawingml/2006/main" noChangeAspect="1"/>
             </wp:cNvGraphicFramePr>
@@ -10610,7 +10928,7 @@
                     <pic:cNvPicPr/>
                   </pic:nvPicPr>
                   <pic:blipFill>
-                    <a:blip r:embed="rId15"/>
+                    <a:blip r:embed="rId17"/>
                     <a:stretch>
                       <a:fillRect/>
                     </a:stretch>
@@ -10640,7 +10958,14 @@
           <w:i/>
           <w:sz w:val="20"/>
         </w:rPr>
-        <w:t>Hình 7.5 — Mobile House Price trên Render</w:t>
+        <w:t>H</w:t>
+      </w:r>
+      <w:r>
+        <w:rPr>
+          <w:i/>
+          <w:sz w:val="20"/>
+        </w:rPr>
+        <w:t>ình 7.5 — Mobile House Price trên Render</w:t>
       </w:r>
     </w:p>
     <w:p>
@@ -10656,7 +10981,7 @@
           <wp:inline distT="0" distB="0" distL="0" distR="0">
             <wp:extent cx="5580000" cy="3923438"/>
             <wp:effectExtent l="0" t="0" r="0" b="0"/>
-            <wp:docPr id="21" name="Picture 21"/>
+            <wp:docPr id="23" name="Picture 23"/>
             <wp:cNvGraphicFramePr>
               <a:graphicFrameLocks xmlns:a="http://schemas.openxmlformats.org/drawingml/2006/main" noChangeAspect="1"/>
             </wp:cNvGraphicFramePr>
@@ -10668,7 +10993,7 @@
                     <pic:cNvPicPr/>
                   </pic:nvPicPr>
                   <pic:blipFill>
-                    <a:blip r:embed="rId25"/>
+                    <a:blip r:embed="rId27"/>
                     <a:stretch>
                       <a:fillRect/>
                     </a:stretch>
@@ -10714,7 +11039,7 @@
           <wp:inline distT="0" distB="0" distL="0" distR="0">
             <wp:extent cx="2880000" cy="6232615"/>
             <wp:effectExtent l="0" t="0" r="0" b="0"/>
-            <wp:docPr id="22" name="Picture 22"/>
+            <wp:docPr id="24" name="Picture 24"/>
             <wp:cNvGraphicFramePr>
               <a:graphicFrameLocks xmlns:a="http://schemas.openxmlformats.org/drawingml/2006/main" noChangeAspect="1"/>
             </wp:cNvGraphicFramePr>
@@ -10726,7 +11051,7 @@
                     <pic:cNvPicPr/>
                   </pic:nvPicPr>
                   <pic:blipFill>
-                    <a:blip r:embed="rId20"/>
+                    <a:blip r:embed="rId22"/>
                     <a:stretch>
                       <a:fillRect/>
                     </a:stretch>
@@ -10800,13 +11125,7 @@
         <w:rPr>
           <w:b/>
         </w:rPr>
-        <w:t>y sau ~5</w:t>
-      </w:r>
-      <w:r>
-        <w:rPr>
-          <w:b/>
-        </w:rPr>
-        <w:t>0s n</w:t>
+        <w:t>y sau ~50s n</w:t>
       </w:r>
       <w:r>
         <w:rPr>
@@ -10915,7 +11234,14 @@
                 <w:b/>
                 <w:sz w:val="20"/>
               </w:rPr>
-              <w:t>API (Swagger)</w:t>
+              <w:t>API (Swagg</w:t>
+            </w:r>
+            <w:r>
+              <w:rPr>
+                <w:b/>
+                <w:sz w:val="20"/>
+              </w:rPr>
+              <w:t>er)</w:t>
             </w:r>
           </w:p>
         </w:tc>
@@ -11108,10 +11434,7 @@
         <w:t>ờ</w:t>
       </w:r>
       <w:r>
-        <w:t>i lăm câu chung (</w:t>
-      </w:r>
-      <w:r>
-        <w:t>tr</w:t>
+        <w:t>i lăm câu chung (tr</w:t>
       </w:r>
       <w:r>
         <w:t>ả</w:t>
@@ -11155,7 +11478,13 @@
         <w:rPr>
           <w:b/>
         </w:rPr>
-        <w:t>t observation là gì?</w:t>
+        <w:t>t observ</w:t>
+      </w:r>
+      <w:r>
+        <w:rPr>
+          <w:b/>
+        </w:rPr>
+        <w:t>ation là gì?</w:t>
       </w:r>
     </w:p>
     <w:p>
@@ -11241,18 +11570,15 @@
         <w:rPr>
           <w:b/>
         </w:rPr>
-        <w:t>3. Final</w:t>
-      </w:r>
-      <w:r>
-        <w:rPr>
-          <w:b/>
-        </w:rPr>
-        <w:t xml:space="preserve"> numerical representation?</w:t>
+        <w:t>3. Final numerical representation?</w:t>
       </w:r>
     </w:p>
     <w:p>
       <w:r>
-        <w:t>A1: X∈R^(768×8) scaled. A2: X∈R^(21536×87). A3: sparse B×4005 = RFM⊕TF-IDF.</w:t>
+        <w:t xml:space="preserve">A1: </w:t>
+      </w:r>
+      <w:r>
+        <w:t>X∈R^(768×8) scaled. A2: X∈R^(21536×87). A3: sparse B×4005 = RFM⊕TF-IDF.</w:t>
       </w:r>
     </w:p>
     <w:p>
@@ -11357,13 +11683,7 @@
         <w:rPr>
           <w:b/>
         </w:rPr>
-        <w:t>5. Feature</w:t>
-      </w:r>
-      <w:r>
-        <w:rPr>
-          <w:b/>
-        </w:rPr>
-        <w:t xml:space="preserve"> nào c</w:t>
+        <w:t>5. Feature nào c</w:t>
       </w:r>
       <w:r>
         <w:rPr>
@@ -11380,7 +11700,10 @@
     </w:p>
     <w:p>
       <w:r>
-        <w:t>A1: không (toàn numeric). A2: zipcode → one-hot. A3: text → token IDs → TF-IDF.</w:t>
+        <w:t>A1: không (toà</w:t>
+      </w:r>
+      <w:r>
+        <w:t>n numeric). A2: zipcode → one-hot. A3: text → token IDs → TF-IDF.</w:t>
       </w:r>
     </w:p>
     <w:p>
@@ -11448,10 +11771,7 @@
         <w:t>ế</w:t>
       </w:r>
       <w:r>
-        <w:t xml:space="preserve"> missing (0 =</w:t>
-      </w:r>
-      <w:r>
-        <w:t xml:space="preserve"> không đo vs th</w:t>
+        <w:t xml:space="preserve"> missing (0 = không đo vs th</w:t>
       </w:r>
       <w:r>
         <w:t>ậ</w:t>
@@ -11628,7 +11948,13 @@
         <w:rPr>
           <w:b/>
         </w:rPr>
-        <w:t>9. Preprocessing nào có th</w:t>
+        <w:t>9. P</w:t>
+      </w:r>
+      <w:r>
+        <w:rPr>
+          <w:b/>
+        </w:rPr>
+        <w:t>reprocessing nào có th</w:t>
       </w:r>
       <w:r>
         <w:rPr>
@@ -11681,10 +12007,7 @@
         <w:t>ọ</w:t>
       </w:r>
       <w:r>
-        <w:t>n model trên val,</w:t>
-      </w:r>
-      <w:r>
-        <w:t xml:space="preserve"> test ch</w:t>
+        <w:t>n model trên val, test ch</w:t>
       </w:r>
       <w:r>
         <w:t>ỉ</w:t>
@@ -11704,7 +12027,13 @@
         <w:rPr>
           <w:b/>
         </w:rPr>
-        <w:t>10. Model nào t</w:t>
+        <w:t>10. Model</w:t>
+      </w:r>
+      <w:r>
+        <w:rPr>
+          <w:b/>
+        </w:rPr>
+        <w:t xml:space="preserve"> nào t</w:t>
       </w:r>
       <w:r>
         <w:rPr>
@@ -11797,13 +12126,7 @@
         <w:rPr>
           <w:b/>
         </w:rPr>
-        <w:t>12. Metric q</w:t>
-      </w:r>
-      <w:r>
-        <w:rPr>
-          <w:b/>
-        </w:rPr>
-        <w:t>uan tr</w:t>
+        <w:t>12. Metric quan tr</w:t>
       </w:r>
       <w:r>
         <w:rPr>
@@ -11838,7 +12161,10 @@
         <w:t>ỏ</w:t>
       </w:r>
       <w:r>
-        <w:t xml:space="preserve"> sót ngư</w:t>
+        <w:t xml:space="preserve"> </w:t>
+      </w:r>
+      <w:r>
+        <w:t>sót ngư</w:t>
       </w:r>
       <w:r>
         <w:t>ờ</w:t>
@@ -11949,13 +12275,7 @@
         <w:rPr>
           <w:b/>
         </w:rPr>
-        <w:t>14. Web dùng persisted</w:t>
-      </w:r>
-      <w:r>
-        <w:rPr>
-          <w:b/>
-        </w:rPr>
-        <w:t xml:space="preserve"> model th</w:t>
+        <w:t>14. Web dùng persisted model th</w:t>
       </w:r>
       <w:r>
         <w:rPr>
@@ -11978,7 +12298,10 @@
         <w:t>ứ</w:t>
       </w:r>
       <w:r>
-        <w:t>a model — g</w:t>
+        <w:t xml:space="preserve">a </w:t>
+      </w:r>
+      <w:r>
+        <w:t>model — g</w:t>
       </w:r>
       <w:r>
         <w:t>ọ</w:t>
@@ -12057,10 +12380,7 @@
         <w:t>ị</w:t>
       </w:r>
       <w:r>
-        <w:t xml:space="preserve"> </w:t>
-      </w:r>
-      <w:r>
-        <w:t>kèm di</w:t>
+        <w:t xml:space="preserve"> kèm di</w:t>
       </w:r>
       <w:r>
         <w:t>ễ</w:t>
@@ -12080,7 +12400,10 @@
         <w:pStyle w:val="Heading2"/>
       </w:pPr>
       <w:r>
-        <w:t>8.2 Sáu câu riêng e-commerce</w:t>
+        <w:t>8.2 Sáu câu riên</w:t>
+      </w:r>
+      <w:r>
+        <w:t>g e-commerce</w:t>
       </w:r>
     </w:p>
     <w:p>
@@ -12208,10 +12531,7 @@
         <w:t>ộ</w:t>
       </w:r>
       <w:r>
-        <w:t>p Description theo khách thành basket_text → tokens → token</w:t>
-      </w:r>
-      <w:r>
-        <w:t xml:space="preserve"> IDs → tr</w:t>
+        <w:t>p Description theo khách thành basket_text → tokens → token IDs → tr</w:t>
       </w:r>
       <w:r>
         <w:t>ọ</w:t>
@@ -12223,7 +12543,10 @@
         <w:t>ố</w:t>
       </w:r>
       <w:r>
-        <w:t xml:space="preserve"> TF-IDF → vector thưa 4000 chi</w:t>
+        <w:t xml:space="preserve"> TF-IDF → vector</w:t>
+      </w:r>
+      <w:r>
+        <w:t xml:space="preserve"> thưa 4000 chi</w:t>
       </w:r>
       <w:r>
         <w:t>ề</w:t>
@@ -12339,16 +12662,16 @@
         <w:t>ố</w:t>
       </w:r>
       <w:r>
-        <w:t xml:space="preserve"> TF-IDF</w:t>
-      </w:r>
-      <w:r>
-        <w:t xml:space="preserve"> cao nghĩa là khách mua lo</w:t>
+        <w:t xml:space="preserve"> TF-IDF cao nghĩa là khách mua lo</w:t>
       </w:r>
       <w:r>
         <w:t>ạ</w:t>
       </w:r>
       <w:r>
-        <w:t>i hàng đó nhi</w:t>
+        <w:t>i hà</w:t>
+      </w:r>
+      <w:r>
+        <w:t>ng đó nhi</w:t>
       </w:r>
       <w:r>
         <w:t>ề</w:t>
@@ -12430,49 +12753,49 @@
         <w:rPr>
           <w:b/>
         </w:rPr>
-        <w:t>6. T</w:t>
+        <w:t>6. Text có c</w:t>
       </w:r>
       <w:r>
         <w:rPr>
           <w:b/>
         </w:rPr>
-        <w:t>ext có c</w:t>
+        <w:t>ả</w:t>
       </w:r>
       <w:r>
         <w:rPr>
           <w:b/>
         </w:rPr>
-        <w:t>ả</w:t>
+        <w:t>i thi</w:t>
       </w:r>
       <w:r>
         <w:rPr>
           <w:b/>
         </w:rPr>
-        <w:t>i thi</w:t>
+        <w:t>ệ</w:t>
       </w:r>
       <w:r>
         <w:rPr>
           <w:b/>
         </w:rPr>
-        <w:t>ệ</w:t>
+        <w:t>n so v</w:t>
       </w:r>
       <w:r>
         <w:rPr>
           <w:b/>
         </w:rPr>
-        <w:t>n so v</w:t>
+        <w:t>ớ</w:t>
       </w:r>
       <w:r>
         <w:rPr>
           <w:b/>
         </w:rPr>
-        <w:t>ớ</w:t>
+        <w:t>i tabular</w:t>
       </w:r>
       <w:r>
         <w:rPr>
           <w:b/>
         </w:rPr>
-        <w:t>i tabular không?</w:t>
+        <w:t xml:space="preserve"> không?</w:t>
       </w:r>
     </w:p>
     <w:p>
@@ -12646,13 +12969,13 @@
               <w:rPr>
                 <w:sz w:val="20"/>
               </w:rPr>
-              <w:t>scikit-learn 1.9.0, pandas 2.</w:t>
-            </w:r>
-            <w:r>
-              <w:rPr>
-                <w:sz w:val="20"/>
-              </w:rPr>
-              <w:t>x, numpy 1.26+, fastapi 0.141, streamlit, sentence-transformers 6.0 (ch</w:t>
+              <w:t xml:space="preserve">scikit-learn 1.9.0, pandas 2.x, numpy 1.26+, fastapi 0.141, </w:t>
+            </w:r>
+            <w:r>
+              <w:rPr>
+                <w:sz w:val="20"/>
+              </w:rPr>
+              <w:t>streamlit, sentence-transformers 6.0 (ch</w:t>
             </w:r>
             <w:r>
               <w:rPr>
@@ -12853,13 +13176,7 @@
               <w:rPr>
                 <w:sz w:val="20"/>
               </w:rPr>
-              <w:t xml:space="preserve">i local trong </w:t>
-            </w:r>
-            <w:r>
-              <w:rPr>
-                <w:sz w:val="20"/>
-              </w:rPr>
-              <w:t>&lt;app&gt;/data/ — ch</w:t>
+              <w:t>i local trong &lt;app&gt;/data/ — ch</w:t>
             </w:r>
             <w:r>
               <w:rPr>
@@ -12871,7 +13188,13 @@
               <w:rPr>
                 <w:sz w:val="20"/>
               </w:rPr>
-              <w:t>y offline, kèm ngu</w:t>
+              <w:t xml:space="preserve">y offline, kèm </w:t>
+            </w:r>
+            <w:r>
+              <w:rPr>
+                <w:sz w:val="20"/>
+              </w:rPr>
+              <w:t>ngu</w:t>
             </w:r>
             <w:r>
               <w:rPr>
@@ -13048,13 +13371,13 @@
               <w:rPr>
                 <w:sz w:val="20"/>
               </w:rPr>
-              <w:t xml:space="preserve">n trong </w:t>
-            </w:r>
-            <w:r>
-              <w:rPr>
-                <w:sz w:val="20"/>
-              </w:rPr>
-              <w:t>&lt;app&gt;/api, &lt;app&gt;/web, &lt;app&gt;/mobile; deploy script deploy/deploy-all.py</w:t>
+              <w:t>n trong &lt;app&gt;/api, &lt;app&gt;/web, &lt;app&gt;/mobi</w:t>
+            </w:r>
+            <w:r>
+              <w:rPr>
+                <w:sz w:val="20"/>
+              </w:rPr>
+              <w:t>le; deploy script deploy/deploy-all.py</w:t>
             </w:r>
           </w:p>
         </w:tc>
@@ -13122,10 +13445,7 @@
         <w:t>ấ</w:t>
       </w:r>
       <w:r>
-        <w:t xml:space="preserve">t quán, trong </w:t>
-      </w:r>
-      <w:r>
-        <w:t>đó representation là m</w:t>
+        <w:t>t quán, trong đó representation là m</w:t>
       </w:r>
       <w:r>
         <w:t>ắ</w:t>
@@ -13137,7 +13457,10 @@
         <w:t>ố</w:t>
       </w:r>
       <w:r>
-        <w:t>i d</w:t>
+        <w:t>i</w:t>
+      </w:r>
+      <w:r>
+        <w:t xml:space="preserve"> d</w:t>
       </w:r>
       <w:r>
         <w:t>ữ</w:t>
@@ -13279,10 +13602,7 @@
         <w:t>ọ</w:t>
       </w:r>
       <w:r>
-        <w:t>ng</w:t>
-      </w:r>
-      <w:r>
-        <w:t xml:space="preserve"> nh</w:t>
+        <w:t>ng nh</w:t>
       </w:r>
       <w:r>
         <w:t>ấ</w:t>
@@ -13374,10 +13694,7 @@
         <w:t>ể</w:t>
       </w:r>
       <w:r>
-        <w:t>n kh</w:t>
-      </w:r>
-      <w:r>
-        <w:t>ai, không theo accuracy đơn thu</w:t>
+        <w:t>n khai, không theo accuracy đơn thu</w:t>
       </w:r>
       <w:r>
         <w:t>ầ</w:t>
@@ -13502,10 +13819,10 @@
         <w:t>ẩ</w:t>
       </w:r>
       <w:r>
-        <w:t>m thay keyword r</w:t>
-      </w:r>
-      <w:r>
-        <w:t>ules; (2) neural embedding (MiniLM/TF-IDF hybrid) làm feature chính; (3) thu thêm d</w:t>
+        <w:t>m thay keyword rules; (2) neural embedding (Mini</w:t>
+      </w:r>
+      <w:r>
+        <w:t>LM/TF-IDF hybrid) làm feature chính; (3) thu thêm d</w:t>
       </w:r>
       <w:r>
         <w:t>ữ</w:t>
@@ -25451,7 +25768,7 @@
 </file>
 
 <file path=customXml/itemProps1.xml><?xml version="1.0" encoding="utf-8"?>
-<ds:datastoreItem xmlns:ds="http://schemas.openxmlformats.org/officeDocument/2006/customXml" ds:itemID="{AEB8C771-C2A9-40F5-8AC0-66D063AF07D8}">
+<ds:datastoreItem xmlns:ds="http://schemas.openxmlformats.org/officeDocument/2006/customXml" ds:itemID="{A0BAC01F-EC27-4123-B478-86BEE14E59C6}">
   <ds:schemaRefs>
     <ds:schemaRef ds:uri="http://schemas.openxmlformats.org/officeDocument/2006/bibliography"/>
   </ds:schemaRefs>
